--- a/TranscriptAnalysis/results_youtube/correlation_conventional/zUyj7Xn9-sk/zUyj7Xn9-sk_correlation_topics_n0_p15_m6.docx
+++ b/TranscriptAnalysis/results_youtube/correlation_conventional/zUyj7Xn9-sk/zUyj7Xn9-sk_correlation_topics_n0_p15_m6.docx
@@ -35,7 +35,12 @@
     </w:p>
     <w:p>
       <w:r>
-        <w:t>Comments correlated to ≥ 60: 1 (6.2%)</w:t>
+        <w:t>Comments with correlated=True: 1 (6.2%)</w:t>
+      </w:r>
+    </w:p>
+    <w:p>
+      <w:r>
+        <w:t>Comments with score &gt;= 60: 1 (6.2%)</w:t>
       </w:r>
     </w:p>
     <w:p>
@@ -43,5247 +48,14 @@
         <w:t>Total candidate pairs checked: 16</w:t>
       </w:r>
     </w:p>
-    <w:p/>
     <w:p>
       <w:r>
-        <w:t>Most/Least correlated topics (by average score across correlated comments):</w:t>
-      </w:r>
-    </w:p>
-    <w:p>
-      <w:r>
-        <w:t xml:space="preserve">  Top 3:</w:t>
-      </w:r>
-    </w:p>
-    <w:p>
-      <w:r>
-        <w:t xml:space="preserve">    • Topic T1: RLC Circuit with Op-Amp — avg 80.00, contributions 1</w:t>
-      </w:r>
-    </w:p>
-    <w:p>
-      <w:r>
-        <w:t xml:space="preserve">  Bottom 3:</w:t>
-      </w:r>
-    </w:p>
-    <w:p>
-      <w:r>
-        <w:t xml:space="preserve">    • Topic T1: RLC Circuit with Op-Amp — avg 80.00, contributions 1</w:t>
-      </w:r>
-    </w:p>
-    <w:p>
-      <w:r>
-        <w:t>Correlated comment coverage (all comments):</w:t>
-      </w:r>
-    </w:p>
-    <w:p>
-      <w:r>
-        <w:t>- matched 1 topic(s), max score 80.0000: The 16 ohm is the Xc (capacitor impedance at 1 Mhz). Please review the video at 1:36</w:t>
-      </w:r>
-    </w:p>
-    <w:p>
-      <w:r>
-        <w:t xml:space="preserve">  Source: https://www.youtube.com/watch?v=zUyj7Xn9-sk</w:t>
-      </w:r>
-    </w:p>
-    <w:p>
-      <w:r>
-        <w:t xml:space="preserve">  Top correlated topics:</w:t>
-      </w:r>
-    </w:p>
-    <w:tbl>
-      <w:tblPr>
-        <w:tblW w:type="auto" w:w="0"/>
-        <w:tblLayout w:type="autofit"/>
-        <w:tblLook w:firstColumn="1" w:firstRow="1" w:lastColumn="0" w:lastRow="0" w:noHBand="0" w:noVBand="1" w:val="04A0"/>
-      </w:tblPr>
-      <w:tblGrid>
-        <w:gridCol w:w="2880"/>
-        <w:gridCol w:w="2880"/>
-        <w:gridCol w:w="2880"/>
-      </w:tblGrid>
-      <w:tr>
-        <w:tc>
-          <w:tcPr>
-            <w:tcW w:type="dxa" w:w="2880"/>
-          </w:tcPr>
-          <w:p>
-            <w:r>
-              <w:drawing>
-                <wp:inline xmlns:a="http://schemas.openxmlformats.org/drawingml/2006/main" xmlns:pic="http://schemas.openxmlformats.org/drawingml/2006/picture">
-                  <wp:extent cx="1097280" cy="617220"/>
-                  <wp:docPr id="1" name="Picture 1"/>
-                  <wp:cNvGraphicFramePr>
-                    <a:graphicFrameLocks noChangeAspect="1"/>
-                  </wp:cNvGraphicFramePr>
-                  <a:graphic>
-                    <a:graphicData uri="http://schemas.openxmlformats.org/drawingml/2006/picture">
-                      <pic:pic>
-                        <pic:nvPicPr>
-                          <pic:cNvPr id="0" name="frame_0000.jpg"/>
-                          <pic:cNvPicPr/>
-                        </pic:nvPicPr>
-                        <pic:blipFill>
-                          <a:blip r:embed="rId9"/>
-                          <a:stretch>
-                            <a:fillRect/>
-                          </a:stretch>
-                        </pic:blipFill>
-                        <pic:spPr>
-                          <a:xfrm>
-                            <a:off x="0" y="0"/>
-                            <a:ext cx="1097280" cy="617220"/>
-                          </a:xfrm>
-                          <a:prstGeom prst="rect"/>
-                        </pic:spPr>
-                      </pic:pic>
-                    </a:graphicData>
-                  </a:graphic>
-                </wp:inline>
-              </w:drawing>
-            </w:r>
-          </w:p>
-        </w:tc>
-        <w:tc>
-          <w:tcPr>
-            <w:tcW w:type="dxa" w:w="2880"/>
-          </w:tcPr>
-          <w:p>
-            <w:r>
-              <w:drawing>
-                <wp:inline xmlns:a="http://schemas.openxmlformats.org/drawingml/2006/main" xmlns:pic="http://schemas.openxmlformats.org/drawingml/2006/picture">
-                  <wp:extent cx="1097280" cy="617220"/>
-                  <wp:docPr id="2" name="Picture 2"/>
-                  <wp:cNvGraphicFramePr>
-                    <a:graphicFrameLocks noChangeAspect="1"/>
-                  </wp:cNvGraphicFramePr>
-                  <a:graphic>
-                    <a:graphicData uri="http://schemas.openxmlformats.org/drawingml/2006/picture">
-                      <pic:pic>
-                        <pic:nvPicPr>
-                          <pic:cNvPr id="0" name="frame_0068.jpg"/>
-                          <pic:cNvPicPr/>
-                        </pic:nvPicPr>
-                        <pic:blipFill>
-                          <a:blip r:embed="rId10"/>
-                          <a:stretch>
-                            <a:fillRect/>
-                          </a:stretch>
-                        </pic:blipFill>
-                        <pic:spPr>
-                          <a:xfrm>
-                            <a:off x="0" y="0"/>
-                            <a:ext cx="1097280" cy="617220"/>
-                          </a:xfrm>
-                          <a:prstGeom prst="rect"/>
-                        </pic:spPr>
-                      </pic:pic>
-                    </a:graphicData>
-                  </a:graphic>
-                </wp:inline>
-              </w:drawing>
-            </w:r>
-          </w:p>
-        </w:tc>
-        <w:tc>
-          <w:tcPr>
-            <w:tcW w:type="dxa" w:w="2880"/>
-          </w:tcPr>
-          <w:p>
-            <w:r>
-              <w:drawing>
-                <wp:inline xmlns:a="http://schemas.openxmlformats.org/drawingml/2006/main" xmlns:pic="http://schemas.openxmlformats.org/drawingml/2006/picture">
-                  <wp:extent cx="1097280" cy="617220"/>
-                  <wp:docPr id="3" name="Picture 3"/>
-                  <wp:cNvGraphicFramePr>
-                    <a:graphicFrameLocks noChangeAspect="1"/>
-                  </wp:cNvGraphicFramePr>
-                  <a:graphic>
-                    <a:graphicData uri="http://schemas.openxmlformats.org/drawingml/2006/picture">
-                      <pic:pic>
-                        <pic:nvPicPr>
-                          <pic:cNvPr id="0" name="frame_0137.jpg"/>
-                          <pic:cNvPicPr/>
-                        </pic:nvPicPr>
-                        <pic:blipFill>
-                          <a:blip r:embed="rId11"/>
-                          <a:stretch>
-                            <a:fillRect/>
-                          </a:stretch>
-                        </pic:blipFill>
-                        <pic:spPr>
-                          <a:xfrm>
-                            <a:off x="0" y="0"/>
-                            <a:ext cx="1097280" cy="617220"/>
-                          </a:xfrm>
-                          <a:prstGeom prst="rect"/>
-                        </pic:spPr>
-                      </pic:pic>
-                    </a:graphicData>
-                  </a:graphic>
-                </wp:inline>
-              </w:drawing>
-            </w:r>
-          </w:p>
-        </w:tc>
-      </w:tr>
-    </w:tbl>
-    <w:p>
-      <w:r>
-        <w:t>Topic T1: RLC Circuit with Op-Amp — score 80.0000</w:t>
-      </w:r>
-    </w:p>
-    <w:p>
-      <w:r>
-        <w:t xml:space="preserve">    Description: The speaker introduces a RLC circuit with an op-amp and discusses determining system voltage gain at a frequency of 1 MHz, disregarding phase change effects.</w:t>
-      </w:r>
-    </w:p>
-    <w:p>
-      <w:r>
-        <w:t xml:space="preserve">    Reason: The comment specifically mentions the frequency of interest (1 MHz) and references a video timestamp where RLC circuit analysis is discussed, which aligns with the topic's description on determining system voltage gain at that frequency.</w:t>
-      </w:r>
-    </w:p>
-    <w:p>
-      <w:r>
-        <w:t xml:space="preserve">  Least correlated topics:</w:t>
-      </w:r>
-    </w:p>
-    <w:tbl>
-      <w:tblPr>
-        <w:tblW w:type="auto" w:w="0"/>
-        <w:tblLayout w:type="autofit"/>
-        <w:tblLook w:firstColumn="1" w:firstRow="1" w:lastColumn="0" w:lastRow="0" w:noHBand="0" w:noVBand="1" w:val="04A0"/>
-      </w:tblPr>
-      <w:tblGrid>
-        <w:gridCol w:w="2880"/>
-        <w:gridCol w:w="2880"/>
-        <w:gridCol w:w="2880"/>
-      </w:tblGrid>
-      <w:tr>
-        <w:tc>
-          <w:tcPr>
-            <w:tcW w:type="dxa" w:w="2880"/>
-          </w:tcPr>
-          <w:p>
-            <w:r>
-              <w:drawing>
-                <wp:inline xmlns:a="http://schemas.openxmlformats.org/drawingml/2006/main" xmlns:pic="http://schemas.openxmlformats.org/drawingml/2006/picture">
-                  <wp:extent cx="1097280" cy="617220"/>
-                  <wp:docPr id="4" name="Picture 4"/>
-                  <wp:cNvGraphicFramePr>
-                    <a:graphicFrameLocks noChangeAspect="1"/>
-                  </wp:cNvGraphicFramePr>
-                  <a:graphic>
-                    <a:graphicData uri="http://schemas.openxmlformats.org/drawingml/2006/picture">
-                      <pic:pic>
-                        <pic:nvPicPr>
-                          <pic:cNvPr id="0" name="frame_0000.jpg"/>
-                          <pic:cNvPicPr/>
-                        </pic:nvPicPr>
-                        <pic:blipFill>
-                          <a:blip r:embed="rId9"/>
-                          <a:stretch>
-                            <a:fillRect/>
-                          </a:stretch>
-                        </pic:blipFill>
-                        <pic:spPr>
-                          <a:xfrm>
-                            <a:off x="0" y="0"/>
-                            <a:ext cx="1097280" cy="617220"/>
-                          </a:xfrm>
-                          <a:prstGeom prst="rect"/>
-                        </pic:spPr>
-                      </pic:pic>
-                    </a:graphicData>
-                  </a:graphic>
-                </wp:inline>
-              </w:drawing>
-            </w:r>
-          </w:p>
-        </w:tc>
-        <w:tc>
-          <w:tcPr>
-            <w:tcW w:type="dxa" w:w="2880"/>
-          </w:tcPr>
-          <w:p>
-            <w:r>
-              <w:drawing>
-                <wp:inline xmlns:a="http://schemas.openxmlformats.org/drawingml/2006/main" xmlns:pic="http://schemas.openxmlformats.org/drawingml/2006/picture">
-                  <wp:extent cx="1097280" cy="617220"/>
-                  <wp:docPr id="5" name="Picture 5"/>
-                  <wp:cNvGraphicFramePr>
-                    <a:graphicFrameLocks noChangeAspect="1"/>
-                  </wp:cNvGraphicFramePr>
-                  <a:graphic>
-                    <a:graphicData uri="http://schemas.openxmlformats.org/drawingml/2006/picture">
-                      <pic:pic>
-                        <pic:nvPicPr>
-                          <pic:cNvPr id="0" name="frame_0068.jpg"/>
-                          <pic:cNvPicPr/>
-                        </pic:nvPicPr>
-                        <pic:blipFill>
-                          <a:blip r:embed="rId10"/>
-                          <a:stretch>
-                            <a:fillRect/>
-                          </a:stretch>
-                        </pic:blipFill>
-                        <pic:spPr>
-                          <a:xfrm>
-                            <a:off x="0" y="0"/>
-                            <a:ext cx="1097280" cy="617220"/>
-                          </a:xfrm>
-                          <a:prstGeom prst="rect"/>
-                        </pic:spPr>
-                      </pic:pic>
-                    </a:graphicData>
-                  </a:graphic>
-                </wp:inline>
-              </w:drawing>
-            </w:r>
-          </w:p>
-        </w:tc>
-        <w:tc>
-          <w:tcPr>
-            <w:tcW w:type="dxa" w:w="2880"/>
-          </w:tcPr>
-          <w:p>
-            <w:r>
-              <w:drawing>
-                <wp:inline xmlns:a="http://schemas.openxmlformats.org/drawingml/2006/main" xmlns:pic="http://schemas.openxmlformats.org/drawingml/2006/picture">
-                  <wp:extent cx="1097280" cy="617220"/>
-                  <wp:docPr id="6" name="Picture 6"/>
-                  <wp:cNvGraphicFramePr>
-                    <a:graphicFrameLocks noChangeAspect="1"/>
-                  </wp:cNvGraphicFramePr>
-                  <a:graphic>
-                    <a:graphicData uri="http://schemas.openxmlformats.org/drawingml/2006/picture">
-                      <pic:pic>
-                        <pic:nvPicPr>
-                          <pic:cNvPr id="0" name="frame_0137.jpg"/>
-                          <pic:cNvPicPr/>
-                        </pic:nvPicPr>
-                        <pic:blipFill>
-                          <a:blip r:embed="rId11"/>
-                          <a:stretch>
-                            <a:fillRect/>
-                          </a:stretch>
-                        </pic:blipFill>
-                        <pic:spPr>
-                          <a:xfrm>
-                            <a:off x="0" y="0"/>
-                            <a:ext cx="1097280" cy="617220"/>
-                          </a:xfrm>
-                          <a:prstGeom prst="rect"/>
-                        </pic:spPr>
-                      </pic:pic>
-                    </a:graphicData>
-                  </a:graphic>
-                </wp:inline>
-              </w:drawing>
-            </w:r>
-          </w:p>
-        </w:tc>
-      </w:tr>
-    </w:tbl>
-    <w:p>
-      <w:r>
-        <w:t>Topic T1: RLC Circuit with Op-Amp — score 80.0000</w:t>
-      </w:r>
-    </w:p>
-    <w:p>
-      <w:r>
-        <w:t xml:space="preserve">    Description: The speaker introduces a RLC circuit with an op-amp and discusses determining system voltage gain at a frequency of 1 MHz, disregarding phase change effects.</w:t>
-      </w:r>
-    </w:p>
-    <w:p>
-      <w:r>
-        <w:t xml:space="preserve">    Reason: The comment specifically mentions the frequency of interest (1 MHz) and references a video timestamp where RLC circuit analysis is discussed, which aligns with the topic's description on determining system voltage gain at that frequency.</w:t>
-      </w:r>
-    </w:p>
-    <w:p>
-      <w:r>
-        <w:t>- matched 0 topic(s), max score 0.0000: 😅😅😅well information good show you 😅</w:t>
-      </w:r>
-    </w:p>
-    <w:p>
-      <w:r>
-        <w:t xml:space="preserve">  Source: https://www.youtube.com/watch?v=zUyj7Xn9-sk</w:t>
-      </w:r>
-    </w:p>
-    <w:p>
-      <w:r>
-        <w:t xml:space="preserve">  Top correlated topics:</w:t>
-      </w:r>
-    </w:p>
-    <w:tbl>
-      <w:tblPr>
-        <w:tblW w:type="auto" w:w="0"/>
-        <w:tblLayout w:type="autofit"/>
-        <w:tblLook w:firstColumn="1" w:firstRow="1" w:lastColumn="0" w:lastRow="0" w:noHBand="0" w:noVBand="1" w:val="04A0"/>
-      </w:tblPr>
-      <w:tblGrid>
-        <w:gridCol w:w="2880"/>
-        <w:gridCol w:w="2880"/>
-        <w:gridCol w:w="2880"/>
-      </w:tblGrid>
-      <w:tr>
-        <w:tc>
-          <w:tcPr>
-            <w:tcW w:type="dxa" w:w="2880"/>
-          </w:tcPr>
-          <w:p>
-            <w:r>
-              <w:drawing>
-                <wp:inline xmlns:a="http://schemas.openxmlformats.org/drawingml/2006/main" xmlns:pic="http://schemas.openxmlformats.org/drawingml/2006/picture">
-                  <wp:extent cx="1097280" cy="617220"/>
-                  <wp:docPr id="7" name="Picture 7"/>
-                  <wp:cNvGraphicFramePr>
-                    <a:graphicFrameLocks noChangeAspect="1"/>
-                  </wp:cNvGraphicFramePr>
-                  <a:graphic>
-                    <a:graphicData uri="http://schemas.openxmlformats.org/drawingml/2006/picture">
-                      <pic:pic>
-                        <pic:nvPicPr>
-                          <pic:cNvPr id="0" name="frame_0000.jpg"/>
-                          <pic:cNvPicPr/>
-                        </pic:nvPicPr>
-                        <pic:blipFill>
-                          <a:blip r:embed="rId9"/>
-                          <a:stretch>
-                            <a:fillRect/>
-                          </a:stretch>
-                        </pic:blipFill>
-                        <pic:spPr>
-                          <a:xfrm>
-                            <a:off x="0" y="0"/>
-                            <a:ext cx="1097280" cy="617220"/>
-                          </a:xfrm>
-                          <a:prstGeom prst="rect"/>
-                        </pic:spPr>
-                      </pic:pic>
-                    </a:graphicData>
-                  </a:graphic>
-                </wp:inline>
-              </w:drawing>
-            </w:r>
-          </w:p>
-        </w:tc>
-        <w:tc>
-          <w:tcPr>
-            <w:tcW w:type="dxa" w:w="2880"/>
-          </w:tcPr>
-          <w:p>
-            <w:r>
-              <w:drawing>
-                <wp:inline xmlns:a="http://schemas.openxmlformats.org/drawingml/2006/main" xmlns:pic="http://schemas.openxmlformats.org/drawingml/2006/picture">
-                  <wp:extent cx="1097280" cy="617220"/>
-                  <wp:docPr id="8" name="Picture 8"/>
-                  <wp:cNvGraphicFramePr>
-                    <a:graphicFrameLocks noChangeAspect="1"/>
-                  </wp:cNvGraphicFramePr>
-                  <a:graphic>
-                    <a:graphicData uri="http://schemas.openxmlformats.org/drawingml/2006/picture">
-                      <pic:pic>
-                        <pic:nvPicPr>
-                          <pic:cNvPr id="0" name="frame_0068.jpg"/>
-                          <pic:cNvPicPr/>
-                        </pic:nvPicPr>
-                        <pic:blipFill>
-                          <a:blip r:embed="rId10"/>
-                          <a:stretch>
-                            <a:fillRect/>
-                          </a:stretch>
-                        </pic:blipFill>
-                        <pic:spPr>
-                          <a:xfrm>
-                            <a:off x="0" y="0"/>
-                            <a:ext cx="1097280" cy="617220"/>
-                          </a:xfrm>
-                          <a:prstGeom prst="rect"/>
-                        </pic:spPr>
-                      </pic:pic>
-                    </a:graphicData>
-                  </a:graphic>
-                </wp:inline>
-              </w:drawing>
-            </w:r>
-          </w:p>
-        </w:tc>
-        <w:tc>
-          <w:tcPr>
-            <w:tcW w:type="dxa" w:w="2880"/>
-          </w:tcPr>
-          <w:p>
-            <w:r>
-              <w:drawing>
-                <wp:inline xmlns:a="http://schemas.openxmlformats.org/drawingml/2006/main" xmlns:pic="http://schemas.openxmlformats.org/drawingml/2006/picture">
-                  <wp:extent cx="1097280" cy="617220"/>
-                  <wp:docPr id="9" name="Picture 9"/>
-                  <wp:cNvGraphicFramePr>
-                    <a:graphicFrameLocks noChangeAspect="1"/>
-                  </wp:cNvGraphicFramePr>
-                  <a:graphic>
-                    <a:graphicData uri="http://schemas.openxmlformats.org/drawingml/2006/picture">
-                      <pic:pic>
-                        <pic:nvPicPr>
-                          <pic:cNvPr id="0" name="frame_0137.jpg"/>
-                          <pic:cNvPicPr/>
-                        </pic:nvPicPr>
-                        <pic:blipFill>
-                          <a:blip r:embed="rId11"/>
-                          <a:stretch>
-                            <a:fillRect/>
-                          </a:stretch>
-                        </pic:blipFill>
-                        <pic:spPr>
-                          <a:xfrm>
-                            <a:off x="0" y="0"/>
-                            <a:ext cx="1097280" cy="617220"/>
-                          </a:xfrm>
-                          <a:prstGeom prst="rect"/>
-                        </pic:spPr>
-                      </pic:pic>
-                    </a:graphicData>
-                  </a:graphic>
-                </wp:inline>
-              </w:drawing>
-            </w:r>
-          </w:p>
-        </w:tc>
-      </w:tr>
-    </w:tbl>
-    <w:p>
-      <w:r>
-        <w:t>Topic T1: RLC Circuit with Op-Amp — score 0.0000</w:t>
-      </w:r>
-    </w:p>
-    <w:p>
-      <w:r>
-        <w:t xml:space="preserve">    Description: The speaker introduces a RLC circuit with an op-amp and discusses determining system voltage gain at a frequency of 1 MHz, disregarding phase change effects.</w:t>
-      </w:r>
-    </w:p>
-    <w:p>
-      <w:r>
-        <w:t xml:space="preserve">    Reason: The comment does not discuss any specific details about the topic, such as RLC circuit with op-amp or determining system voltage gain. It only contains generic praise and emojis.</w:t>
-      </w:r>
-    </w:p>
-    <w:p>
-      <w:r>
-        <w:t xml:space="preserve">  Least correlated topics:</w:t>
-      </w:r>
-    </w:p>
-    <w:tbl>
-      <w:tblPr>
-        <w:tblW w:type="auto" w:w="0"/>
-        <w:tblLayout w:type="autofit"/>
-        <w:tblLook w:firstColumn="1" w:firstRow="1" w:lastColumn="0" w:lastRow="0" w:noHBand="0" w:noVBand="1" w:val="04A0"/>
-      </w:tblPr>
-      <w:tblGrid>
-        <w:gridCol w:w="2880"/>
-        <w:gridCol w:w="2880"/>
-        <w:gridCol w:w="2880"/>
-      </w:tblGrid>
-      <w:tr>
-        <w:tc>
-          <w:tcPr>
-            <w:tcW w:type="dxa" w:w="2880"/>
-          </w:tcPr>
-          <w:p>
-            <w:r>
-              <w:drawing>
-                <wp:inline xmlns:a="http://schemas.openxmlformats.org/drawingml/2006/main" xmlns:pic="http://schemas.openxmlformats.org/drawingml/2006/picture">
-                  <wp:extent cx="1097280" cy="617220"/>
-                  <wp:docPr id="10" name="Picture 10"/>
-                  <wp:cNvGraphicFramePr>
-                    <a:graphicFrameLocks noChangeAspect="1"/>
-                  </wp:cNvGraphicFramePr>
-                  <a:graphic>
-                    <a:graphicData uri="http://schemas.openxmlformats.org/drawingml/2006/picture">
-                      <pic:pic>
-                        <pic:nvPicPr>
-                          <pic:cNvPr id="0" name="frame_0000.jpg"/>
-                          <pic:cNvPicPr/>
-                        </pic:nvPicPr>
-                        <pic:blipFill>
-                          <a:blip r:embed="rId9"/>
-                          <a:stretch>
-                            <a:fillRect/>
-                          </a:stretch>
-                        </pic:blipFill>
-                        <pic:spPr>
-                          <a:xfrm>
-                            <a:off x="0" y="0"/>
-                            <a:ext cx="1097280" cy="617220"/>
-                          </a:xfrm>
-                          <a:prstGeom prst="rect"/>
-                        </pic:spPr>
-                      </pic:pic>
-                    </a:graphicData>
-                  </a:graphic>
-                </wp:inline>
-              </w:drawing>
-            </w:r>
-          </w:p>
-        </w:tc>
-        <w:tc>
-          <w:tcPr>
-            <w:tcW w:type="dxa" w:w="2880"/>
-          </w:tcPr>
-          <w:p>
-            <w:r>
-              <w:drawing>
-                <wp:inline xmlns:a="http://schemas.openxmlformats.org/drawingml/2006/main" xmlns:pic="http://schemas.openxmlformats.org/drawingml/2006/picture">
-                  <wp:extent cx="1097280" cy="617220"/>
-                  <wp:docPr id="11" name="Picture 11"/>
-                  <wp:cNvGraphicFramePr>
-                    <a:graphicFrameLocks noChangeAspect="1"/>
-                  </wp:cNvGraphicFramePr>
-                  <a:graphic>
-                    <a:graphicData uri="http://schemas.openxmlformats.org/drawingml/2006/picture">
-                      <pic:pic>
-                        <pic:nvPicPr>
-                          <pic:cNvPr id="0" name="frame_0068.jpg"/>
-                          <pic:cNvPicPr/>
-                        </pic:nvPicPr>
-                        <pic:blipFill>
-                          <a:blip r:embed="rId10"/>
-                          <a:stretch>
-                            <a:fillRect/>
-                          </a:stretch>
-                        </pic:blipFill>
-                        <pic:spPr>
-                          <a:xfrm>
-                            <a:off x="0" y="0"/>
-                            <a:ext cx="1097280" cy="617220"/>
-                          </a:xfrm>
-                          <a:prstGeom prst="rect"/>
-                        </pic:spPr>
-                      </pic:pic>
-                    </a:graphicData>
-                  </a:graphic>
-                </wp:inline>
-              </w:drawing>
-            </w:r>
-          </w:p>
-        </w:tc>
-        <w:tc>
-          <w:tcPr>
-            <w:tcW w:type="dxa" w:w="2880"/>
-          </w:tcPr>
-          <w:p>
-            <w:r>
-              <w:drawing>
-                <wp:inline xmlns:a="http://schemas.openxmlformats.org/drawingml/2006/main" xmlns:pic="http://schemas.openxmlformats.org/drawingml/2006/picture">
-                  <wp:extent cx="1097280" cy="617220"/>
-                  <wp:docPr id="12" name="Picture 12"/>
-                  <wp:cNvGraphicFramePr>
-                    <a:graphicFrameLocks noChangeAspect="1"/>
-                  </wp:cNvGraphicFramePr>
-                  <a:graphic>
-                    <a:graphicData uri="http://schemas.openxmlformats.org/drawingml/2006/picture">
-                      <pic:pic>
-                        <pic:nvPicPr>
-                          <pic:cNvPr id="0" name="frame_0137.jpg"/>
-                          <pic:cNvPicPr/>
-                        </pic:nvPicPr>
-                        <pic:blipFill>
-                          <a:blip r:embed="rId11"/>
-                          <a:stretch>
-                            <a:fillRect/>
-                          </a:stretch>
-                        </pic:blipFill>
-                        <pic:spPr>
-                          <a:xfrm>
-                            <a:off x="0" y="0"/>
-                            <a:ext cx="1097280" cy="617220"/>
-                          </a:xfrm>
-                          <a:prstGeom prst="rect"/>
-                        </pic:spPr>
-                      </pic:pic>
-                    </a:graphicData>
-                  </a:graphic>
-                </wp:inline>
-              </w:drawing>
-            </w:r>
-          </w:p>
-        </w:tc>
-      </w:tr>
-    </w:tbl>
-    <w:p>
-      <w:r>
-        <w:t>Topic T1: RLC Circuit with Op-Amp — score 0.0000</w:t>
-      </w:r>
-    </w:p>
-    <w:p>
-      <w:r>
-        <w:t xml:space="preserve">    Description: The speaker introduces a RLC circuit with an op-amp and discusses determining system voltage gain at a frequency of 1 MHz, disregarding phase change effects.</w:t>
-      </w:r>
-    </w:p>
-    <w:p>
-      <w:r>
-        <w:t xml:space="preserve">    Reason: The comment does not discuss any specific details about the topic, such as RLC circuit with op-amp or determining system voltage gain. It only contains generic praise and emojis.</w:t>
-      </w:r>
-    </w:p>
-    <w:p>
-      <w:r>
-        <w:t>- matched 0 topic(s), max score 0.0000:  @EngineeringinDepth thank you sir.</w:t>
-      </w:r>
-    </w:p>
-    <w:p>
-      <w:r>
-        <w:t xml:space="preserve">  Source: https://www.youtube.com/watch?v=zUyj7Xn9-sk</w:t>
-      </w:r>
-    </w:p>
-    <w:p>
-      <w:r>
-        <w:t xml:space="preserve">  Top correlated topics:</w:t>
-      </w:r>
-    </w:p>
-    <w:tbl>
-      <w:tblPr>
-        <w:tblW w:type="auto" w:w="0"/>
-        <w:tblLayout w:type="autofit"/>
-        <w:tblLook w:firstColumn="1" w:firstRow="1" w:lastColumn="0" w:lastRow="0" w:noHBand="0" w:noVBand="1" w:val="04A0"/>
-      </w:tblPr>
-      <w:tblGrid>
-        <w:gridCol w:w="2880"/>
-        <w:gridCol w:w="2880"/>
-        <w:gridCol w:w="2880"/>
-      </w:tblGrid>
-      <w:tr>
-        <w:tc>
-          <w:tcPr>
-            <w:tcW w:type="dxa" w:w="2880"/>
-          </w:tcPr>
-          <w:p>
-            <w:r>
-              <w:drawing>
-                <wp:inline xmlns:a="http://schemas.openxmlformats.org/drawingml/2006/main" xmlns:pic="http://schemas.openxmlformats.org/drawingml/2006/picture">
-                  <wp:extent cx="1097280" cy="617220"/>
-                  <wp:docPr id="13" name="Picture 13"/>
-                  <wp:cNvGraphicFramePr>
-                    <a:graphicFrameLocks noChangeAspect="1"/>
-                  </wp:cNvGraphicFramePr>
-                  <a:graphic>
-                    <a:graphicData uri="http://schemas.openxmlformats.org/drawingml/2006/picture">
-                      <pic:pic>
-                        <pic:nvPicPr>
-                          <pic:cNvPr id="0" name="frame_0000.jpg"/>
-                          <pic:cNvPicPr/>
-                        </pic:nvPicPr>
-                        <pic:blipFill>
-                          <a:blip r:embed="rId9"/>
-                          <a:stretch>
-                            <a:fillRect/>
-                          </a:stretch>
-                        </pic:blipFill>
-                        <pic:spPr>
-                          <a:xfrm>
-                            <a:off x="0" y="0"/>
-                            <a:ext cx="1097280" cy="617220"/>
-                          </a:xfrm>
-                          <a:prstGeom prst="rect"/>
-                        </pic:spPr>
-                      </pic:pic>
-                    </a:graphicData>
-                  </a:graphic>
-                </wp:inline>
-              </w:drawing>
-            </w:r>
-          </w:p>
-        </w:tc>
-        <w:tc>
-          <w:tcPr>
-            <w:tcW w:type="dxa" w:w="2880"/>
-          </w:tcPr>
-          <w:p>
-            <w:r>
-              <w:drawing>
-                <wp:inline xmlns:a="http://schemas.openxmlformats.org/drawingml/2006/main" xmlns:pic="http://schemas.openxmlformats.org/drawingml/2006/picture">
-                  <wp:extent cx="1097280" cy="617220"/>
-                  <wp:docPr id="14" name="Picture 14"/>
-                  <wp:cNvGraphicFramePr>
-                    <a:graphicFrameLocks noChangeAspect="1"/>
-                  </wp:cNvGraphicFramePr>
-                  <a:graphic>
-                    <a:graphicData uri="http://schemas.openxmlformats.org/drawingml/2006/picture">
-                      <pic:pic>
-                        <pic:nvPicPr>
-                          <pic:cNvPr id="0" name="frame_0068.jpg"/>
-                          <pic:cNvPicPr/>
-                        </pic:nvPicPr>
-                        <pic:blipFill>
-                          <a:blip r:embed="rId10"/>
-                          <a:stretch>
-                            <a:fillRect/>
-                          </a:stretch>
-                        </pic:blipFill>
-                        <pic:spPr>
-                          <a:xfrm>
-                            <a:off x="0" y="0"/>
-                            <a:ext cx="1097280" cy="617220"/>
-                          </a:xfrm>
-                          <a:prstGeom prst="rect"/>
-                        </pic:spPr>
-                      </pic:pic>
-                    </a:graphicData>
-                  </a:graphic>
-                </wp:inline>
-              </w:drawing>
-            </w:r>
-          </w:p>
-        </w:tc>
-        <w:tc>
-          <w:tcPr>
-            <w:tcW w:type="dxa" w:w="2880"/>
-          </w:tcPr>
-          <w:p>
-            <w:r>
-              <w:drawing>
-                <wp:inline xmlns:a="http://schemas.openxmlformats.org/drawingml/2006/main" xmlns:pic="http://schemas.openxmlformats.org/drawingml/2006/picture">
-                  <wp:extent cx="1097280" cy="617220"/>
-                  <wp:docPr id="15" name="Picture 15"/>
-                  <wp:cNvGraphicFramePr>
-                    <a:graphicFrameLocks noChangeAspect="1"/>
-                  </wp:cNvGraphicFramePr>
-                  <a:graphic>
-                    <a:graphicData uri="http://schemas.openxmlformats.org/drawingml/2006/picture">
-                      <pic:pic>
-                        <pic:nvPicPr>
-                          <pic:cNvPr id="0" name="frame_0137.jpg"/>
-                          <pic:cNvPicPr/>
-                        </pic:nvPicPr>
-                        <pic:blipFill>
-                          <a:blip r:embed="rId11"/>
-                          <a:stretch>
-                            <a:fillRect/>
-                          </a:stretch>
-                        </pic:blipFill>
-                        <pic:spPr>
-                          <a:xfrm>
-                            <a:off x="0" y="0"/>
-                            <a:ext cx="1097280" cy="617220"/>
-                          </a:xfrm>
-                          <a:prstGeom prst="rect"/>
-                        </pic:spPr>
-                      </pic:pic>
-                    </a:graphicData>
-                  </a:graphic>
-                </wp:inline>
-              </w:drawing>
-            </w:r>
-          </w:p>
-        </w:tc>
-      </w:tr>
-    </w:tbl>
-    <w:p>
-      <w:r>
-        <w:t>Topic T1: RLC Circuit with Op-Amp — score 0.0000</w:t>
-      </w:r>
-    </w:p>
-    <w:p>
-      <w:r>
-        <w:t xml:space="preserve">    Description: The speaker introduces a RLC circuit with an op-amp and discusses determining system voltage gain at a frequency of 1 MHz, disregarding phase change effects.</w:t>
-      </w:r>
-    </w:p>
-    <w:p>
-      <w:r>
-        <w:t xml:space="preserve">    Reason: The comment is a generic thank-you message and does not directly discuss the topic of RLC circuit with Op-Amp or its concepts, such as determining system voltage gain at a frequency of 1 MHz.</w:t>
-      </w:r>
-    </w:p>
-    <w:p>
-      <w:r>
-        <w:t xml:space="preserve">  Least correlated topics:</w:t>
-      </w:r>
-    </w:p>
-    <w:tbl>
-      <w:tblPr>
-        <w:tblW w:type="auto" w:w="0"/>
-        <w:tblLayout w:type="autofit"/>
-        <w:tblLook w:firstColumn="1" w:firstRow="1" w:lastColumn="0" w:lastRow="0" w:noHBand="0" w:noVBand="1" w:val="04A0"/>
-      </w:tblPr>
-      <w:tblGrid>
-        <w:gridCol w:w="2880"/>
-        <w:gridCol w:w="2880"/>
-        <w:gridCol w:w="2880"/>
-      </w:tblGrid>
-      <w:tr>
-        <w:tc>
-          <w:tcPr>
-            <w:tcW w:type="dxa" w:w="2880"/>
-          </w:tcPr>
-          <w:p>
-            <w:r>
-              <w:drawing>
-                <wp:inline xmlns:a="http://schemas.openxmlformats.org/drawingml/2006/main" xmlns:pic="http://schemas.openxmlformats.org/drawingml/2006/picture">
-                  <wp:extent cx="1097280" cy="617220"/>
-                  <wp:docPr id="16" name="Picture 16"/>
-                  <wp:cNvGraphicFramePr>
-                    <a:graphicFrameLocks noChangeAspect="1"/>
-                  </wp:cNvGraphicFramePr>
-                  <a:graphic>
-                    <a:graphicData uri="http://schemas.openxmlformats.org/drawingml/2006/picture">
-                      <pic:pic>
-                        <pic:nvPicPr>
-                          <pic:cNvPr id="0" name="frame_0000.jpg"/>
-                          <pic:cNvPicPr/>
-                        </pic:nvPicPr>
-                        <pic:blipFill>
-                          <a:blip r:embed="rId9"/>
-                          <a:stretch>
-                            <a:fillRect/>
-                          </a:stretch>
-                        </pic:blipFill>
-                        <pic:spPr>
-                          <a:xfrm>
-                            <a:off x="0" y="0"/>
-                            <a:ext cx="1097280" cy="617220"/>
-                          </a:xfrm>
-                          <a:prstGeom prst="rect"/>
-                        </pic:spPr>
-                      </pic:pic>
-                    </a:graphicData>
-                  </a:graphic>
-                </wp:inline>
-              </w:drawing>
-            </w:r>
-          </w:p>
-        </w:tc>
-        <w:tc>
-          <w:tcPr>
-            <w:tcW w:type="dxa" w:w="2880"/>
-          </w:tcPr>
-          <w:p>
-            <w:r>
-              <w:drawing>
-                <wp:inline xmlns:a="http://schemas.openxmlformats.org/drawingml/2006/main" xmlns:pic="http://schemas.openxmlformats.org/drawingml/2006/picture">
-                  <wp:extent cx="1097280" cy="617220"/>
-                  <wp:docPr id="17" name="Picture 17"/>
-                  <wp:cNvGraphicFramePr>
-                    <a:graphicFrameLocks noChangeAspect="1"/>
-                  </wp:cNvGraphicFramePr>
-                  <a:graphic>
-                    <a:graphicData uri="http://schemas.openxmlformats.org/drawingml/2006/picture">
-                      <pic:pic>
-                        <pic:nvPicPr>
-                          <pic:cNvPr id="0" name="frame_0068.jpg"/>
-                          <pic:cNvPicPr/>
-                        </pic:nvPicPr>
-                        <pic:blipFill>
-                          <a:blip r:embed="rId10"/>
-                          <a:stretch>
-                            <a:fillRect/>
-                          </a:stretch>
-                        </pic:blipFill>
-                        <pic:spPr>
-                          <a:xfrm>
-                            <a:off x="0" y="0"/>
-                            <a:ext cx="1097280" cy="617220"/>
-                          </a:xfrm>
-                          <a:prstGeom prst="rect"/>
-                        </pic:spPr>
-                      </pic:pic>
-                    </a:graphicData>
-                  </a:graphic>
-                </wp:inline>
-              </w:drawing>
-            </w:r>
-          </w:p>
-        </w:tc>
-        <w:tc>
-          <w:tcPr>
-            <w:tcW w:type="dxa" w:w="2880"/>
-          </w:tcPr>
-          <w:p>
-            <w:r>
-              <w:drawing>
-                <wp:inline xmlns:a="http://schemas.openxmlformats.org/drawingml/2006/main" xmlns:pic="http://schemas.openxmlformats.org/drawingml/2006/picture">
-                  <wp:extent cx="1097280" cy="617220"/>
-                  <wp:docPr id="18" name="Picture 18"/>
-                  <wp:cNvGraphicFramePr>
-                    <a:graphicFrameLocks noChangeAspect="1"/>
-                  </wp:cNvGraphicFramePr>
-                  <a:graphic>
-                    <a:graphicData uri="http://schemas.openxmlformats.org/drawingml/2006/picture">
-                      <pic:pic>
-                        <pic:nvPicPr>
-                          <pic:cNvPr id="0" name="frame_0137.jpg"/>
-                          <pic:cNvPicPr/>
-                        </pic:nvPicPr>
-                        <pic:blipFill>
-                          <a:blip r:embed="rId11"/>
-                          <a:stretch>
-                            <a:fillRect/>
-                          </a:stretch>
-                        </pic:blipFill>
-                        <pic:spPr>
-                          <a:xfrm>
-                            <a:off x="0" y="0"/>
-                            <a:ext cx="1097280" cy="617220"/>
-                          </a:xfrm>
-                          <a:prstGeom prst="rect"/>
-                        </pic:spPr>
-                      </pic:pic>
-                    </a:graphicData>
-                  </a:graphic>
-                </wp:inline>
-              </w:drawing>
-            </w:r>
-          </w:p>
-        </w:tc>
-      </w:tr>
-    </w:tbl>
-    <w:p>
-      <w:r>
-        <w:t>Topic T1: RLC Circuit with Op-Amp — score 0.0000</w:t>
-      </w:r>
-    </w:p>
-    <w:p>
-      <w:r>
-        <w:t xml:space="preserve">    Description: The speaker introduces a RLC circuit with an op-amp and discusses determining system voltage gain at a frequency of 1 MHz, disregarding phase change effects.</w:t>
-      </w:r>
-    </w:p>
-    <w:p>
-      <w:r>
-        <w:t xml:space="preserve">    Reason: The comment is a generic thank-you message and does not directly discuss the topic of RLC circuit with Op-Amp or its concepts, such as determining system voltage gain at a frequency of 1 MHz.</w:t>
-      </w:r>
-    </w:p>
-    <w:p>
-      <w:r>
-        <w:t>- matched 0 topic(s), max score 0.0000:  @EngineeringinDepth  thank you..got it..</w:t>
-      </w:r>
-    </w:p>
-    <w:p>
-      <w:r>
-        <w:t xml:space="preserve">  Source: https://www.youtube.com/watch?v=zUyj7Xn9-sk</w:t>
-      </w:r>
-    </w:p>
-    <w:p>
-      <w:r>
-        <w:t xml:space="preserve">  Top correlated topics:</w:t>
-      </w:r>
-    </w:p>
-    <w:tbl>
-      <w:tblPr>
-        <w:tblW w:type="auto" w:w="0"/>
-        <w:tblLayout w:type="autofit"/>
-        <w:tblLook w:firstColumn="1" w:firstRow="1" w:lastColumn="0" w:lastRow="0" w:noHBand="0" w:noVBand="1" w:val="04A0"/>
-      </w:tblPr>
-      <w:tblGrid>
-        <w:gridCol w:w="2880"/>
-        <w:gridCol w:w="2880"/>
-        <w:gridCol w:w="2880"/>
-      </w:tblGrid>
-      <w:tr>
-        <w:tc>
-          <w:tcPr>
-            <w:tcW w:type="dxa" w:w="2880"/>
-          </w:tcPr>
-          <w:p>
-            <w:r>
-              <w:drawing>
-                <wp:inline xmlns:a="http://schemas.openxmlformats.org/drawingml/2006/main" xmlns:pic="http://schemas.openxmlformats.org/drawingml/2006/picture">
-                  <wp:extent cx="1097280" cy="617220"/>
-                  <wp:docPr id="19" name="Picture 19"/>
-                  <wp:cNvGraphicFramePr>
-                    <a:graphicFrameLocks noChangeAspect="1"/>
-                  </wp:cNvGraphicFramePr>
-                  <a:graphic>
-                    <a:graphicData uri="http://schemas.openxmlformats.org/drawingml/2006/picture">
-                      <pic:pic>
-                        <pic:nvPicPr>
-                          <pic:cNvPr id="0" name="frame_0000.jpg"/>
-                          <pic:cNvPicPr/>
-                        </pic:nvPicPr>
-                        <pic:blipFill>
-                          <a:blip r:embed="rId9"/>
-                          <a:stretch>
-                            <a:fillRect/>
-                          </a:stretch>
-                        </pic:blipFill>
-                        <pic:spPr>
-                          <a:xfrm>
-                            <a:off x="0" y="0"/>
-                            <a:ext cx="1097280" cy="617220"/>
-                          </a:xfrm>
-                          <a:prstGeom prst="rect"/>
-                        </pic:spPr>
-                      </pic:pic>
-                    </a:graphicData>
-                  </a:graphic>
-                </wp:inline>
-              </w:drawing>
-            </w:r>
-          </w:p>
-        </w:tc>
-        <w:tc>
-          <w:tcPr>
-            <w:tcW w:type="dxa" w:w="2880"/>
-          </w:tcPr>
-          <w:p>
-            <w:r>
-              <w:drawing>
-                <wp:inline xmlns:a="http://schemas.openxmlformats.org/drawingml/2006/main" xmlns:pic="http://schemas.openxmlformats.org/drawingml/2006/picture">
-                  <wp:extent cx="1097280" cy="617220"/>
-                  <wp:docPr id="20" name="Picture 20"/>
-                  <wp:cNvGraphicFramePr>
-                    <a:graphicFrameLocks noChangeAspect="1"/>
-                  </wp:cNvGraphicFramePr>
-                  <a:graphic>
-                    <a:graphicData uri="http://schemas.openxmlformats.org/drawingml/2006/picture">
-                      <pic:pic>
-                        <pic:nvPicPr>
-                          <pic:cNvPr id="0" name="frame_0068.jpg"/>
-                          <pic:cNvPicPr/>
-                        </pic:nvPicPr>
-                        <pic:blipFill>
-                          <a:blip r:embed="rId10"/>
-                          <a:stretch>
-                            <a:fillRect/>
-                          </a:stretch>
-                        </pic:blipFill>
-                        <pic:spPr>
-                          <a:xfrm>
-                            <a:off x="0" y="0"/>
-                            <a:ext cx="1097280" cy="617220"/>
-                          </a:xfrm>
-                          <a:prstGeom prst="rect"/>
-                        </pic:spPr>
-                      </pic:pic>
-                    </a:graphicData>
-                  </a:graphic>
-                </wp:inline>
-              </w:drawing>
-            </w:r>
-          </w:p>
-        </w:tc>
-        <w:tc>
-          <w:tcPr>
-            <w:tcW w:type="dxa" w:w="2880"/>
-          </w:tcPr>
-          <w:p>
-            <w:r>
-              <w:drawing>
-                <wp:inline xmlns:a="http://schemas.openxmlformats.org/drawingml/2006/main" xmlns:pic="http://schemas.openxmlformats.org/drawingml/2006/picture">
-                  <wp:extent cx="1097280" cy="617220"/>
-                  <wp:docPr id="21" name="Picture 21"/>
-                  <wp:cNvGraphicFramePr>
-                    <a:graphicFrameLocks noChangeAspect="1"/>
-                  </wp:cNvGraphicFramePr>
-                  <a:graphic>
-                    <a:graphicData uri="http://schemas.openxmlformats.org/drawingml/2006/picture">
-                      <pic:pic>
-                        <pic:nvPicPr>
-                          <pic:cNvPr id="0" name="frame_0137.jpg"/>
-                          <pic:cNvPicPr/>
-                        </pic:nvPicPr>
-                        <pic:blipFill>
-                          <a:blip r:embed="rId11"/>
-                          <a:stretch>
-                            <a:fillRect/>
-                          </a:stretch>
-                        </pic:blipFill>
-                        <pic:spPr>
-                          <a:xfrm>
-                            <a:off x="0" y="0"/>
-                            <a:ext cx="1097280" cy="617220"/>
-                          </a:xfrm>
-                          <a:prstGeom prst="rect"/>
-                        </pic:spPr>
-                      </pic:pic>
-                    </a:graphicData>
-                  </a:graphic>
-                </wp:inline>
-              </w:drawing>
-            </w:r>
-          </w:p>
-        </w:tc>
-      </w:tr>
-    </w:tbl>
-    <w:p>
-      <w:r>
-        <w:t>Topic T1: RLC Circuit with Op-Amp — score 0.0000</w:t>
-      </w:r>
-    </w:p>
-    <w:p>
-      <w:r>
-        <w:t xml:space="preserve">    Description: The speaker introduces a RLC circuit with an op-amp and discusses determining system voltage gain at a frequency of 1 MHz, disregarding phase change effects.</w:t>
-      </w:r>
-    </w:p>
-    <w:p>
-      <w:r>
-        <w:t xml:space="preserve">    Reason: The comment is a simple acknowledgement of understanding, but does not directly discuss the same steps, objects, settings, parameters, claims, or goals described by the topic.</w:t>
-      </w:r>
-    </w:p>
-    <w:p>
-      <w:r>
-        <w:t xml:space="preserve">  Least correlated topics:</w:t>
-      </w:r>
-    </w:p>
-    <w:tbl>
-      <w:tblPr>
-        <w:tblW w:type="auto" w:w="0"/>
-        <w:tblLayout w:type="autofit"/>
-        <w:tblLook w:firstColumn="1" w:firstRow="1" w:lastColumn="0" w:lastRow="0" w:noHBand="0" w:noVBand="1" w:val="04A0"/>
-      </w:tblPr>
-      <w:tblGrid>
-        <w:gridCol w:w="2880"/>
-        <w:gridCol w:w="2880"/>
-        <w:gridCol w:w="2880"/>
-      </w:tblGrid>
-      <w:tr>
-        <w:tc>
-          <w:tcPr>
-            <w:tcW w:type="dxa" w:w="2880"/>
-          </w:tcPr>
-          <w:p>
-            <w:r>
-              <w:drawing>
-                <wp:inline xmlns:a="http://schemas.openxmlformats.org/drawingml/2006/main" xmlns:pic="http://schemas.openxmlformats.org/drawingml/2006/picture">
-                  <wp:extent cx="1097280" cy="617220"/>
-                  <wp:docPr id="22" name="Picture 22"/>
-                  <wp:cNvGraphicFramePr>
-                    <a:graphicFrameLocks noChangeAspect="1"/>
-                  </wp:cNvGraphicFramePr>
-                  <a:graphic>
-                    <a:graphicData uri="http://schemas.openxmlformats.org/drawingml/2006/picture">
-                      <pic:pic>
-                        <pic:nvPicPr>
-                          <pic:cNvPr id="0" name="frame_0000.jpg"/>
-                          <pic:cNvPicPr/>
-                        </pic:nvPicPr>
-                        <pic:blipFill>
-                          <a:blip r:embed="rId9"/>
-                          <a:stretch>
-                            <a:fillRect/>
-                          </a:stretch>
-                        </pic:blipFill>
-                        <pic:spPr>
-                          <a:xfrm>
-                            <a:off x="0" y="0"/>
-                            <a:ext cx="1097280" cy="617220"/>
-                          </a:xfrm>
-                          <a:prstGeom prst="rect"/>
-                        </pic:spPr>
-                      </pic:pic>
-                    </a:graphicData>
-                  </a:graphic>
-                </wp:inline>
-              </w:drawing>
-            </w:r>
-          </w:p>
-        </w:tc>
-        <w:tc>
-          <w:tcPr>
-            <w:tcW w:type="dxa" w:w="2880"/>
-          </w:tcPr>
-          <w:p>
-            <w:r>
-              <w:drawing>
-                <wp:inline xmlns:a="http://schemas.openxmlformats.org/drawingml/2006/main" xmlns:pic="http://schemas.openxmlformats.org/drawingml/2006/picture">
-                  <wp:extent cx="1097280" cy="617220"/>
-                  <wp:docPr id="23" name="Picture 23"/>
-                  <wp:cNvGraphicFramePr>
-                    <a:graphicFrameLocks noChangeAspect="1"/>
-                  </wp:cNvGraphicFramePr>
-                  <a:graphic>
-                    <a:graphicData uri="http://schemas.openxmlformats.org/drawingml/2006/picture">
-                      <pic:pic>
-                        <pic:nvPicPr>
-                          <pic:cNvPr id="0" name="frame_0068.jpg"/>
-                          <pic:cNvPicPr/>
-                        </pic:nvPicPr>
-                        <pic:blipFill>
-                          <a:blip r:embed="rId10"/>
-                          <a:stretch>
-                            <a:fillRect/>
-                          </a:stretch>
-                        </pic:blipFill>
-                        <pic:spPr>
-                          <a:xfrm>
-                            <a:off x="0" y="0"/>
-                            <a:ext cx="1097280" cy="617220"/>
-                          </a:xfrm>
-                          <a:prstGeom prst="rect"/>
-                        </pic:spPr>
-                      </pic:pic>
-                    </a:graphicData>
-                  </a:graphic>
-                </wp:inline>
-              </w:drawing>
-            </w:r>
-          </w:p>
-        </w:tc>
-        <w:tc>
-          <w:tcPr>
-            <w:tcW w:type="dxa" w:w="2880"/>
-          </w:tcPr>
-          <w:p>
-            <w:r>
-              <w:drawing>
-                <wp:inline xmlns:a="http://schemas.openxmlformats.org/drawingml/2006/main" xmlns:pic="http://schemas.openxmlformats.org/drawingml/2006/picture">
-                  <wp:extent cx="1097280" cy="617220"/>
-                  <wp:docPr id="24" name="Picture 24"/>
-                  <wp:cNvGraphicFramePr>
-                    <a:graphicFrameLocks noChangeAspect="1"/>
-                  </wp:cNvGraphicFramePr>
-                  <a:graphic>
-                    <a:graphicData uri="http://schemas.openxmlformats.org/drawingml/2006/picture">
-                      <pic:pic>
-                        <pic:nvPicPr>
-                          <pic:cNvPr id="0" name="frame_0137.jpg"/>
-                          <pic:cNvPicPr/>
-                        </pic:nvPicPr>
-                        <pic:blipFill>
-                          <a:blip r:embed="rId11"/>
-                          <a:stretch>
-                            <a:fillRect/>
-                          </a:stretch>
-                        </pic:blipFill>
-                        <pic:spPr>
-                          <a:xfrm>
-                            <a:off x="0" y="0"/>
-                            <a:ext cx="1097280" cy="617220"/>
-                          </a:xfrm>
-                          <a:prstGeom prst="rect"/>
-                        </pic:spPr>
-                      </pic:pic>
-                    </a:graphicData>
-                  </a:graphic>
-                </wp:inline>
-              </w:drawing>
-            </w:r>
-          </w:p>
-        </w:tc>
-      </w:tr>
-    </w:tbl>
-    <w:p>
-      <w:r>
-        <w:t>Topic T1: RLC Circuit with Op-Amp — score 0.0000</w:t>
-      </w:r>
-    </w:p>
-    <w:p>
-      <w:r>
-        <w:t xml:space="preserve">    Description: The speaker introduces a RLC circuit with an op-amp and discusses determining system voltage gain at a frequency of 1 MHz, disregarding phase change effects.</w:t>
-      </w:r>
-    </w:p>
-    <w:p>
-      <w:r>
-        <w:t xml:space="preserve">    Reason: The comment is a simple acknowledgement of understanding, but does not directly discuss the same steps, objects, settings, parameters, claims, or goals described by the topic.</w:t>
-      </w:r>
-    </w:p>
-    <w:p>
-      <w:r>
-        <w:t>- matched 0 topic(s), max score 0.0000: please add english subtitle</w:t>
-      </w:r>
-    </w:p>
-    <w:p>
-      <w:r>
-        <w:t xml:space="preserve">  Source: https://www.youtube.com/watch?v=zUyj7Xn9-sk</w:t>
-      </w:r>
-    </w:p>
-    <w:p>
-      <w:r>
-        <w:t xml:space="preserve">  Top correlated topics:</w:t>
-      </w:r>
-    </w:p>
-    <w:tbl>
-      <w:tblPr>
-        <w:tblW w:type="auto" w:w="0"/>
-        <w:tblLayout w:type="autofit"/>
-        <w:tblLook w:firstColumn="1" w:firstRow="1" w:lastColumn="0" w:lastRow="0" w:noHBand="0" w:noVBand="1" w:val="04A0"/>
-      </w:tblPr>
-      <w:tblGrid>
-        <w:gridCol w:w="2880"/>
-        <w:gridCol w:w="2880"/>
-        <w:gridCol w:w="2880"/>
-      </w:tblGrid>
-      <w:tr>
-        <w:tc>
-          <w:tcPr>
-            <w:tcW w:type="dxa" w:w="2880"/>
-          </w:tcPr>
-          <w:p>
-            <w:r>
-              <w:drawing>
-                <wp:inline xmlns:a="http://schemas.openxmlformats.org/drawingml/2006/main" xmlns:pic="http://schemas.openxmlformats.org/drawingml/2006/picture">
-                  <wp:extent cx="1097280" cy="617220"/>
-                  <wp:docPr id="25" name="Picture 25"/>
-                  <wp:cNvGraphicFramePr>
-                    <a:graphicFrameLocks noChangeAspect="1"/>
-                  </wp:cNvGraphicFramePr>
-                  <a:graphic>
-                    <a:graphicData uri="http://schemas.openxmlformats.org/drawingml/2006/picture">
-                      <pic:pic>
-                        <pic:nvPicPr>
-                          <pic:cNvPr id="0" name="frame_0000.jpg"/>
-                          <pic:cNvPicPr/>
-                        </pic:nvPicPr>
-                        <pic:blipFill>
-                          <a:blip r:embed="rId9"/>
-                          <a:stretch>
-                            <a:fillRect/>
-                          </a:stretch>
-                        </pic:blipFill>
-                        <pic:spPr>
-                          <a:xfrm>
-                            <a:off x="0" y="0"/>
-                            <a:ext cx="1097280" cy="617220"/>
-                          </a:xfrm>
-                          <a:prstGeom prst="rect"/>
-                        </pic:spPr>
-                      </pic:pic>
-                    </a:graphicData>
-                  </a:graphic>
-                </wp:inline>
-              </w:drawing>
-            </w:r>
-          </w:p>
-        </w:tc>
-        <w:tc>
-          <w:tcPr>
-            <w:tcW w:type="dxa" w:w="2880"/>
-          </w:tcPr>
-          <w:p>
-            <w:r>
-              <w:drawing>
-                <wp:inline xmlns:a="http://schemas.openxmlformats.org/drawingml/2006/main" xmlns:pic="http://schemas.openxmlformats.org/drawingml/2006/picture">
-                  <wp:extent cx="1097280" cy="617220"/>
-                  <wp:docPr id="26" name="Picture 26"/>
-                  <wp:cNvGraphicFramePr>
-                    <a:graphicFrameLocks noChangeAspect="1"/>
-                  </wp:cNvGraphicFramePr>
-                  <a:graphic>
-                    <a:graphicData uri="http://schemas.openxmlformats.org/drawingml/2006/picture">
-                      <pic:pic>
-                        <pic:nvPicPr>
-                          <pic:cNvPr id="0" name="frame_0068.jpg"/>
-                          <pic:cNvPicPr/>
-                        </pic:nvPicPr>
-                        <pic:blipFill>
-                          <a:blip r:embed="rId10"/>
-                          <a:stretch>
-                            <a:fillRect/>
-                          </a:stretch>
-                        </pic:blipFill>
-                        <pic:spPr>
-                          <a:xfrm>
-                            <a:off x="0" y="0"/>
-                            <a:ext cx="1097280" cy="617220"/>
-                          </a:xfrm>
-                          <a:prstGeom prst="rect"/>
-                        </pic:spPr>
-                      </pic:pic>
-                    </a:graphicData>
-                  </a:graphic>
-                </wp:inline>
-              </w:drawing>
-            </w:r>
-          </w:p>
-        </w:tc>
-        <w:tc>
-          <w:tcPr>
-            <w:tcW w:type="dxa" w:w="2880"/>
-          </w:tcPr>
-          <w:p>
-            <w:r>
-              <w:drawing>
-                <wp:inline xmlns:a="http://schemas.openxmlformats.org/drawingml/2006/main" xmlns:pic="http://schemas.openxmlformats.org/drawingml/2006/picture">
-                  <wp:extent cx="1097280" cy="617220"/>
-                  <wp:docPr id="27" name="Picture 27"/>
-                  <wp:cNvGraphicFramePr>
-                    <a:graphicFrameLocks noChangeAspect="1"/>
-                  </wp:cNvGraphicFramePr>
-                  <a:graphic>
-                    <a:graphicData uri="http://schemas.openxmlformats.org/drawingml/2006/picture">
-                      <pic:pic>
-                        <pic:nvPicPr>
-                          <pic:cNvPr id="0" name="frame_0137.jpg"/>
-                          <pic:cNvPicPr/>
-                        </pic:nvPicPr>
-                        <pic:blipFill>
-                          <a:blip r:embed="rId11"/>
-                          <a:stretch>
-                            <a:fillRect/>
-                          </a:stretch>
-                        </pic:blipFill>
-                        <pic:spPr>
-                          <a:xfrm>
-                            <a:off x="0" y="0"/>
-                            <a:ext cx="1097280" cy="617220"/>
-                          </a:xfrm>
-                          <a:prstGeom prst="rect"/>
-                        </pic:spPr>
-                      </pic:pic>
-                    </a:graphicData>
-                  </a:graphic>
-                </wp:inline>
-              </w:drawing>
-            </w:r>
-          </w:p>
-        </w:tc>
-      </w:tr>
-    </w:tbl>
-    <w:p>
-      <w:r>
-        <w:t>Topic T1: RLC Circuit with Op-Amp — score 20.0000</w:t>
-      </w:r>
-    </w:p>
-    <w:p>
-      <w:r>
-        <w:t xml:space="preserve">    Description: The speaker introduces a RLC circuit with an op-amp and discusses determining system voltage gain at a frequency of 1 MHz, disregarding phase change effects.</w:t>
-      </w:r>
-    </w:p>
-    <w:p>
-      <w:r>
-        <w:t xml:space="preserve">    Reason: The comment 'please add English subtitle' does not discuss the same steps, objects, settings, parameters, claims, or goals described by the topic. The topic is about a RLC circuit with an op-amp and determining system voltage gain at 1 MHz, whereas the comment requests subtitles in English, which is unrelated to the topic.</w:t>
-      </w:r>
-    </w:p>
-    <w:p>
-      <w:r>
-        <w:t xml:space="preserve">  Least correlated topics:</w:t>
-      </w:r>
-    </w:p>
-    <w:tbl>
-      <w:tblPr>
-        <w:tblW w:type="auto" w:w="0"/>
-        <w:tblLayout w:type="autofit"/>
-        <w:tblLook w:firstColumn="1" w:firstRow="1" w:lastColumn="0" w:lastRow="0" w:noHBand="0" w:noVBand="1" w:val="04A0"/>
-      </w:tblPr>
-      <w:tblGrid>
-        <w:gridCol w:w="2880"/>
-        <w:gridCol w:w="2880"/>
-        <w:gridCol w:w="2880"/>
-      </w:tblGrid>
-      <w:tr>
-        <w:tc>
-          <w:tcPr>
-            <w:tcW w:type="dxa" w:w="2880"/>
-          </w:tcPr>
-          <w:p>
-            <w:r>
-              <w:drawing>
-                <wp:inline xmlns:a="http://schemas.openxmlformats.org/drawingml/2006/main" xmlns:pic="http://schemas.openxmlformats.org/drawingml/2006/picture">
-                  <wp:extent cx="1097280" cy="617220"/>
-                  <wp:docPr id="28" name="Picture 28"/>
-                  <wp:cNvGraphicFramePr>
-                    <a:graphicFrameLocks noChangeAspect="1"/>
-                  </wp:cNvGraphicFramePr>
-                  <a:graphic>
-                    <a:graphicData uri="http://schemas.openxmlformats.org/drawingml/2006/picture">
-                      <pic:pic>
-                        <pic:nvPicPr>
-                          <pic:cNvPr id="0" name="frame_0000.jpg"/>
-                          <pic:cNvPicPr/>
-                        </pic:nvPicPr>
-                        <pic:blipFill>
-                          <a:blip r:embed="rId9"/>
-                          <a:stretch>
-                            <a:fillRect/>
-                          </a:stretch>
-                        </pic:blipFill>
-                        <pic:spPr>
-                          <a:xfrm>
-                            <a:off x="0" y="0"/>
-                            <a:ext cx="1097280" cy="617220"/>
-                          </a:xfrm>
-                          <a:prstGeom prst="rect"/>
-                        </pic:spPr>
-                      </pic:pic>
-                    </a:graphicData>
-                  </a:graphic>
-                </wp:inline>
-              </w:drawing>
-            </w:r>
-          </w:p>
-        </w:tc>
-        <w:tc>
-          <w:tcPr>
-            <w:tcW w:type="dxa" w:w="2880"/>
-          </w:tcPr>
-          <w:p>
-            <w:r>
-              <w:drawing>
-                <wp:inline xmlns:a="http://schemas.openxmlformats.org/drawingml/2006/main" xmlns:pic="http://schemas.openxmlformats.org/drawingml/2006/picture">
-                  <wp:extent cx="1097280" cy="617220"/>
-                  <wp:docPr id="29" name="Picture 29"/>
-                  <wp:cNvGraphicFramePr>
-                    <a:graphicFrameLocks noChangeAspect="1"/>
-                  </wp:cNvGraphicFramePr>
-                  <a:graphic>
-                    <a:graphicData uri="http://schemas.openxmlformats.org/drawingml/2006/picture">
-                      <pic:pic>
-                        <pic:nvPicPr>
-                          <pic:cNvPr id="0" name="frame_0068.jpg"/>
-                          <pic:cNvPicPr/>
-                        </pic:nvPicPr>
-                        <pic:blipFill>
-                          <a:blip r:embed="rId10"/>
-                          <a:stretch>
-                            <a:fillRect/>
-                          </a:stretch>
-                        </pic:blipFill>
-                        <pic:spPr>
-                          <a:xfrm>
-                            <a:off x="0" y="0"/>
-                            <a:ext cx="1097280" cy="617220"/>
-                          </a:xfrm>
-                          <a:prstGeom prst="rect"/>
-                        </pic:spPr>
-                      </pic:pic>
-                    </a:graphicData>
-                  </a:graphic>
-                </wp:inline>
-              </w:drawing>
-            </w:r>
-          </w:p>
-        </w:tc>
-        <w:tc>
-          <w:tcPr>
-            <w:tcW w:type="dxa" w:w="2880"/>
-          </w:tcPr>
-          <w:p>
-            <w:r>
-              <w:drawing>
-                <wp:inline xmlns:a="http://schemas.openxmlformats.org/drawingml/2006/main" xmlns:pic="http://schemas.openxmlformats.org/drawingml/2006/picture">
-                  <wp:extent cx="1097280" cy="617220"/>
-                  <wp:docPr id="30" name="Picture 30"/>
-                  <wp:cNvGraphicFramePr>
-                    <a:graphicFrameLocks noChangeAspect="1"/>
-                  </wp:cNvGraphicFramePr>
-                  <a:graphic>
-                    <a:graphicData uri="http://schemas.openxmlformats.org/drawingml/2006/picture">
-                      <pic:pic>
-                        <pic:nvPicPr>
-                          <pic:cNvPr id="0" name="frame_0137.jpg"/>
-                          <pic:cNvPicPr/>
-                        </pic:nvPicPr>
-                        <pic:blipFill>
-                          <a:blip r:embed="rId11"/>
-                          <a:stretch>
-                            <a:fillRect/>
-                          </a:stretch>
-                        </pic:blipFill>
-                        <pic:spPr>
-                          <a:xfrm>
-                            <a:off x="0" y="0"/>
-                            <a:ext cx="1097280" cy="617220"/>
-                          </a:xfrm>
-                          <a:prstGeom prst="rect"/>
-                        </pic:spPr>
-                      </pic:pic>
-                    </a:graphicData>
-                  </a:graphic>
-                </wp:inline>
-              </w:drawing>
-            </w:r>
-          </w:p>
-        </w:tc>
-      </w:tr>
-    </w:tbl>
-    <w:p>
-      <w:r>
-        <w:t>Topic T1: RLC Circuit with Op-Amp — score 20.0000</w:t>
-      </w:r>
-    </w:p>
-    <w:p>
-      <w:r>
-        <w:t xml:space="preserve">    Description: The speaker introduces a RLC circuit with an op-amp and discusses determining system voltage gain at a frequency of 1 MHz, disregarding phase change effects.</w:t>
-      </w:r>
-    </w:p>
-    <w:p>
-      <w:r>
-        <w:t xml:space="preserve">    Reason: The comment 'please add English subtitle' does not discuss the same steps, objects, settings, parameters, claims, or goals described by the topic. The topic is about a RLC circuit with an op-amp and determining system voltage gain at 1 MHz, whereas the comment requests subtitles in English, which is unrelated to the topic.</w:t>
-      </w:r>
-    </w:p>
-    <w:p>
-      <w:r>
-        <w:t>- matched 0 topic(s), max score 0.0000: Why is Zf = 20 - 16j and not 20+16j ?</w:t>
-      </w:r>
-    </w:p>
-    <w:p>
-      <w:r>
-        <w:t xml:space="preserve">  Source: https://www.youtube.com/watch?v=zUyj7Xn9-sk</w:t>
-      </w:r>
-    </w:p>
-    <w:p>
-      <w:r>
-        <w:t xml:space="preserve">  Top correlated topics:</w:t>
-      </w:r>
-    </w:p>
-    <w:tbl>
-      <w:tblPr>
-        <w:tblW w:type="auto" w:w="0"/>
-        <w:tblLayout w:type="autofit"/>
-        <w:tblLook w:firstColumn="1" w:firstRow="1" w:lastColumn="0" w:lastRow="0" w:noHBand="0" w:noVBand="1" w:val="04A0"/>
-      </w:tblPr>
-      <w:tblGrid>
-        <w:gridCol w:w="2880"/>
-        <w:gridCol w:w="2880"/>
-        <w:gridCol w:w="2880"/>
-      </w:tblGrid>
-      <w:tr>
-        <w:tc>
-          <w:tcPr>
-            <w:tcW w:type="dxa" w:w="2880"/>
-          </w:tcPr>
-          <w:p>
-            <w:r>
-              <w:drawing>
-                <wp:inline xmlns:a="http://schemas.openxmlformats.org/drawingml/2006/main" xmlns:pic="http://schemas.openxmlformats.org/drawingml/2006/picture">
-                  <wp:extent cx="1097280" cy="617220"/>
-                  <wp:docPr id="31" name="Picture 31"/>
-                  <wp:cNvGraphicFramePr>
-                    <a:graphicFrameLocks noChangeAspect="1"/>
-                  </wp:cNvGraphicFramePr>
-                  <a:graphic>
-                    <a:graphicData uri="http://schemas.openxmlformats.org/drawingml/2006/picture">
-                      <pic:pic>
-                        <pic:nvPicPr>
-                          <pic:cNvPr id="0" name="frame_0000.jpg"/>
-                          <pic:cNvPicPr/>
-                        </pic:nvPicPr>
-                        <pic:blipFill>
-                          <a:blip r:embed="rId9"/>
-                          <a:stretch>
-                            <a:fillRect/>
-                          </a:stretch>
-                        </pic:blipFill>
-                        <pic:spPr>
-                          <a:xfrm>
-                            <a:off x="0" y="0"/>
-                            <a:ext cx="1097280" cy="617220"/>
-                          </a:xfrm>
-                          <a:prstGeom prst="rect"/>
-                        </pic:spPr>
-                      </pic:pic>
-                    </a:graphicData>
-                  </a:graphic>
-                </wp:inline>
-              </w:drawing>
-            </w:r>
-          </w:p>
-        </w:tc>
-        <w:tc>
-          <w:tcPr>
-            <w:tcW w:type="dxa" w:w="2880"/>
-          </w:tcPr>
-          <w:p>
-            <w:r>
-              <w:drawing>
-                <wp:inline xmlns:a="http://schemas.openxmlformats.org/drawingml/2006/main" xmlns:pic="http://schemas.openxmlformats.org/drawingml/2006/picture">
-                  <wp:extent cx="1097280" cy="617220"/>
-                  <wp:docPr id="32" name="Picture 32"/>
-                  <wp:cNvGraphicFramePr>
-                    <a:graphicFrameLocks noChangeAspect="1"/>
-                  </wp:cNvGraphicFramePr>
-                  <a:graphic>
-                    <a:graphicData uri="http://schemas.openxmlformats.org/drawingml/2006/picture">
-                      <pic:pic>
-                        <pic:nvPicPr>
-                          <pic:cNvPr id="0" name="frame_0068.jpg"/>
-                          <pic:cNvPicPr/>
-                        </pic:nvPicPr>
-                        <pic:blipFill>
-                          <a:blip r:embed="rId10"/>
-                          <a:stretch>
-                            <a:fillRect/>
-                          </a:stretch>
-                        </pic:blipFill>
-                        <pic:spPr>
-                          <a:xfrm>
-                            <a:off x="0" y="0"/>
-                            <a:ext cx="1097280" cy="617220"/>
-                          </a:xfrm>
-                          <a:prstGeom prst="rect"/>
-                        </pic:spPr>
-                      </pic:pic>
-                    </a:graphicData>
-                  </a:graphic>
-                </wp:inline>
-              </w:drawing>
-            </w:r>
-          </w:p>
-        </w:tc>
-        <w:tc>
-          <w:tcPr>
-            <w:tcW w:type="dxa" w:w="2880"/>
-          </w:tcPr>
-          <w:p>
-            <w:r>
-              <w:drawing>
-                <wp:inline xmlns:a="http://schemas.openxmlformats.org/drawingml/2006/main" xmlns:pic="http://schemas.openxmlformats.org/drawingml/2006/picture">
-                  <wp:extent cx="1097280" cy="617220"/>
-                  <wp:docPr id="33" name="Picture 33"/>
-                  <wp:cNvGraphicFramePr>
-                    <a:graphicFrameLocks noChangeAspect="1"/>
-                  </wp:cNvGraphicFramePr>
-                  <a:graphic>
-                    <a:graphicData uri="http://schemas.openxmlformats.org/drawingml/2006/picture">
-                      <pic:pic>
-                        <pic:nvPicPr>
-                          <pic:cNvPr id="0" name="frame_0137.jpg"/>
-                          <pic:cNvPicPr/>
-                        </pic:nvPicPr>
-                        <pic:blipFill>
-                          <a:blip r:embed="rId11"/>
-                          <a:stretch>
-                            <a:fillRect/>
-                          </a:stretch>
-                        </pic:blipFill>
-                        <pic:spPr>
-                          <a:xfrm>
-                            <a:off x="0" y="0"/>
-                            <a:ext cx="1097280" cy="617220"/>
-                          </a:xfrm>
-                          <a:prstGeom prst="rect"/>
-                        </pic:spPr>
-                      </pic:pic>
-                    </a:graphicData>
-                  </a:graphic>
-                </wp:inline>
-              </w:drawing>
-            </w:r>
-          </w:p>
-        </w:tc>
-      </w:tr>
-    </w:tbl>
-    <w:p>
-      <w:r>
-        <w:t>Topic T1: RLC Circuit with Op-Amp — score 10.0000</w:t>
-      </w:r>
-    </w:p>
-    <w:p>
-      <w:r>
-        <w:t xml:space="preserve">    Description: The speaker introduces a RLC circuit with an op-amp and discusses determining system voltage gain at a frequency of 1 MHz, disregarding phase change effects.</w:t>
-      </w:r>
-    </w:p>
-    <w:p>
-      <w:r>
-        <w:t xml:space="preserve">    Reason: The topic is about a RLC circuit with an op-amp and determining system voltage gain at a frequency of 1 MHz, while the comment is asking about a specific complex impedance value (Zf) and its phase. The topics don't overlap in terms of discussing the same steps, objects, settings, parameters, claims, or goals.</w:t>
-      </w:r>
-    </w:p>
-    <w:p>
-      <w:r>
-        <w:t xml:space="preserve">  Least correlated topics:</w:t>
-      </w:r>
-    </w:p>
-    <w:tbl>
-      <w:tblPr>
-        <w:tblW w:type="auto" w:w="0"/>
-        <w:tblLayout w:type="autofit"/>
-        <w:tblLook w:firstColumn="1" w:firstRow="1" w:lastColumn="0" w:lastRow="0" w:noHBand="0" w:noVBand="1" w:val="04A0"/>
-      </w:tblPr>
-      <w:tblGrid>
-        <w:gridCol w:w="2880"/>
-        <w:gridCol w:w="2880"/>
-        <w:gridCol w:w="2880"/>
-      </w:tblGrid>
-      <w:tr>
-        <w:tc>
-          <w:tcPr>
-            <w:tcW w:type="dxa" w:w="2880"/>
-          </w:tcPr>
-          <w:p>
-            <w:r>
-              <w:drawing>
-                <wp:inline xmlns:a="http://schemas.openxmlformats.org/drawingml/2006/main" xmlns:pic="http://schemas.openxmlformats.org/drawingml/2006/picture">
-                  <wp:extent cx="1097280" cy="617220"/>
-                  <wp:docPr id="34" name="Picture 34"/>
-                  <wp:cNvGraphicFramePr>
-                    <a:graphicFrameLocks noChangeAspect="1"/>
-                  </wp:cNvGraphicFramePr>
-                  <a:graphic>
-                    <a:graphicData uri="http://schemas.openxmlformats.org/drawingml/2006/picture">
-                      <pic:pic>
-                        <pic:nvPicPr>
-                          <pic:cNvPr id="0" name="frame_0000.jpg"/>
-                          <pic:cNvPicPr/>
-                        </pic:nvPicPr>
-                        <pic:blipFill>
-                          <a:blip r:embed="rId9"/>
-                          <a:stretch>
-                            <a:fillRect/>
-                          </a:stretch>
-                        </pic:blipFill>
-                        <pic:spPr>
-                          <a:xfrm>
-                            <a:off x="0" y="0"/>
-                            <a:ext cx="1097280" cy="617220"/>
-                          </a:xfrm>
-                          <a:prstGeom prst="rect"/>
-                        </pic:spPr>
-                      </pic:pic>
-                    </a:graphicData>
-                  </a:graphic>
-                </wp:inline>
-              </w:drawing>
-            </w:r>
-          </w:p>
-        </w:tc>
-        <w:tc>
-          <w:tcPr>
-            <w:tcW w:type="dxa" w:w="2880"/>
-          </w:tcPr>
-          <w:p>
-            <w:r>
-              <w:drawing>
-                <wp:inline xmlns:a="http://schemas.openxmlformats.org/drawingml/2006/main" xmlns:pic="http://schemas.openxmlformats.org/drawingml/2006/picture">
-                  <wp:extent cx="1097280" cy="617220"/>
-                  <wp:docPr id="35" name="Picture 35"/>
-                  <wp:cNvGraphicFramePr>
-                    <a:graphicFrameLocks noChangeAspect="1"/>
-                  </wp:cNvGraphicFramePr>
-                  <a:graphic>
-                    <a:graphicData uri="http://schemas.openxmlformats.org/drawingml/2006/picture">
-                      <pic:pic>
-                        <pic:nvPicPr>
-                          <pic:cNvPr id="0" name="frame_0068.jpg"/>
-                          <pic:cNvPicPr/>
-                        </pic:nvPicPr>
-                        <pic:blipFill>
-                          <a:blip r:embed="rId10"/>
-                          <a:stretch>
-                            <a:fillRect/>
-                          </a:stretch>
-                        </pic:blipFill>
-                        <pic:spPr>
-                          <a:xfrm>
-                            <a:off x="0" y="0"/>
-                            <a:ext cx="1097280" cy="617220"/>
-                          </a:xfrm>
-                          <a:prstGeom prst="rect"/>
-                        </pic:spPr>
-                      </pic:pic>
-                    </a:graphicData>
-                  </a:graphic>
-                </wp:inline>
-              </w:drawing>
-            </w:r>
-          </w:p>
-        </w:tc>
-        <w:tc>
-          <w:tcPr>
-            <w:tcW w:type="dxa" w:w="2880"/>
-          </w:tcPr>
-          <w:p>
-            <w:r>
-              <w:drawing>
-                <wp:inline xmlns:a="http://schemas.openxmlformats.org/drawingml/2006/main" xmlns:pic="http://schemas.openxmlformats.org/drawingml/2006/picture">
-                  <wp:extent cx="1097280" cy="617220"/>
-                  <wp:docPr id="36" name="Picture 36"/>
-                  <wp:cNvGraphicFramePr>
-                    <a:graphicFrameLocks noChangeAspect="1"/>
-                  </wp:cNvGraphicFramePr>
-                  <a:graphic>
-                    <a:graphicData uri="http://schemas.openxmlformats.org/drawingml/2006/picture">
-                      <pic:pic>
-                        <pic:nvPicPr>
-                          <pic:cNvPr id="0" name="frame_0137.jpg"/>
-                          <pic:cNvPicPr/>
-                        </pic:nvPicPr>
-                        <pic:blipFill>
-                          <a:blip r:embed="rId11"/>
-                          <a:stretch>
-                            <a:fillRect/>
-                          </a:stretch>
-                        </pic:blipFill>
-                        <pic:spPr>
-                          <a:xfrm>
-                            <a:off x="0" y="0"/>
-                            <a:ext cx="1097280" cy="617220"/>
-                          </a:xfrm>
-                          <a:prstGeom prst="rect"/>
-                        </pic:spPr>
-                      </pic:pic>
-                    </a:graphicData>
-                  </a:graphic>
-                </wp:inline>
-              </w:drawing>
-            </w:r>
-          </w:p>
-        </w:tc>
-      </w:tr>
-    </w:tbl>
-    <w:p>
-      <w:r>
-        <w:t>Topic T1: RLC Circuit with Op-Amp — score 10.0000</w:t>
-      </w:r>
-    </w:p>
-    <w:p>
-      <w:r>
-        <w:t xml:space="preserve">    Description: The speaker introduces a RLC circuit with an op-amp and discusses determining system voltage gain at a frequency of 1 MHz, disregarding phase change effects.</w:t>
-      </w:r>
-    </w:p>
-    <w:p>
-      <w:r>
-        <w:t xml:space="preserve">    Reason: The topic is about a RLC circuit with an op-amp and determining system voltage gain at a frequency of 1 MHz, while the comment is asking about a specific complex impedance value (Zf) and its phase. The topics don't overlap in terms of discussing the same steps, objects, settings, parameters, claims, or goals.</w:t>
-      </w:r>
-    </w:p>
-    <w:p>
-      <w:r>
-        <w:t>- matched 0 topic(s), max score 0.0000: Thanks for your feedback! I am adding subtitle and commentaries in my recent videos.</w:t>
-      </w:r>
-    </w:p>
-    <w:p>
-      <w:r>
-        <w:t xml:space="preserve">  Source: https://www.youtube.com/watch?v=zUyj7Xn9-sk</w:t>
-      </w:r>
-    </w:p>
-    <w:p>
-      <w:r>
-        <w:t xml:space="preserve">  Top correlated topics:</w:t>
-      </w:r>
-    </w:p>
-    <w:tbl>
-      <w:tblPr>
-        <w:tblW w:type="auto" w:w="0"/>
-        <w:tblLayout w:type="autofit"/>
-        <w:tblLook w:firstColumn="1" w:firstRow="1" w:lastColumn="0" w:lastRow="0" w:noHBand="0" w:noVBand="1" w:val="04A0"/>
-      </w:tblPr>
-      <w:tblGrid>
-        <w:gridCol w:w="2880"/>
-        <w:gridCol w:w="2880"/>
-        <w:gridCol w:w="2880"/>
-      </w:tblGrid>
-      <w:tr>
-        <w:tc>
-          <w:tcPr>
-            <w:tcW w:type="dxa" w:w="2880"/>
-          </w:tcPr>
-          <w:p>
-            <w:r>
-              <w:drawing>
-                <wp:inline xmlns:a="http://schemas.openxmlformats.org/drawingml/2006/main" xmlns:pic="http://schemas.openxmlformats.org/drawingml/2006/picture">
-                  <wp:extent cx="1097280" cy="617220"/>
-                  <wp:docPr id="37" name="Picture 37"/>
-                  <wp:cNvGraphicFramePr>
-                    <a:graphicFrameLocks noChangeAspect="1"/>
-                  </wp:cNvGraphicFramePr>
-                  <a:graphic>
-                    <a:graphicData uri="http://schemas.openxmlformats.org/drawingml/2006/picture">
-                      <pic:pic>
-                        <pic:nvPicPr>
-                          <pic:cNvPr id="0" name="frame_0000.jpg"/>
-                          <pic:cNvPicPr/>
-                        </pic:nvPicPr>
-                        <pic:blipFill>
-                          <a:blip r:embed="rId9"/>
-                          <a:stretch>
-                            <a:fillRect/>
-                          </a:stretch>
-                        </pic:blipFill>
-                        <pic:spPr>
-                          <a:xfrm>
-                            <a:off x="0" y="0"/>
-                            <a:ext cx="1097280" cy="617220"/>
-                          </a:xfrm>
-                          <a:prstGeom prst="rect"/>
-                        </pic:spPr>
-                      </pic:pic>
-                    </a:graphicData>
-                  </a:graphic>
-                </wp:inline>
-              </w:drawing>
-            </w:r>
-          </w:p>
-        </w:tc>
-        <w:tc>
-          <w:tcPr>
-            <w:tcW w:type="dxa" w:w="2880"/>
-          </w:tcPr>
-          <w:p>
-            <w:r>
-              <w:drawing>
-                <wp:inline xmlns:a="http://schemas.openxmlformats.org/drawingml/2006/main" xmlns:pic="http://schemas.openxmlformats.org/drawingml/2006/picture">
-                  <wp:extent cx="1097280" cy="617220"/>
-                  <wp:docPr id="38" name="Picture 38"/>
-                  <wp:cNvGraphicFramePr>
-                    <a:graphicFrameLocks noChangeAspect="1"/>
-                  </wp:cNvGraphicFramePr>
-                  <a:graphic>
-                    <a:graphicData uri="http://schemas.openxmlformats.org/drawingml/2006/picture">
-                      <pic:pic>
-                        <pic:nvPicPr>
-                          <pic:cNvPr id="0" name="frame_0068.jpg"/>
-                          <pic:cNvPicPr/>
-                        </pic:nvPicPr>
-                        <pic:blipFill>
-                          <a:blip r:embed="rId10"/>
-                          <a:stretch>
-                            <a:fillRect/>
-                          </a:stretch>
-                        </pic:blipFill>
-                        <pic:spPr>
-                          <a:xfrm>
-                            <a:off x="0" y="0"/>
-                            <a:ext cx="1097280" cy="617220"/>
-                          </a:xfrm>
-                          <a:prstGeom prst="rect"/>
-                        </pic:spPr>
-                      </pic:pic>
-                    </a:graphicData>
-                  </a:graphic>
-                </wp:inline>
-              </w:drawing>
-            </w:r>
-          </w:p>
-        </w:tc>
-        <w:tc>
-          <w:tcPr>
-            <w:tcW w:type="dxa" w:w="2880"/>
-          </w:tcPr>
-          <w:p>
-            <w:r>
-              <w:drawing>
-                <wp:inline xmlns:a="http://schemas.openxmlformats.org/drawingml/2006/main" xmlns:pic="http://schemas.openxmlformats.org/drawingml/2006/picture">
-                  <wp:extent cx="1097280" cy="617220"/>
-                  <wp:docPr id="39" name="Picture 39"/>
-                  <wp:cNvGraphicFramePr>
-                    <a:graphicFrameLocks noChangeAspect="1"/>
-                  </wp:cNvGraphicFramePr>
-                  <a:graphic>
-                    <a:graphicData uri="http://schemas.openxmlformats.org/drawingml/2006/picture">
-                      <pic:pic>
-                        <pic:nvPicPr>
-                          <pic:cNvPr id="0" name="frame_0137.jpg"/>
-                          <pic:cNvPicPr/>
-                        </pic:nvPicPr>
-                        <pic:blipFill>
-                          <a:blip r:embed="rId11"/>
-                          <a:stretch>
-                            <a:fillRect/>
-                          </a:stretch>
-                        </pic:blipFill>
-                        <pic:spPr>
-                          <a:xfrm>
-                            <a:off x="0" y="0"/>
-                            <a:ext cx="1097280" cy="617220"/>
-                          </a:xfrm>
-                          <a:prstGeom prst="rect"/>
-                        </pic:spPr>
-                      </pic:pic>
-                    </a:graphicData>
-                  </a:graphic>
-                </wp:inline>
-              </w:drawing>
-            </w:r>
-          </w:p>
-        </w:tc>
-      </w:tr>
-    </w:tbl>
-    <w:p>
-      <w:r>
-        <w:t>Topic T1: RLC Circuit with Op-Amp — score 0.0000</w:t>
-      </w:r>
-    </w:p>
-    <w:p>
-      <w:r>
-        <w:t xml:space="preserve">    Description: The speaker introduces a RLC circuit with an op-amp and discusses determining system voltage gain at a frequency of 1 MHz, disregarding phase change effects.</w:t>
-      </w:r>
-    </w:p>
-    <w:p>
-      <w:r>
-        <w:t xml:space="preserve">    Reason: The comment does not discuss the topic of RLC circuit with op-amp or determining system voltage gain at a frequency of 1 MHz. Instead, it is a general statement about adding subtitles and commentaries to videos.</w:t>
-      </w:r>
-    </w:p>
-    <w:p>
-      <w:r>
-        <w:t xml:space="preserve">  Least correlated topics:</w:t>
-      </w:r>
-    </w:p>
-    <w:tbl>
-      <w:tblPr>
-        <w:tblW w:type="auto" w:w="0"/>
-        <w:tblLayout w:type="autofit"/>
-        <w:tblLook w:firstColumn="1" w:firstRow="1" w:lastColumn="0" w:lastRow="0" w:noHBand="0" w:noVBand="1" w:val="04A0"/>
-      </w:tblPr>
-      <w:tblGrid>
-        <w:gridCol w:w="2880"/>
-        <w:gridCol w:w="2880"/>
-        <w:gridCol w:w="2880"/>
-      </w:tblGrid>
-      <w:tr>
-        <w:tc>
-          <w:tcPr>
-            <w:tcW w:type="dxa" w:w="2880"/>
-          </w:tcPr>
-          <w:p>
-            <w:r>
-              <w:drawing>
-                <wp:inline xmlns:a="http://schemas.openxmlformats.org/drawingml/2006/main" xmlns:pic="http://schemas.openxmlformats.org/drawingml/2006/picture">
-                  <wp:extent cx="1097280" cy="617220"/>
-                  <wp:docPr id="40" name="Picture 40"/>
-                  <wp:cNvGraphicFramePr>
-                    <a:graphicFrameLocks noChangeAspect="1"/>
-                  </wp:cNvGraphicFramePr>
-                  <a:graphic>
-                    <a:graphicData uri="http://schemas.openxmlformats.org/drawingml/2006/picture">
-                      <pic:pic>
-                        <pic:nvPicPr>
-                          <pic:cNvPr id="0" name="frame_0000.jpg"/>
-                          <pic:cNvPicPr/>
-                        </pic:nvPicPr>
-                        <pic:blipFill>
-                          <a:blip r:embed="rId9"/>
-                          <a:stretch>
-                            <a:fillRect/>
-                          </a:stretch>
-                        </pic:blipFill>
-                        <pic:spPr>
-                          <a:xfrm>
-                            <a:off x="0" y="0"/>
-                            <a:ext cx="1097280" cy="617220"/>
-                          </a:xfrm>
-                          <a:prstGeom prst="rect"/>
-                        </pic:spPr>
-                      </pic:pic>
-                    </a:graphicData>
-                  </a:graphic>
-                </wp:inline>
-              </w:drawing>
-            </w:r>
-          </w:p>
-        </w:tc>
-        <w:tc>
-          <w:tcPr>
-            <w:tcW w:type="dxa" w:w="2880"/>
-          </w:tcPr>
-          <w:p>
-            <w:r>
-              <w:drawing>
-                <wp:inline xmlns:a="http://schemas.openxmlformats.org/drawingml/2006/main" xmlns:pic="http://schemas.openxmlformats.org/drawingml/2006/picture">
-                  <wp:extent cx="1097280" cy="617220"/>
-                  <wp:docPr id="41" name="Picture 41"/>
-                  <wp:cNvGraphicFramePr>
-                    <a:graphicFrameLocks noChangeAspect="1"/>
-                  </wp:cNvGraphicFramePr>
-                  <a:graphic>
-                    <a:graphicData uri="http://schemas.openxmlformats.org/drawingml/2006/picture">
-                      <pic:pic>
-                        <pic:nvPicPr>
-                          <pic:cNvPr id="0" name="frame_0068.jpg"/>
-                          <pic:cNvPicPr/>
-                        </pic:nvPicPr>
-                        <pic:blipFill>
-                          <a:blip r:embed="rId10"/>
-                          <a:stretch>
-                            <a:fillRect/>
-                          </a:stretch>
-                        </pic:blipFill>
-                        <pic:spPr>
-                          <a:xfrm>
-                            <a:off x="0" y="0"/>
-                            <a:ext cx="1097280" cy="617220"/>
-                          </a:xfrm>
-                          <a:prstGeom prst="rect"/>
-                        </pic:spPr>
-                      </pic:pic>
-                    </a:graphicData>
-                  </a:graphic>
-                </wp:inline>
-              </w:drawing>
-            </w:r>
-          </w:p>
-        </w:tc>
-        <w:tc>
-          <w:tcPr>
-            <w:tcW w:type="dxa" w:w="2880"/>
-          </w:tcPr>
-          <w:p>
-            <w:r>
-              <w:drawing>
-                <wp:inline xmlns:a="http://schemas.openxmlformats.org/drawingml/2006/main" xmlns:pic="http://schemas.openxmlformats.org/drawingml/2006/picture">
-                  <wp:extent cx="1097280" cy="617220"/>
-                  <wp:docPr id="42" name="Picture 42"/>
-                  <wp:cNvGraphicFramePr>
-                    <a:graphicFrameLocks noChangeAspect="1"/>
-                  </wp:cNvGraphicFramePr>
-                  <a:graphic>
-                    <a:graphicData uri="http://schemas.openxmlformats.org/drawingml/2006/picture">
-                      <pic:pic>
-                        <pic:nvPicPr>
-                          <pic:cNvPr id="0" name="frame_0137.jpg"/>
-                          <pic:cNvPicPr/>
-                        </pic:nvPicPr>
-                        <pic:blipFill>
-                          <a:blip r:embed="rId11"/>
-                          <a:stretch>
-                            <a:fillRect/>
-                          </a:stretch>
-                        </pic:blipFill>
-                        <pic:spPr>
-                          <a:xfrm>
-                            <a:off x="0" y="0"/>
-                            <a:ext cx="1097280" cy="617220"/>
-                          </a:xfrm>
-                          <a:prstGeom prst="rect"/>
-                        </pic:spPr>
-                      </pic:pic>
-                    </a:graphicData>
-                  </a:graphic>
-                </wp:inline>
-              </w:drawing>
-            </w:r>
-          </w:p>
-        </w:tc>
-      </w:tr>
-    </w:tbl>
-    <w:p>
-      <w:r>
-        <w:t>Topic T1: RLC Circuit with Op-Amp — score 0.0000</w:t>
-      </w:r>
-    </w:p>
-    <w:p>
-      <w:r>
-        <w:t xml:space="preserve">    Description: The speaker introduces a RLC circuit with an op-amp and discusses determining system voltage gain at a frequency of 1 MHz, disregarding phase change effects.</w:t>
-      </w:r>
-    </w:p>
-    <w:p>
-      <w:r>
-        <w:t xml:space="preserve">    Reason: The comment does not discuss the topic of RLC circuit with op-amp or determining system voltage gain at a frequency of 1 MHz. Instead, it is a general statement about adding subtitles and commentaries to videos.</w:t>
-      </w:r>
-    </w:p>
-    <w:p>
-      <w:r>
-        <w:t>- matched 0 topic(s), max score 0.0000: Thanks</w:t>
-      </w:r>
-    </w:p>
-    <w:p>
-      <w:r>
-        <w:t xml:space="preserve">  Source: https://www.youtube.com/watch?v=zUyj7Xn9-sk</w:t>
-      </w:r>
-    </w:p>
-    <w:p>
-      <w:r>
-        <w:t xml:space="preserve">  Top correlated topics:</w:t>
-      </w:r>
-    </w:p>
-    <w:tbl>
-      <w:tblPr>
-        <w:tblW w:type="auto" w:w="0"/>
-        <w:tblLayout w:type="autofit"/>
-        <w:tblLook w:firstColumn="1" w:firstRow="1" w:lastColumn="0" w:lastRow="0" w:noHBand="0" w:noVBand="1" w:val="04A0"/>
-      </w:tblPr>
-      <w:tblGrid>
-        <w:gridCol w:w="2880"/>
-        <w:gridCol w:w="2880"/>
-        <w:gridCol w:w="2880"/>
-      </w:tblGrid>
-      <w:tr>
-        <w:tc>
-          <w:tcPr>
-            <w:tcW w:type="dxa" w:w="2880"/>
-          </w:tcPr>
-          <w:p>
-            <w:r>
-              <w:drawing>
-                <wp:inline xmlns:a="http://schemas.openxmlformats.org/drawingml/2006/main" xmlns:pic="http://schemas.openxmlformats.org/drawingml/2006/picture">
-                  <wp:extent cx="1097280" cy="617220"/>
-                  <wp:docPr id="43" name="Picture 43"/>
-                  <wp:cNvGraphicFramePr>
-                    <a:graphicFrameLocks noChangeAspect="1"/>
-                  </wp:cNvGraphicFramePr>
-                  <a:graphic>
-                    <a:graphicData uri="http://schemas.openxmlformats.org/drawingml/2006/picture">
-                      <pic:pic>
-                        <pic:nvPicPr>
-                          <pic:cNvPr id="0" name="frame_0000.jpg"/>
-                          <pic:cNvPicPr/>
-                        </pic:nvPicPr>
-                        <pic:blipFill>
-                          <a:blip r:embed="rId9"/>
-                          <a:stretch>
-                            <a:fillRect/>
-                          </a:stretch>
-                        </pic:blipFill>
-                        <pic:spPr>
-                          <a:xfrm>
-                            <a:off x="0" y="0"/>
-                            <a:ext cx="1097280" cy="617220"/>
-                          </a:xfrm>
-                          <a:prstGeom prst="rect"/>
-                        </pic:spPr>
-                      </pic:pic>
-                    </a:graphicData>
-                  </a:graphic>
-                </wp:inline>
-              </w:drawing>
-            </w:r>
-          </w:p>
-        </w:tc>
-        <w:tc>
-          <w:tcPr>
-            <w:tcW w:type="dxa" w:w="2880"/>
-          </w:tcPr>
-          <w:p>
-            <w:r>
-              <w:drawing>
-                <wp:inline xmlns:a="http://schemas.openxmlformats.org/drawingml/2006/main" xmlns:pic="http://schemas.openxmlformats.org/drawingml/2006/picture">
-                  <wp:extent cx="1097280" cy="617220"/>
-                  <wp:docPr id="44" name="Picture 44"/>
-                  <wp:cNvGraphicFramePr>
-                    <a:graphicFrameLocks noChangeAspect="1"/>
-                  </wp:cNvGraphicFramePr>
-                  <a:graphic>
-                    <a:graphicData uri="http://schemas.openxmlformats.org/drawingml/2006/picture">
-                      <pic:pic>
-                        <pic:nvPicPr>
-                          <pic:cNvPr id="0" name="frame_0068.jpg"/>
-                          <pic:cNvPicPr/>
-                        </pic:nvPicPr>
-                        <pic:blipFill>
-                          <a:blip r:embed="rId10"/>
-                          <a:stretch>
-                            <a:fillRect/>
-                          </a:stretch>
-                        </pic:blipFill>
-                        <pic:spPr>
-                          <a:xfrm>
-                            <a:off x="0" y="0"/>
-                            <a:ext cx="1097280" cy="617220"/>
-                          </a:xfrm>
-                          <a:prstGeom prst="rect"/>
-                        </pic:spPr>
-                      </pic:pic>
-                    </a:graphicData>
-                  </a:graphic>
-                </wp:inline>
-              </w:drawing>
-            </w:r>
-          </w:p>
-        </w:tc>
-        <w:tc>
-          <w:tcPr>
-            <w:tcW w:type="dxa" w:w="2880"/>
-          </w:tcPr>
-          <w:p>
-            <w:r>
-              <w:drawing>
-                <wp:inline xmlns:a="http://schemas.openxmlformats.org/drawingml/2006/main" xmlns:pic="http://schemas.openxmlformats.org/drawingml/2006/picture">
-                  <wp:extent cx="1097280" cy="617220"/>
-                  <wp:docPr id="45" name="Picture 45"/>
-                  <wp:cNvGraphicFramePr>
-                    <a:graphicFrameLocks noChangeAspect="1"/>
-                  </wp:cNvGraphicFramePr>
-                  <a:graphic>
-                    <a:graphicData uri="http://schemas.openxmlformats.org/drawingml/2006/picture">
-                      <pic:pic>
-                        <pic:nvPicPr>
-                          <pic:cNvPr id="0" name="frame_0137.jpg"/>
-                          <pic:cNvPicPr/>
-                        </pic:nvPicPr>
-                        <pic:blipFill>
-                          <a:blip r:embed="rId11"/>
-                          <a:stretch>
-                            <a:fillRect/>
-                          </a:stretch>
-                        </pic:blipFill>
-                        <pic:spPr>
-                          <a:xfrm>
-                            <a:off x="0" y="0"/>
-                            <a:ext cx="1097280" cy="617220"/>
-                          </a:xfrm>
-                          <a:prstGeom prst="rect"/>
-                        </pic:spPr>
-                      </pic:pic>
-                    </a:graphicData>
-                  </a:graphic>
-                </wp:inline>
-              </w:drawing>
-            </w:r>
-          </w:p>
-        </w:tc>
-      </w:tr>
-    </w:tbl>
-    <w:p>
-      <w:r>
-        <w:t>Topic T1: RLC Circuit with Op-Amp — score 0.0000</w:t>
-      </w:r>
-    </w:p>
-    <w:p>
-      <w:r>
-        <w:t xml:space="preserve">    Description: The speaker introduces a RLC circuit with an op-amp and discusses determining system voltage gain at a frequency of 1 MHz, disregarding phase change effects.</w:t>
-      </w:r>
-    </w:p>
-    <w:p>
-      <w:r>
-        <w:t xml:space="preserve">    Reason: The comment does not mention RLC circuit, op-amp, frequency gain or any specific technical details from the topic, it only contains generic thanks.</w:t>
-      </w:r>
-    </w:p>
-    <w:p>
-      <w:r>
-        <w:t xml:space="preserve">  Least correlated topics:</w:t>
-      </w:r>
-    </w:p>
-    <w:tbl>
-      <w:tblPr>
-        <w:tblW w:type="auto" w:w="0"/>
-        <w:tblLayout w:type="autofit"/>
-        <w:tblLook w:firstColumn="1" w:firstRow="1" w:lastColumn="0" w:lastRow="0" w:noHBand="0" w:noVBand="1" w:val="04A0"/>
-      </w:tblPr>
-      <w:tblGrid>
-        <w:gridCol w:w="2880"/>
-        <w:gridCol w:w="2880"/>
-        <w:gridCol w:w="2880"/>
-      </w:tblGrid>
-      <w:tr>
-        <w:tc>
-          <w:tcPr>
-            <w:tcW w:type="dxa" w:w="2880"/>
-          </w:tcPr>
-          <w:p>
-            <w:r>
-              <w:drawing>
-                <wp:inline xmlns:a="http://schemas.openxmlformats.org/drawingml/2006/main" xmlns:pic="http://schemas.openxmlformats.org/drawingml/2006/picture">
-                  <wp:extent cx="1097280" cy="617220"/>
-                  <wp:docPr id="46" name="Picture 46"/>
-                  <wp:cNvGraphicFramePr>
-                    <a:graphicFrameLocks noChangeAspect="1"/>
-                  </wp:cNvGraphicFramePr>
-                  <a:graphic>
-                    <a:graphicData uri="http://schemas.openxmlformats.org/drawingml/2006/picture">
-                      <pic:pic>
-                        <pic:nvPicPr>
-                          <pic:cNvPr id="0" name="frame_0000.jpg"/>
-                          <pic:cNvPicPr/>
-                        </pic:nvPicPr>
-                        <pic:blipFill>
-                          <a:blip r:embed="rId9"/>
-                          <a:stretch>
-                            <a:fillRect/>
-                          </a:stretch>
-                        </pic:blipFill>
-                        <pic:spPr>
-                          <a:xfrm>
-                            <a:off x="0" y="0"/>
-                            <a:ext cx="1097280" cy="617220"/>
-                          </a:xfrm>
-                          <a:prstGeom prst="rect"/>
-                        </pic:spPr>
-                      </pic:pic>
-                    </a:graphicData>
-                  </a:graphic>
-                </wp:inline>
-              </w:drawing>
-            </w:r>
-          </w:p>
-        </w:tc>
-        <w:tc>
-          <w:tcPr>
-            <w:tcW w:type="dxa" w:w="2880"/>
-          </w:tcPr>
-          <w:p>
-            <w:r>
-              <w:drawing>
-                <wp:inline xmlns:a="http://schemas.openxmlformats.org/drawingml/2006/main" xmlns:pic="http://schemas.openxmlformats.org/drawingml/2006/picture">
-                  <wp:extent cx="1097280" cy="617220"/>
-                  <wp:docPr id="47" name="Picture 47"/>
-                  <wp:cNvGraphicFramePr>
-                    <a:graphicFrameLocks noChangeAspect="1"/>
-                  </wp:cNvGraphicFramePr>
-                  <a:graphic>
-                    <a:graphicData uri="http://schemas.openxmlformats.org/drawingml/2006/picture">
-                      <pic:pic>
-                        <pic:nvPicPr>
-                          <pic:cNvPr id="0" name="frame_0068.jpg"/>
-                          <pic:cNvPicPr/>
-                        </pic:nvPicPr>
-                        <pic:blipFill>
-                          <a:blip r:embed="rId10"/>
-                          <a:stretch>
-                            <a:fillRect/>
-                          </a:stretch>
-                        </pic:blipFill>
-                        <pic:spPr>
-                          <a:xfrm>
-                            <a:off x="0" y="0"/>
-                            <a:ext cx="1097280" cy="617220"/>
-                          </a:xfrm>
-                          <a:prstGeom prst="rect"/>
-                        </pic:spPr>
-                      </pic:pic>
-                    </a:graphicData>
-                  </a:graphic>
-                </wp:inline>
-              </w:drawing>
-            </w:r>
-          </w:p>
-        </w:tc>
-        <w:tc>
-          <w:tcPr>
-            <w:tcW w:type="dxa" w:w="2880"/>
-          </w:tcPr>
-          <w:p>
-            <w:r>
-              <w:drawing>
-                <wp:inline xmlns:a="http://schemas.openxmlformats.org/drawingml/2006/main" xmlns:pic="http://schemas.openxmlformats.org/drawingml/2006/picture">
-                  <wp:extent cx="1097280" cy="617220"/>
-                  <wp:docPr id="48" name="Picture 48"/>
-                  <wp:cNvGraphicFramePr>
-                    <a:graphicFrameLocks noChangeAspect="1"/>
-                  </wp:cNvGraphicFramePr>
-                  <a:graphic>
-                    <a:graphicData uri="http://schemas.openxmlformats.org/drawingml/2006/picture">
-                      <pic:pic>
-                        <pic:nvPicPr>
-                          <pic:cNvPr id="0" name="frame_0137.jpg"/>
-                          <pic:cNvPicPr/>
-                        </pic:nvPicPr>
-                        <pic:blipFill>
-                          <a:blip r:embed="rId11"/>
-                          <a:stretch>
-                            <a:fillRect/>
-                          </a:stretch>
-                        </pic:blipFill>
-                        <pic:spPr>
-                          <a:xfrm>
-                            <a:off x="0" y="0"/>
-                            <a:ext cx="1097280" cy="617220"/>
-                          </a:xfrm>
-                          <a:prstGeom prst="rect"/>
-                        </pic:spPr>
-                      </pic:pic>
-                    </a:graphicData>
-                  </a:graphic>
-                </wp:inline>
-              </w:drawing>
-            </w:r>
-          </w:p>
-        </w:tc>
-      </w:tr>
-    </w:tbl>
-    <w:p>
-      <w:r>
-        <w:t>Topic T1: RLC Circuit with Op-Amp — score 0.0000</w:t>
-      </w:r>
-    </w:p>
-    <w:p>
-      <w:r>
-        <w:t xml:space="preserve">    Description: The speaker introduces a RLC circuit with an op-amp and discusses determining system voltage gain at a frequency of 1 MHz, disregarding phase change effects.</w:t>
-      </w:r>
-    </w:p>
-    <w:p>
-      <w:r>
-        <w:t xml:space="preserve">    Reason: The comment does not mention RLC circuit, op-amp, frequency gain or any specific technical details from the topic, it only contains generic thanks.</w:t>
-      </w:r>
-    </w:p>
-    <w:p>
-      <w:r>
-        <w:t>- matched 0 topic(s), max score 0.0000: Thank you for your videos. But it would much better and informative if you speak or subtitle. It is hard to follow with no comments.</w:t>
-      </w:r>
-    </w:p>
-    <w:p>
-      <w:r>
-        <w:t xml:space="preserve">  Source: https://www.youtube.com/watch?v=zUyj7Xn9-sk</w:t>
-      </w:r>
-    </w:p>
-    <w:p>
-      <w:r>
-        <w:t xml:space="preserve">  Top correlated topics:</w:t>
-      </w:r>
-    </w:p>
-    <w:tbl>
-      <w:tblPr>
-        <w:tblW w:type="auto" w:w="0"/>
-        <w:tblLayout w:type="autofit"/>
-        <w:tblLook w:firstColumn="1" w:firstRow="1" w:lastColumn="0" w:lastRow="0" w:noHBand="0" w:noVBand="1" w:val="04A0"/>
-      </w:tblPr>
-      <w:tblGrid>
-        <w:gridCol w:w="2880"/>
-        <w:gridCol w:w="2880"/>
-        <w:gridCol w:w="2880"/>
-      </w:tblGrid>
-      <w:tr>
-        <w:tc>
-          <w:tcPr>
-            <w:tcW w:type="dxa" w:w="2880"/>
-          </w:tcPr>
-          <w:p>
-            <w:r>
-              <w:drawing>
-                <wp:inline xmlns:a="http://schemas.openxmlformats.org/drawingml/2006/main" xmlns:pic="http://schemas.openxmlformats.org/drawingml/2006/picture">
-                  <wp:extent cx="1097280" cy="617220"/>
-                  <wp:docPr id="49" name="Picture 49"/>
-                  <wp:cNvGraphicFramePr>
-                    <a:graphicFrameLocks noChangeAspect="1"/>
-                  </wp:cNvGraphicFramePr>
-                  <a:graphic>
-                    <a:graphicData uri="http://schemas.openxmlformats.org/drawingml/2006/picture">
-                      <pic:pic>
-                        <pic:nvPicPr>
-                          <pic:cNvPr id="0" name="frame_0000.jpg"/>
-                          <pic:cNvPicPr/>
-                        </pic:nvPicPr>
-                        <pic:blipFill>
-                          <a:blip r:embed="rId9"/>
-                          <a:stretch>
-                            <a:fillRect/>
-                          </a:stretch>
-                        </pic:blipFill>
-                        <pic:spPr>
-                          <a:xfrm>
-                            <a:off x="0" y="0"/>
-                            <a:ext cx="1097280" cy="617220"/>
-                          </a:xfrm>
-                          <a:prstGeom prst="rect"/>
-                        </pic:spPr>
-                      </pic:pic>
-                    </a:graphicData>
-                  </a:graphic>
-                </wp:inline>
-              </w:drawing>
-            </w:r>
-          </w:p>
-        </w:tc>
-        <w:tc>
-          <w:tcPr>
-            <w:tcW w:type="dxa" w:w="2880"/>
-          </w:tcPr>
-          <w:p>
-            <w:r>
-              <w:drawing>
-                <wp:inline xmlns:a="http://schemas.openxmlformats.org/drawingml/2006/main" xmlns:pic="http://schemas.openxmlformats.org/drawingml/2006/picture">
-                  <wp:extent cx="1097280" cy="617220"/>
-                  <wp:docPr id="50" name="Picture 50"/>
-                  <wp:cNvGraphicFramePr>
-                    <a:graphicFrameLocks noChangeAspect="1"/>
-                  </wp:cNvGraphicFramePr>
-                  <a:graphic>
-                    <a:graphicData uri="http://schemas.openxmlformats.org/drawingml/2006/picture">
-                      <pic:pic>
-                        <pic:nvPicPr>
-                          <pic:cNvPr id="0" name="frame_0068.jpg"/>
-                          <pic:cNvPicPr/>
-                        </pic:nvPicPr>
-                        <pic:blipFill>
-                          <a:blip r:embed="rId10"/>
-                          <a:stretch>
-                            <a:fillRect/>
-                          </a:stretch>
-                        </pic:blipFill>
-                        <pic:spPr>
-                          <a:xfrm>
-                            <a:off x="0" y="0"/>
-                            <a:ext cx="1097280" cy="617220"/>
-                          </a:xfrm>
-                          <a:prstGeom prst="rect"/>
-                        </pic:spPr>
-                      </pic:pic>
-                    </a:graphicData>
-                  </a:graphic>
-                </wp:inline>
-              </w:drawing>
-            </w:r>
-          </w:p>
-        </w:tc>
-        <w:tc>
-          <w:tcPr>
-            <w:tcW w:type="dxa" w:w="2880"/>
-          </w:tcPr>
-          <w:p>
-            <w:r>
-              <w:drawing>
-                <wp:inline xmlns:a="http://schemas.openxmlformats.org/drawingml/2006/main" xmlns:pic="http://schemas.openxmlformats.org/drawingml/2006/picture">
-                  <wp:extent cx="1097280" cy="617220"/>
-                  <wp:docPr id="51" name="Picture 51"/>
-                  <wp:cNvGraphicFramePr>
-                    <a:graphicFrameLocks noChangeAspect="1"/>
-                  </wp:cNvGraphicFramePr>
-                  <a:graphic>
-                    <a:graphicData uri="http://schemas.openxmlformats.org/drawingml/2006/picture">
-                      <pic:pic>
-                        <pic:nvPicPr>
-                          <pic:cNvPr id="0" name="frame_0137.jpg"/>
-                          <pic:cNvPicPr/>
-                        </pic:nvPicPr>
-                        <pic:blipFill>
-                          <a:blip r:embed="rId11"/>
-                          <a:stretch>
-                            <a:fillRect/>
-                          </a:stretch>
-                        </pic:blipFill>
-                        <pic:spPr>
-                          <a:xfrm>
-                            <a:off x="0" y="0"/>
-                            <a:ext cx="1097280" cy="617220"/>
-                          </a:xfrm>
-                          <a:prstGeom prst="rect"/>
-                        </pic:spPr>
-                      </pic:pic>
-                    </a:graphicData>
-                  </a:graphic>
-                </wp:inline>
-              </w:drawing>
-            </w:r>
-          </w:p>
-        </w:tc>
-      </w:tr>
-    </w:tbl>
-    <w:p>
-      <w:r>
-        <w:t>Topic T1: RLC Circuit with Op-Amp — score 0.0000</w:t>
-      </w:r>
-    </w:p>
-    <w:p>
-      <w:r>
-        <w:t xml:space="preserve">    Description: The speaker introduces a RLC circuit with an op-amp and discusses determining system voltage gain at a frequency of 1 MHz, disregarding phase change effects.</w:t>
-      </w:r>
-    </w:p>
-    <w:p>
-      <w:r>
-        <w:t xml:space="preserve">    Reason: No overlap in content; the comment is about providing subtitles or captions, not discussing RLC circuits with op-amps.</w:t>
-      </w:r>
-    </w:p>
-    <w:p>
-      <w:r>
-        <w:t xml:space="preserve">  Least correlated topics:</w:t>
-      </w:r>
-    </w:p>
-    <w:tbl>
-      <w:tblPr>
-        <w:tblW w:type="auto" w:w="0"/>
-        <w:tblLayout w:type="autofit"/>
-        <w:tblLook w:firstColumn="1" w:firstRow="1" w:lastColumn="0" w:lastRow="0" w:noHBand="0" w:noVBand="1" w:val="04A0"/>
-      </w:tblPr>
-      <w:tblGrid>
-        <w:gridCol w:w="2880"/>
-        <w:gridCol w:w="2880"/>
-        <w:gridCol w:w="2880"/>
-      </w:tblGrid>
-      <w:tr>
-        <w:tc>
-          <w:tcPr>
-            <w:tcW w:type="dxa" w:w="2880"/>
-          </w:tcPr>
-          <w:p>
-            <w:r>
-              <w:drawing>
-                <wp:inline xmlns:a="http://schemas.openxmlformats.org/drawingml/2006/main" xmlns:pic="http://schemas.openxmlformats.org/drawingml/2006/picture">
-                  <wp:extent cx="1097280" cy="617220"/>
-                  <wp:docPr id="52" name="Picture 52"/>
-                  <wp:cNvGraphicFramePr>
-                    <a:graphicFrameLocks noChangeAspect="1"/>
-                  </wp:cNvGraphicFramePr>
-                  <a:graphic>
-                    <a:graphicData uri="http://schemas.openxmlformats.org/drawingml/2006/picture">
-                      <pic:pic>
-                        <pic:nvPicPr>
-                          <pic:cNvPr id="0" name="frame_0000.jpg"/>
-                          <pic:cNvPicPr/>
-                        </pic:nvPicPr>
-                        <pic:blipFill>
-                          <a:blip r:embed="rId9"/>
-                          <a:stretch>
-                            <a:fillRect/>
-                          </a:stretch>
-                        </pic:blipFill>
-                        <pic:spPr>
-                          <a:xfrm>
-                            <a:off x="0" y="0"/>
-                            <a:ext cx="1097280" cy="617220"/>
-                          </a:xfrm>
-                          <a:prstGeom prst="rect"/>
-                        </pic:spPr>
-                      </pic:pic>
-                    </a:graphicData>
-                  </a:graphic>
-                </wp:inline>
-              </w:drawing>
-            </w:r>
-          </w:p>
-        </w:tc>
-        <w:tc>
-          <w:tcPr>
-            <w:tcW w:type="dxa" w:w="2880"/>
-          </w:tcPr>
-          <w:p>
-            <w:r>
-              <w:drawing>
-                <wp:inline xmlns:a="http://schemas.openxmlformats.org/drawingml/2006/main" xmlns:pic="http://schemas.openxmlformats.org/drawingml/2006/picture">
-                  <wp:extent cx="1097280" cy="617220"/>
-                  <wp:docPr id="53" name="Picture 53"/>
-                  <wp:cNvGraphicFramePr>
-                    <a:graphicFrameLocks noChangeAspect="1"/>
-                  </wp:cNvGraphicFramePr>
-                  <a:graphic>
-                    <a:graphicData uri="http://schemas.openxmlformats.org/drawingml/2006/picture">
-                      <pic:pic>
-                        <pic:nvPicPr>
-                          <pic:cNvPr id="0" name="frame_0068.jpg"/>
-                          <pic:cNvPicPr/>
-                        </pic:nvPicPr>
-                        <pic:blipFill>
-                          <a:blip r:embed="rId10"/>
-                          <a:stretch>
-                            <a:fillRect/>
-                          </a:stretch>
-                        </pic:blipFill>
-                        <pic:spPr>
-                          <a:xfrm>
-                            <a:off x="0" y="0"/>
-                            <a:ext cx="1097280" cy="617220"/>
-                          </a:xfrm>
-                          <a:prstGeom prst="rect"/>
-                        </pic:spPr>
-                      </pic:pic>
-                    </a:graphicData>
-                  </a:graphic>
-                </wp:inline>
-              </w:drawing>
-            </w:r>
-          </w:p>
-        </w:tc>
-        <w:tc>
-          <w:tcPr>
-            <w:tcW w:type="dxa" w:w="2880"/>
-          </w:tcPr>
-          <w:p>
-            <w:r>
-              <w:drawing>
-                <wp:inline xmlns:a="http://schemas.openxmlformats.org/drawingml/2006/main" xmlns:pic="http://schemas.openxmlformats.org/drawingml/2006/picture">
-                  <wp:extent cx="1097280" cy="617220"/>
-                  <wp:docPr id="54" name="Picture 54"/>
-                  <wp:cNvGraphicFramePr>
-                    <a:graphicFrameLocks noChangeAspect="1"/>
-                  </wp:cNvGraphicFramePr>
-                  <a:graphic>
-                    <a:graphicData uri="http://schemas.openxmlformats.org/drawingml/2006/picture">
-                      <pic:pic>
-                        <pic:nvPicPr>
-                          <pic:cNvPr id="0" name="frame_0137.jpg"/>
-                          <pic:cNvPicPr/>
-                        </pic:nvPicPr>
-                        <pic:blipFill>
-                          <a:blip r:embed="rId11"/>
-                          <a:stretch>
-                            <a:fillRect/>
-                          </a:stretch>
-                        </pic:blipFill>
-                        <pic:spPr>
-                          <a:xfrm>
-                            <a:off x="0" y="0"/>
-                            <a:ext cx="1097280" cy="617220"/>
-                          </a:xfrm>
-                          <a:prstGeom prst="rect"/>
-                        </pic:spPr>
-                      </pic:pic>
-                    </a:graphicData>
-                  </a:graphic>
-                </wp:inline>
-              </w:drawing>
-            </w:r>
-          </w:p>
-        </w:tc>
-      </w:tr>
-    </w:tbl>
-    <w:p>
-      <w:r>
-        <w:t>Topic T1: RLC Circuit with Op-Amp — score 0.0000</w:t>
-      </w:r>
-    </w:p>
-    <w:p>
-      <w:r>
-        <w:t xml:space="preserve">    Description: The speaker introduces a RLC circuit with an op-amp and discusses determining system voltage gain at a frequency of 1 MHz, disregarding phase change effects.</w:t>
-      </w:r>
-    </w:p>
-    <w:p>
-      <w:r>
-        <w:t xml:space="preserve">    Reason: No overlap in content; the comment is about providing subtitles or captions, not discussing RLC circuits with op-amps.</w:t>
-      </w:r>
-    </w:p>
-    <w:p>
-      <w:r>
-        <w:t>- matched 0 topic(s), max score 0.0000: Thank you for your feedback!</w:t>
-      </w:r>
-    </w:p>
-    <w:p>
-      <w:r>
-        <w:t xml:space="preserve">  Source: https://www.youtube.com/watch?v=zUyj7Xn9-sk</w:t>
-      </w:r>
-    </w:p>
-    <w:p>
-      <w:r>
-        <w:t xml:space="preserve">  Top correlated topics:</w:t>
-      </w:r>
-    </w:p>
-    <w:tbl>
-      <w:tblPr>
-        <w:tblW w:type="auto" w:w="0"/>
-        <w:tblLayout w:type="autofit"/>
-        <w:tblLook w:firstColumn="1" w:firstRow="1" w:lastColumn="0" w:lastRow="0" w:noHBand="0" w:noVBand="1" w:val="04A0"/>
-      </w:tblPr>
-      <w:tblGrid>
-        <w:gridCol w:w="2880"/>
-        <w:gridCol w:w="2880"/>
-        <w:gridCol w:w="2880"/>
-      </w:tblGrid>
-      <w:tr>
-        <w:tc>
-          <w:tcPr>
-            <w:tcW w:type="dxa" w:w="2880"/>
-          </w:tcPr>
-          <w:p>
-            <w:r>
-              <w:drawing>
-                <wp:inline xmlns:a="http://schemas.openxmlformats.org/drawingml/2006/main" xmlns:pic="http://schemas.openxmlformats.org/drawingml/2006/picture">
-                  <wp:extent cx="1097280" cy="617220"/>
-                  <wp:docPr id="55" name="Picture 55"/>
-                  <wp:cNvGraphicFramePr>
-                    <a:graphicFrameLocks noChangeAspect="1"/>
-                  </wp:cNvGraphicFramePr>
-                  <a:graphic>
-                    <a:graphicData uri="http://schemas.openxmlformats.org/drawingml/2006/picture">
-                      <pic:pic>
-                        <pic:nvPicPr>
-                          <pic:cNvPr id="0" name="frame_0000.jpg"/>
-                          <pic:cNvPicPr/>
-                        </pic:nvPicPr>
-                        <pic:blipFill>
-                          <a:blip r:embed="rId9"/>
-                          <a:stretch>
-                            <a:fillRect/>
-                          </a:stretch>
-                        </pic:blipFill>
-                        <pic:spPr>
-                          <a:xfrm>
-                            <a:off x="0" y="0"/>
-                            <a:ext cx="1097280" cy="617220"/>
-                          </a:xfrm>
-                          <a:prstGeom prst="rect"/>
-                        </pic:spPr>
-                      </pic:pic>
-                    </a:graphicData>
-                  </a:graphic>
-                </wp:inline>
-              </w:drawing>
-            </w:r>
-          </w:p>
-        </w:tc>
-        <w:tc>
-          <w:tcPr>
-            <w:tcW w:type="dxa" w:w="2880"/>
-          </w:tcPr>
-          <w:p>
-            <w:r>
-              <w:drawing>
-                <wp:inline xmlns:a="http://schemas.openxmlformats.org/drawingml/2006/main" xmlns:pic="http://schemas.openxmlformats.org/drawingml/2006/picture">
-                  <wp:extent cx="1097280" cy="617220"/>
-                  <wp:docPr id="56" name="Picture 56"/>
-                  <wp:cNvGraphicFramePr>
-                    <a:graphicFrameLocks noChangeAspect="1"/>
-                  </wp:cNvGraphicFramePr>
-                  <a:graphic>
-                    <a:graphicData uri="http://schemas.openxmlformats.org/drawingml/2006/picture">
-                      <pic:pic>
-                        <pic:nvPicPr>
-                          <pic:cNvPr id="0" name="frame_0068.jpg"/>
-                          <pic:cNvPicPr/>
-                        </pic:nvPicPr>
-                        <pic:blipFill>
-                          <a:blip r:embed="rId10"/>
-                          <a:stretch>
-                            <a:fillRect/>
-                          </a:stretch>
-                        </pic:blipFill>
-                        <pic:spPr>
-                          <a:xfrm>
-                            <a:off x="0" y="0"/>
-                            <a:ext cx="1097280" cy="617220"/>
-                          </a:xfrm>
-                          <a:prstGeom prst="rect"/>
-                        </pic:spPr>
-                      </pic:pic>
-                    </a:graphicData>
-                  </a:graphic>
-                </wp:inline>
-              </w:drawing>
-            </w:r>
-          </w:p>
-        </w:tc>
-        <w:tc>
-          <w:tcPr>
-            <w:tcW w:type="dxa" w:w="2880"/>
-          </w:tcPr>
-          <w:p>
-            <w:r>
-              <w:drawing>
-                <wp:inline xmlns:a="http://schemas.openxmlformats.org/drawingml/2006/main" xmlns:pic="http://schemas.openxmlformats.org/drawingml/2006/picture">
-                  <wp:extent cx="1097280" cy="617220"/>
-                  <wp:docPr id="57" name="Picture 57"/>
-                  <wp:cNvGraphicFramePr>
-                    <a:graphicFrameLocks noChangeAspect="1"/>
-                  </wp:cNvGraphicFramePr>
-                  <a:graphic>
-                    <a:graphicData uri="http://schemas.openxmlformats.org/drawingml/2006/picture">
-                      <pic:pic>
-                        <pic:nvPicPr>
-                          <pic:cNvPr id="0" name="frame_0137.jpg"/>
-                          <pic:cNvPicPr/>
-                        </pic:nvPicPr>
-                        <pic:blipFill>
-                          <a:blip r:embed="rId11"/>
-                          <a:stretch>
-                            <a:fillRect/>
-                          </a:stretch>
-                        </pic:blipFill>
-                        <pic:spPr>
-                          <a:xfrm>
-                            <a:off x="0" y="0"/>
-                            <a:ext cx="1097280" cy="617220"/>
-                          </a:xfrm>
-                          <a:prstGeom prst="rect"/>
-                        </pic:spPr>
-                      </pic:pic>
-                    </a:graphicData>
-                  </a:graphic>
-                </wp:inline>
-              </w:drawing>
-            </w:r>
-          </w:p>
-        </w:tc>
-      </w:tr>
-    </w:tbl>
-    <w:p>
-      <w:r>
-        <w:t>Topic T1: RLC Circuit with Op-Amp — score 0.0000</w:t>
-      </w:r>
-    </w:p>
-    <w:p>
-      <w:r>
-        <w:t xml:space="preserve">    Description: The speaker introduces a RLC circuit with an op-amp and discusses determining system voltage gain at a frequency of 1 MHz, disregarding phase change effects.</w:t>
-      </w:r>
-    </w:p>
-    <w:p>
-      <w:r>
-        <w:t xml:space="preserve">    Reason: The comment does not discuss the topic of RLC circuit with Op-Amp or determining system voltage gain at a frequency of 1 MHz. Instead, it appears to be a generic thank-you message unrelated to the topic.</w:t>
-      </w:r>
-    </w:p>
-    <w:p>
-      <w:r>
-        <w:t xml:space="preserve">  Least correlated topics:</w:t>
-      </w:r>
-    </w:p>
-    <w:tbl>
-      <w:tblPr>
-        <w:tblW w:type="auto" w:w="0"/>
-        <w:tblLayout w:type="autofit"/>
-        <w:tblLook w:firstColumn="1" w:firstRow="1" w:lastColumn="0" w:lastRow="0" w:noHBand="0" w:noVBand="1" w:val="04A0"/>
-      </w:tblPr>
-      <w:tblGrid>
-        <w:gridCol w:w="2880"/>
-        <w:gridCol w:w="2880"/>
-        <w:gridCol w:w="2880"/>
-      </w:tblGrid>
-      <w:tr>
-        <w:tc>
-          <w:tcPr>
-            <w:tcW w:type="dxa" w:w="2880"/>
-          </w:tcPr>
-          <w:p>
-            <w:r>
-              <w:drawing>
-                <wp:inline xmlns:a="http://schemas.openxmlformats.org/drawingml/2006/main" xmlns:pic="http://schemas.openxmlformats.org/drawingml/2006/picture">
-                  <wp:extent cx="1097280" cy="617220"/>
-                  <wp:docPr id="58" name="Picture 58"/>
-                  <wp:cNvGraphicFramePr>
-                    <a:graphicFrameLocks noChangeAspect="1"/>
-                  </wp:cNvGraphicFramePr>
-                  <a:graphic>
-                    <a:graphicData uri="http://schemas.openxmlformats.org/drawingml/2006/picture">
-                      <pic:pic>
-                        <pic:nvPicPr>
-                          <pic:cNvPr id="0" name="frame_0000.jpg"/>
-                          <pic:cNvPicPr/>
-                        </pic:nvPicPr>
-                        <pic:blipFill>
-                          <a:blip r:embed="rId9"/>
-                          <a:stretch>
-                            <a:fillRect/>
-                          </a:stretch>
-                        </pic:blipFill>
-                        <pic:spPr>
-                          <a:xfrm>
-                            <a:off x="0" y="0"/>
-                            <a:ext cx="1097280" cy="617220"/>
-                          </a:xfrm>
-                          <a:prstGeom prst="rect"/>
-                        </pic:spPr>
-                      </pic:pic>
-                    </a:graphicData>
-                  </a:graphic>
-                </wp:inline>
-              </w:drawing>
-            </w:r>
-          </w:p>
-        </w:tc>
-        <w:tc>
-          <w:tcPr>
-            <w:tcW w:type="dxa" w:w="2880"/>
-          </w:tcPr>
-          <w:p>
-            <w:r>
-              <w:drawing>
-                <wp:inline xmlns:a="http://schemas.openxmlformats.org/drawingml/2006/main" xmlns:pic="http://schemas.openxmlformats.org/drawingml/2006/picture">
-                  <wp:extent cx="1097280" cy="617220"/>
-                  <wp:docPr id="59" name="Picture 59"/>
-                  <wp:cNvGraphicFramePr>
-                    <a:graphicFrameLocks noChangeAspect="1"/>
-                  </wp:cNvGraphicFramePr>
-                  <a:graphic>
-                    <a:graphicData uri="http://schemas.openxmlformats.org/drawingml/2006/picture">
-                      <pic:pic>
-                        <pic:nvPicPr>
-                          <pic:cNvPr id="0" name="frame_0068.jpg"/>
-                          <pic:cNvPicPr/>
-                        </pic:nvPicPr>
-                        <pic:blipFill>
-                          <a:blip r:embed="rId10"/>
-                          <a:stretch>
-                            <a:fillRect/>
-                          </a:stretch>
-                        </pic:blipFill>
-                        <pic:spPr>
-                          <a:xfrm>
-                            <a:off x="0" y="0"/>
-                            <a:ext cx="1097280" cy="617220"/>
-                          </a:xfrm>
-                          <a:prstGeom prst="rect"/>
-                        </pic:spPr>
-                      </pic:pic>
-                    </a:graphicData>
-                  </a:graphic>
-                </wp:inline>
-              </w:drawing>
-            </w:r>
-          </w:p>
-        </w:tc>
-        <w:tc>
-          <w:tcPr>
-            <w:tcW w:type="dxa" w:w="2880"/>
-          </w:tcPr>
-          <w:p>
-            <w:r>
-              <w:drawing>
-                <wp:inline xmlns:a="http://schemas.openxmlformats.org/drawingml/2006/main" xmlns:pic="http://schemas.openxmlformats.org/drawingml/2006/picture">
-                  <wp:extent cx="1097280" cy="617220"/>
-                  <wp:docPr id="60" name="Picture 60"/>
-                  <wp:cNvGraphicFramePr>
-                    <a:graphicFrameLocks noChangeAspect="1"/>
-                  </wp:cNvGraphicFramePr>
-                  <a:graphic>
-                    <a:graphicData uri="http://schemas.openxmlformats.org/drawingml/2006/picture">
-                      <pic:pic>
-                        <pic:nvPicPr>
-                          <pic:cNvPr id="0" name="frame_0137.jpg"/>
-                          <pic:cNvPicPr/>
-                        </pic:nvPicPr>
-                        <pic:blipFill>
-                          <a:blip r:embed="rId11"/>
-                          <a:stretch>
-                            <a:fillRect/>
-                          </a:stretch>
-                        </pic:blipFill>
-                        <pic:spPr>
-                          <a:xfrm>
-                            <a:off x="0" y="0"/>
-                            <a:ext cx="1097280" cy="617220"/>
-                          </a:xfrm>
-                          <a:prstGeom prst="rect"/>
-                        </pic:spPr>
-                      </pic:pic>
-                    </a:graphicData>
-                  </a:graphic>
-                </wp:inline>
-              </w:drawing>
-            </w:r>
-          </w:p>
-        </w:tc>
-      </w:tr>
-    </w:tbl>
-    <w:p>
-      <w:r>
-        <w:t>Topic T1: RLC Circuit with Op-Amp — score 0.0000</w:t>
-      </w:r>
-    </w:p>
-    <w:p>
-      <w:r>
-        <w:t xml:space="preserve">    Description: The speaker introduces a RLC circuit with an op-amp and discusses determining system voltage gain at a frequency of 1 MHz, disregarding phase change effects.</w:t>
-      </w:r>
-    </w:p>
-    <w:p>
-      <w:r>
-        <w:t xml:space="preserve">    Reason: The comment does not discuss the topic of RLC circuit with Op-Amp or determining system voltage gain at a frequency of 1 MHz. Instead, it appears to be a generic thank-you message unrelated to the topic.</w:t>
-      </w:r>
-    </w:p>
-    <w:p>
-      <w:r>
-        <w:t>- matched 0 topic(s), max score 0.0000: Thank you for the feedback. I will try to add more commentary in future videos.</w:t>
-      </w:r>
-    </w:p>
-    <w:p>
-      <w:r>
-        <w:t xml:space="preserve">  Source: https://www.youtube.com/watch?v=zUyj7Xn9-sk</w:t>
-      </w:r>
-    </w:p>
-    <w:p>
-      <w:r>
-        <w:t xml:space="preserve">  Top correlated topics:</w:t>
-      </w:r>
-    </w:p>
-    <w:tbl>
-      <w:tblPr>
-        <w:tblW w:type="auto" w:w="0"/>
-        <w:tblLayout w:type="autofit"/>
-        <w:tblLook w:firstColumn="1" w:firstRow="1" w:lastColumn="0" w:lastRow="0" w:noHBand="0" w:noVBand="1" w:val="04A0"/>
-      </w:tblPr>
-      <w:tblGrid>
-        <w:gridCol w:w="2880"/>
-        <w:gridCol w:w="2880"/>
-        <w:gridCol w:w="2880"/>
-      </w:tblGrid>
-      <w:tr>
-        <w:tc>
-          <w:tcPr>
-            <w:tcW w:type="dxa" w:w="2880"/>
-          </w:tcPr>
-          <w:p>
-            <w:r>
-              <w:drawing>
-                <wp:inline xmlns:a="http://schemas.openxmlformats.org/drawingml/2006/main" xmlns:pic="http://schemas.openxmlformats.org/drawingml/2006/picture">
-                  <wp:extent cx="1097280" cy="617220"/>
-                  <wp:docPr id="61" name="Picture 61"/>
-                  <wp:cNvGraphicFramePr>
-                    <a:graphicFrameLocks noChangeAspect="1"/>
-                  </wp:cNvGraphicFramePr>
-                  <a:graphic>
-                    <a:graphicData uri="http://schemas.openxmlformats.org/drawingml/2006/picture">
-                      <pic:pic>
-                        <pic:nvPicPr>
-                          <pic:cNvPr id="0" name="frame_0000.jpg"/>
-                          <pic:cNvPicPr/>
-                        </pic:nvPicPr>
-                        <pic:blipFill>
-                          <a:blip r:embed="rId9"/>
-                          <a:stretch>
-                            <a:fillRect/>
-                          </a:stretch>
-                        </pic:blipFill>
-                        <pic:spPr>
-                          <a:xfrm>
-                            <a:off x="0" y="0"/>
-                            <a:ext cx="1097280" cy="617220"/>
-                          </a:xfrm>
-                          <a:prstGeom prst="rect"/>
-                        </pic:spPr>
-                      </pic:pic>
-                    </a:graphicData>
-                  </a:graphic>
-                </wp:inline>
-              </w:drawing>
-            </w:r>
-          </w:p>
-        </w:tc>
-        <w:tc>
-          <w:tcPr>
-            <w:tcW w:type="dxa" w:w="2880"/>
-          </w:tcPr>
-          <w:p>
-            <w:r>
-              <w:drawing>
-                <wp:inline xmlns:a="http://schemas.openxmlformats.org/drawingml/2006/main" xmlns:pic="http://schemas.openxmlformats.org/drawingml/2006/picture">
-                  <wp:extent cx="1097280" cy="617220"/>
-                  <wp:docPr id="62" name="Picture 62"/>
-                  <wp:cNvGraphicFramePr>
-                    <a:graphicFrameLocks noChangeAspect="1"/>
-                  </wp:cNvGraphicFramePr>
-                  <a:graphic>
-                    <a:graphicData uri="http://schemas.openxmlformats.org/drawingml/2006/picture">
-                      <pic:pic>
-                        <pic:nvPicPr>
-                          <pic:cNvPr id="0" name="frame_0068.jpg"/>
-                          <pic:cNvPicPr/>
-                        </pic:nvPicPr>
-                        <pic:blipFill>
-                          <a:blip r:embed="rId10"/>
-                          <a:stretch>
-                            <a:fillRect/>
-                          </a:stretch>
-                        </pic:blipFill>
-                        <pic:spPr>
-                          <a:xfrm>
-                            <a:off x="0" y="0"/>
-                            <a:ext cx="1097280" cy="617220"/>
-                          </a:xfrm>
-                          <a:prstGeom prst="rect"/>
-                        </pic:spPr>
-                      </pic:pic>
-                    </a:graphicData>
-                  </a:graphic>
-                </wp:inline>
-              </w:drawing>
-            </w:r>
-          </w:p>
-        </w:tc>
-        <w:tc>
-          <w:tcPr>
-            <w:tcW w:type="dxa" w:w="2880"/>
-          </w:tcPr>
-          <w:p>
-            <w:r>
-              <w:drawing>
-                <wp:inline xmlns:a="http://schemas.openxmlformats.org/drawingml/2006/main" xmlns:pic="http://schemas.openxmlformats.org/drawingml/2006/picture">
-                  <wp:extent cx="1097280" cy="617220"/>
-                  <wp:docPr id="63" name="Picture 63"/>
-                  <wp:cNvGraphicFramePr>
-                    <a:graphicFrameLocks noChangeAspect="1"/>
-                  </wp:cNvGraphicFramePr>
-                  <a:graphic>
-                    <a:graphicData uri="http://schemas.openxmlformats.org/drawingml/2006/picture">
-                      <pic:pic>
-                        <pic:nvPicPr>
-                          <pic:cNvPr id="0" name="frame_0137.jpg"/>
-                          <pic:cNvPicPr/>
-                        </pic:nvPicPr>
-                        <pic:blipFill>
-                          <a:blip r:embed="rId11"/>
-                          <a:stretch>
-                            <a:fillRect/>
-                          </a:stretch>
-                        </pic:blipFill>
-                        <pic:spPr>
-                          <a:xfrm>
-                            <a:off x="0" y="0"/>
-                            <a:ext cx="1097280" cy="617220"/>
-                          </a:xfrm>
-                          <a:prstGeom prst="rect"/>
-                        </pic:spPr>
-                      </pic:pic>
-                    </a:graphicData>
-                  </a:graphic>
-                </wp:inline>
-              </w:drawing>
-            </w:r>
-          </w:p>
-        </w:tc>
-      </w:tr>
-    </w:tbl>
-    <w:p>
-      <w:r>
-        <w:t>Topic T1: RLC Circuit with Op-Amp — score 0.0000</w:t>
-      </w:r>
-    </w:p>
-    <w:p>
-      <w:r>
-        <w:t xml:space="preserve">    Description: The speaker introduces a RLC circuit with an op-amp and discusses determining system voltage gain at a frequency of 1 MHz, disregarding phase change effects.</w:t>
-      </w:r>
-    </w:p>
-    <w:p>
-      <w:r>
-        <w:t xml:space="preserve">    Reason: The comment does not discuss the topic's specific steps, objects, settings, parameters, claims, or goals about RLC circuits with op-amps. Instead, it is a generic expression of gratitude for feedback.</w:t>
-      </w:r>
-    </w:p>
-    <w:p>
-      <w:r>
-        <w:t xml:space="preserve">  Least correlated topics:</w:t>
-      </w:r>
-    </w:p>
-    <w:tbl>
-      <w:tblPr>
-        <w:tblW w:type="auto" w:w="0"/>
-        <w:tblLayout w:type="autofit"/>
-        <w:tblLook w:firstColumn="1" w:firstRow="1" w:lastColumn="0" w:lastRow="0" w:noHBand="0" w:noVBand="1" w:val="04A0"/>
-      </w:tblPr>
-      <w:tblGrid>
-        <w:gridCol w:w="2880"/>
-        <w:gridCol w:w="2880"/>
-        <w:gridCol w:w="2880"/>
-      </w:tblGrid>
-      <w:tr>
-        <w:tc>
-          <w:tcPr>
-            <w:tcW w:type="dxa" w:w="2880"/>
-          </w:tcPr>
-          <w:p>
-            <w:r>
-              <w:drawing>
-                <wp:inline xmlns:a="http://schemas.openxmlformats.org/drawingml/2006/main" xmlns:pic="http://schemas.openxmlformats.org/drawingml/2006/picture">
-                  <wp:extent cx="1097280" cy="617220"/>
-                  <wp:docPr id="64" name="Picture 64"/>
-                  <wp:cNvGraphicFramePr>
-                    <a:graphicFrameLocks noChangeAspect="1"/>
-                  </wp:cNvGraphicFramePr>
-                  <a:graphic>
-                    <a:graphicData uri="http://schemas.openxmlformats.org/drawingml/2006/picture">
-                      <pic:pic>
-                        <pic:nvPicPr>
-                          <pic:cNvPr id="0" name="frame_0000.jpg"/>
-                          <pic:cNvPicPr/>
-                        </pic:nvPicPr>
-                        <pic:blipFill>
-                          <a:blip r:embed="rId9"/>
-                          <a:stretch>
-                            <a:fillRect/>
-                          </a:stretch>
-                        </pic:blipFill>
-                        <pic:spPr>
-                          <a:xfrm>
-                            <a:off x="0" y="0"/>
-                            <a:ext cx="1097280" cy="617220"/>
-                          </a:xfrm>
-                          <a:prstGeom prst="rect"/>
-                        </pic:spPr>
-                      </pic:pic>
-                    </a:graphicData>
-                  </a:graphic>
-                </wp:inline>
-              </w:drawing>
-            </w:r>
-          </w:p>
-        </w:tc>
-        <w:tc>
-          <w:tcPr>
-            <w:tcW w:type="dxa" w:w="2880"/>
-          </w:tcPr>
-          <w:p>
-            <w:r>
-              <w:drawing>
-                <wp:inline xmlns:a="http://schemas.openxmlformats.org/drawingml/2006/main" xmlns:pic="http://schemas.openxmlformats.org/drawingml/2006/picture">
-                  <wp:extent cx="1097280" cy="617220"/>
-                  <wp:docPr id="65" name="Picture 65"/>
-                  <wp:cNvGraphicFramePr>
-                    <a:graphicFrameLocks noChangeAspect="1"/>
-                  </wp:cNvGraphicFramePr>
-                  <a:graphic>
-                    <a:graphicData uri="http://schemas.openxmlformats.org/drawingml/2006/picture">
-                      <pic:pic>
-                        <pic:nvPicPr>
-                          <pic:cNvPr id="0" name="frame_0068.jpg"/>
-                          <pic:cNvPicPr/>
-                        </pic:nvPicPr>
-                        <pic:blipFill>
-                          <a:blip r:embed="rId10"/>
-                          <a:stretch>
-                            <a:fillRect/>
-                          </a:stretch>
-                        </pic:blipFill>
-                        <pic:spPr>
-                          <a:xfrm>
-                            <a:off x="0" y="0"/>
-                            <a:ext cx="1097280" cy="617220"/>
-                          </a:xfrm>
-                          <a:prstGeom prst="rect"/>
-                        </pic:spPr>
-                      </pic:pic>
-                    </a:graphicData>
-                  </a:graphic>
-                </wp:inline>
-              </w:drawing>
-            </w:r>
-          </w:p>
-        </w:tc>
-        <w:tc>
-          <w:tcPr>
-            <w:tcW w:type="dxa" w:w="2880"/>
-          </w:tcPr>
-          <w:p>
-            <w:r>
-              <w:drawing>
-                <wp:inline xmlns:a="http://schemas.openxmlformats.org/drawingml/2006/main" xmlns:pic="http://schemas.openxmlformats.org/drawingml/2006/picture">
-                  <wp:extent cx="1097280" cy="617220"/>
-                  <wp:docPr id="66" name="Picture 66"/>
-                  <wp:cNvGraphicFramePr>
-                    <a:graphicFrameLocks noChangeAspect="1"/>
-                  </wp:cNvGraphicFramePr>
-                  <a:graphic>
-                    <a:graphicData uri="http://schemas.openxmlformats.org/drawingml/2006/picture">
-                      <pic:pic>
-                        <pic:nvPicPr>
-                          <pic:cNvPr id="0" name="frame_0137.jpg"/>
-                          <pic:cNvPicPr/>
-                        </pic:nvPicPr>
-                        <pic:blipFill>
-                          <a:blip r:embed="rId11"/>
-                          <a:stretch>
-                            <a:fillRect/>
-                          </a:stretch>
-                        </pic:blipFill>
-                        <pic:spPr>
-                          <a:xfrm>
-                            <a:off x="0" y="0"/>
-                            <a:ext cx="1097280" cy="617220"/>
-                          </a:xfrm>
-                          <a:prstGeom prst="rect"/>
-                        </pic:spPr>
-                      </pic:pic>
-                    </a:graphicData>
-                  </a:graphic>
-                </wp:inline>
-              </w:drawing>
-            </w:r>
-          </w:p>
-        </w:tc>
-      </w:tr>
-    </w:tbl>
-    <w:p>
-      <w:r>
-        <w:t>Topic T1: RLC Circuit with Op-Amp — score 0.0000</w:t>
-      </w:r>
-    </w:p>
-    <w:p>
-      <w:r>
-        <w:t xml:space="preserve">    Description: The speaker introduces a RLC circuit with an op-amp and discusses determining system voltage gain at a frequency of 1 MHz, disregarding phase change effects.</w:t>
-      </w:r>
-    </w:p>
-    <w:p>
-      <w:r>
-        <w:t xml:space="preserve">    Reason: The comment does not discuss the topic's specific steps, objects, settings, parameters, claims, or goals about RLC circuits with op-amps. Instead, it is a generic expression of gratitude for feedback.</w:t>
-      </w:r>
-    </w:p>
-    <w:p>
-      <w:r>
-        <w:t>- matched 0 topic(s), max score 0.0000: Note, ZF = 20 - jXc</w:t>
-        <w:br/>
-        <w:t>Electronic Circuit Analysis Playlist: https://www.youtube.com/playlist?list=PLLA_QJ8rHZBh5LqrY41bCvKgreRDRWrBQ</w:t>
-        <w:br/>
-        <w:br/>
-        <w:t>Control System Playlist: https://www.youtube.com/playlist?list=PLLA_QJ8rHZBjS_S6WPkmUweF5NbImvSqf</w:t>
-        <w:br/>
-        <w:br/>
-        <w:t>Circuit Analysis playlist: https://www.youtube.com/playlist?list=PLLA_QJ8rHZBj8qPBFArjveEustxuToLDw</w:t>
-        <w:br/>
-        <w:br/>
-        <w:t>Electricity and Magnetism Playlist: https://www.youtube.com/playlist?list=PLLA_QJ8rHZBhQ7ykCkWBI8sbphMA_Rf_1</w:t>
-      </w:r>
-    </w:p>
-    <w:p>
-      <w:r>
-        <w:t xml:space="preserve">  Source: https://www.youtube.com/watch?v=zUyj7Xn9-sk</w:t>
-      </w:r>
-    </w:p>
-    <w:p>
-      <w:r>
-        <w:t xml:space="preserve">  Top correlated topics:</w:t>
-      </w:r>
-    </w:p>
-    <w:tbl>
-      <w:tblPr>
-        <w:tblW w:type="auto" w:w="0"/>
-        <w:tblLayout w:type="autofit"/>
-        <w:tblLook w:firstColumn="1" w:firstRow="1" w:lastColumn="0" w:lastRow="0" w:noHBand="0" w:noVBand="1" w:val="04A0"/>
-      </w:tblPr>
-      <w:tblGrid>
-        <w:gridCol w:w="2880"/>
-        <w:gridCol w:w="2880"/>
-        <w:gridCol w:w="2880"/>
-      </w:tblGrid>
-      <w:tr>
-        <w:tc>
-          <w:tcPr>
-            <w:tcW w:type="dxa" w:w="2880"/>
-          </w:tcPr>
-          <w:p>
-            <w:r>
-              <w:drawing>
-                <wp:inline xmlns:a="http://schemas.openxmlformats.org/drawingml/2006/main" xmlns:pic="http://schemas.openxmlformats.org/drawingml/2006/picture">
-                  <wp:extent cx="1097280" cy="617220"/>
-                  <wp:docPr id="67" name="Picture 67"/>
-                  <wp:cNvGraphicFramePr>
-                    <a:graphicFrameLocks noChangeAspect="1"/>
-                  </wp:cNvGraphicFramePr>
-                  <a:graphic>
-                    <a:graphicData uri="http://schemas.openxmlformats.org/drawingml/2006/picture">
-                      <pic:pic>
-                        <pic:nvPicPr>
-                          <pic:cNvPr id="0" name="frame_0000.jpg"/>
-                          <pic:cNvPicPr/>
-                        </pic:nvPicPr>
-                        <pic:blipFill>
-                          <a:blip r:embed="rId9"/>
-                          <a:stretch>
-                            <a:fillRect/>
-                          </a:stretch>
-                        </pic:blipFill>
-                        <pic:spPr>
-                          <a:xfrm>
-                            <a:off x="0" y="0"/>
-                            <a:ext cx="1097280" cy="617220"/>
-                          </a:xfrm>
-                          <a:prstGeom prst="rect"/>
-                        </pic:spPr>
-                      </pic:pic>
-                    </a:graphicData>
-                  </a:graphic>
-                </wp:inline>
-              </w:drawing>
-            </w:r>
-          </w:p>
-        </w:tc>
-        <w:tc>
-          <w:tcPr>
-            <w:tcW w:type="dxa" w:w="2880"/>
-          </w:tcPr>
-          <w:p>
-            <w:r>
-              <w:drawing>
-                <wp:inline xmlns:a="http://schemas.openxmlformats.org/drawingml/2006/main" xmlns:pic="http://schemas.openxmlformats.org/drawingml/2006/picture">
-                  <wp:extent cx="1097280" cy="617220"/>
-                  <wp:docPr id="68" name="Picture 68"/>
-                  <wp:cNvGraphicFramePr>
-                    <a:graphicFrameLocks noChangeAspect="1"/>
-                  </wp:cNvGraphicFramePr>
-                  <a:graphic>
-                    <a:graphicData uri="http://schemas.openxmlformats.org/drawingml/2006/picture">
-                      <pic:pic>
-                        <pic:nvPicPr>
-                          <pic:cNvPr id="0" name="frame_0068.jpg"/>
-                          <pic:cNvPicPr/>
-                        </pic:nvPicPr>
-                        <pic:blipFill>
-                          <a:blip r:embed="rId10"/>
-                          <a:stretch>
-                            <a:fillRect/>
-                          </a:stretch>
-                        </pic:blipFill>
-                        <pic:spPr>
-                          <a:xfrm>
-                            <a:off x="0" y="0"/>
-                            <a:ext cx="1097280" cy="617220"/>
-                          </a:xfrm>
-                          <a:prstGeom prst="rect"/>
-                        </pic:spPr>
-                      </pic:pic>
-                    </a:graphicData>
-                  </a:graphic>
-                </wp:inline>
-              </w:drawing>
-            </w:r>
-          </w:p>
-        </w:tc>
-        <w:tc>
-          <w:tcPr>
-            <w:tcW w:type="dxa" w:w="2880"/>
-          </w:tcPr>
-          <w:p>
-            <w:r>
-              <w:drawing>
-                <wp:inline xmlns:a="http://schemas.openxmlformats.org/drawingml/2006/main" xmlns:pic="http://schemas.openxmlformats.org/drawingml/2006/picture">
-                  <wp:extent cx="1097280" cy="617220"/>
-                  <wp:docPr id="69" name="Picture 69"/>
-                  <wp:cNvGraphicFramePr>
-                    <a:graphicFrameLocks noChangeAspect="1"/>
-                  </wp:cNvGraphicFramePr>
-                  <a:graphic>
-                    <a:graphicData uri="http://schemas.openxmlformats.org/drawingml/2006/picture">
-                      <pic:pic>
-                        <pic:nvPicPr>
-                          <pic:cNvPr id="0" name="frame_0137.jpg"/>
-                          <pic:cNvPicPr/>
-                        </pic:nvPicPr>
-                        <pic:blipFill>
-                          <a:blip r:embed="rId11"/>
-                          <a:stretch>
-                            <a:fillRect/>
-                          </a:stretch>
-                        </pic:blipFill>
-                        <pic:spPr>
-                          <a:xfrm>
-                            <a:off x="0" y="0"/>
-                            <a:ext cx="1097280" cy="617220"/>
-                          </a:xfrm>
-                          <a:prstGeom prst="rect"/>
-                        </pic:spPr>
-                      </pic:pic>
-                    </a:graphicData>
-                  </a:graphic>
-                </wp:inline>
-              </w:drawing>
-            </w:r>
-          </w:p>
-        </w:tc>
-      </w:tr>
-    </w:tbl>
-    <w:p>
-      <w:r>
-        <w:t>Topic T1: RLC Circuit with Op-Amp — score 20.0000</w:t>
-      </w:r>
-    </w:p>
-    <w:p>
-      <w:r>
-        <w:t xml:space="preserve">    Description: The speaker introduces a RLC circuit with an op-amp and discusses determining system voltage gain at a frequency of 1 MHz, disregarding phase change effects.</w:t>
-      </w:r>
-    </w:p>
-    <w:p>
-      <w:r>
-        <w:t xml:space="preserve">    Reason: The comment provides a mathematical formula for impedance ZF, which is unrelated to the topic of RLC circuit with op-amp. The URLs provided are playlists and not specific to the topic.</w:t>
-      </w:r>
-    </w:p>
-    <w:p>
-      <w:r>
-        <w:t xml:space="preserve">  Least correlated topics:</w:t>
-      </w:r>
-    </w:p>
-    <w:tbl>
-      <w:tblPr>
-        <w:tblW w:type="auto" w:w="0"/>
-        <w:tblLayout w:type="autofit"/>
-        <w:tblLook w:firstColumn="1" w:firstRow="1" w:lastColumn="0" w:lastRow="0" w:noHBand="0" w:noVBand="1" w:val="04A0"/>
-      </w:tblPr>
-      <w:tblGrid>
-        <w:gridCol w:w="2880"/>
-        <w:gridCol w:w="2880"/>
-        <w:gridCol w:w="2880"/>
-      </w:tblGrid>
-      <w:tr>
-        <w:tc>
-          <w:tcPr>
-            <w:tcW w:type="dxa" w:w="2880"/>
-          </w:tcPr>
-          <w:p>
-            <w:r>
-              <w:drawing>
-                <wp:inline xmlns:a="http://schemas.openxmlformats.org/drawingml/2006/main" xmlns:pic="http://schemas.openxmlformats.org/drawingml/2006/picture">
-                  <wp:extent cx="1097280" cy="617220"/>
-                  <wp:docPr id="70" name="Picture 70"/>
-                  <wp:cNvGraphicFramePr>
-                    <a:graphicFrameLocks noChangeAspect="1"/>
-                  </wp:cNvGraphicFramePr>
-                  <a:graphic>
-                    <a:graphicData uri="http://schemas.openxmlformats.org/drawingml/2006/picture">
-                      <pic:pic>
-                        <pic:nvPicPr>
-                          <pic:cNvPr id="0" name="frame_0000.jpg"/>
-                          <pic:cNvPicPr/>
-                        </pic:nvPicPr>
-                        <pic:blipFill>
-                          <a:blip r:embed="rId9"/>
-                          <a:stretch>
-                            <a:fillRect/>
-                          </a:stretch>
-                        </pic:blipFill>
-                        <pic:spPr>
-                          <a:xfrm>
-                            <a:off x="0" y="0"/>
-                            <a:ext cx="1097280" cy="617220"/>
-                          </a:xfrm>
-                          <a:prstGeom prst="rect"/>
-                        </pic:spPr>
-                      </pic:pic>
-                    </a:graphicData>
-                  </a:graphic>
-                </wp:inline>
-              </w:drawing>
-            </w:r>
-          </w:p>
-        </w:tc>
-        <w:tc>
-          <w:tcPr>
-            <w:tcW w:type="dxa" w:w="2880"/>
-          </w:tcPr>
-          <w:p>
-            <w:r>
-              <w:drawing>
-                <wp:inline xmlns:a="http://schemas.openxmlformats.org/drawingml/2006/main" xmlns:pic="http://schemas.openxmlformats.org/drawingml/2006/picture">
-                  <wp:extent cx="1097280" cy="617220"/>
-                  <wp:docPr id="71" name="Picture 71"/>
-                  <wp:cNvGraphicFramePr>
-                    <a:graphicFrameLocks noChangeAspect="1"/>
-                  </wp:cNvGraphicFramePr>
-                  <a:graphic>
-                    <a:graphicData uri="http://schemas.openxmlformats.org/drawingml/2006/picture">
-                      <pic:pic>
-                        <pic:nvPicPr>
-                          <pic:cNvPr id="0" name="frame_0068.jpg"/>
-                          <pic:cNvPicPr/>
-                        </pic:nvPicPr>
-                        <pic:blipFill>
-                          <a:blip r:embed="rId10"/>
-                          <a:stretch>
-                            <a:fillRect/>
-                          </a:stretch>
-                        </pic:blipFill>
-                        <pic:spPr>
-                          <a:xfrm>
-                            <a:off x="0" y="0"/>
-                            <a:ext cx="1097280" cy="617220"/>
-                          </a:xfrm>
-                          <a:prstGeom prst="rect"/>
-                        </pic:spPr>
-                      </pic:pic>
-                    </a:graphicData>
-                  </a:graphic>
-                </wp:inline>
-              </w:drawing>
-            </w:r>
-          </w:p>
-        </w:tc>
-        <w:tc>
-          <w:tcPr>
-            <w:tcW w:type="dxa" w:w="2880"/>
-          </w:tcPr>
-          <w:p>
-            <w:r>
-              <w:drawing>
-                <wp:inline xmlns:a="http://schemas.openxmlformats.org/drawingml/2006/main" xmlns:pic="http://schemas.openxmlformats.org/drawingml/2006/picture">
-                  <wp:extent cx="1097280" cy="617220"/>
-                  <wp:docPr id="72" name="Picture 72"/>
-                  <wp:cNvGraphicFramePr>
-                    <a:graphicFrameLocks noChangeAspect="1"/>
-                  </wp:cNvGraphicFramePr>
-                  <a:graphic>
-                    <a:graphicData uri="http://schemas.openxmlformats.org/drawingml/2006/picture">
-                      <pic:pic>
-                        <pic:nvPicPr>
-                          <pic:cNvPr id="0" name="frame_0137.jpg"/>
-                          <pic:cNvPicPr/>
-                        </pic:nvPicPr>
-                        <pic:blipFill>
-                          <a:blip r:embed="rId11"/>
-                          <a:stretch>
-                            <a:fillRect/>
-                          </a:stretch>
-                        </pic:blipFill>
-                        <pic:spPr>
-                          <a:xfrm>
-                            <a:off x="0" y="0"/>
-                            <a:ext cx="1097280" cy="617220"/>
-                          </a:xfrm>
-                          <a:prstGeom prst="rect"/>
-                        </pic:spPr>
-                      </pic:pic>
-                    </a:graphicData>
-                  </a:graphic>
-                </wp:inline>
-              </w:drawing>
-            </w:r>
-          </w:p>
-        </w:tc>
-      </w:tr>
-    </w:tbl>
-    <w:p>
-      <w:r>
-        <w:t>Topic T1: RLC Circuit with Op-Amp — score 20.0000</w:t>
-      </w:r>
-    </w:p>
-    <w:p>
-      <w:r>
-        <w:t xml:space="preserve">    Description: The speaker introduces a RLC circuit with an op-amp and discusses determining system voltage gain at a frequency of 1 MHz, disregarding phase change effects.</w:t>
-      </w:r>
-    </w:p>
-    <w:p>
-      <w:r>
-        <w:t xml:space="preserve">    Reason: The comment provides a mathematical formula for impedance ZF, which is unrelated to the topic of RLC circuit with op-amp. The URLs provided are playlists and not specific to the topic.</w:t>
-      </w:r>
-    </w:p>
-    <w:p>
-      <w:r>
-        <w:t>- matched 0 topic(s), max score 0.0000: It was a typo. the correct expression is : ZF = 20 - jXc. The rest of calculation and the result are correct.</w:t>
-      </w:r>
-    </w:p>
-    <w:p>
-      <w:r>
-        <w:t xml:space="preserve">  Source: https://www.youtube.com/watch?v=zUyj7Xn9-sk</w:t>
-      </w:r>
-    </w:p>
-    <w:p>
-      <w:r>
-        <w:t xml:space="preserve">  Top correlated topics:</w:t>
-      </w:r>
-    </w:p>
-    <w:tbl>
-      <w:tblPr>
-        <w:tblW w:type="auto" w:w="0"/>
-        <w:tblLayout w:type="autofit"/>
-        <w:tblLook w:firstColumn="1" w:firstRow="1" w:lastColumn="0" w:lastRow="0" w:noHBand="0" w:noVBand="1" w:val="04A0"/>
-      </w:tblPr>
-      <w:tblGrid>
-        <w:gridCol w:w="2880"/>
-        <w:gridCol w:w="2880"/>
-        <w:gridCol w:w="2880"/>
-      </w:tblGrid>
-      <w:tr>
-        <w:tc>
-          <w:tcPr>
-            <w:tcW w:type="dxa" w:w="2880"/>
-          </w:tcPr>
-          <w:p>
-            <w:r>
-              <w:drawing>
-                <wp:inline xmlns:a="http://schemas.openxmlformats.org/drawingml/2006/main" xmlns:pic="http://schemas.openxmlformats.org/drawingml/2006/picture">
-                  <wp:extent cx="1097280" cy="617220"/>
-                  <wp:docPr id="73" name="Picture 73"/>
-                  <wp:cNvGraphicFramePr>
-                    <a:graphicFrameLocks noChangeAspect="1"/>
-                  </wp:cNvGraphicFramePr>
-                  <a:graphic>
-                    <a:graphicData uri="http://schemas.openxmlformats.org/drawingml/2006/picture">
-                      <pic:pic>
-                        <pic:nvPicPr>
-                          <pic:cNvPr id="0" name="frame_0000.jpg"/>
-                          <pic:cNvPicPr/>
-                        </pic:nvPicPr>
-                        <pic:blipFill>
-                          <a:blip r:embed="rId9"/>
-                          <a:stretch>
-                            <a:fillRect/>
-                          </a:stretch>
-                        </pic:blipFill>
-                        <pic:spPr>
-                          <a:xfrm>
-                            <a:off x="0" y="0"/>
-                            <a:ext cx="1097280" cy="617220"/>
-                          </a:xfrm>
-                          <a:prstGeom prst="rect"/>
-                        </pic:spPr>
-                      </pic:pic>
-                    </a:graphicData>
-                  </a:graphic>
-                </wp:inline>
-              </w:drawing>
-            </w:r>
-          </w:p>
-        </w:tc>
-        <w:tc>
-          <w:tcPr>
-            <w:tcW w:type="dxa" w:w="2880"/>
-          </w:tcPr>
-          <w:p>
-            <w:r>
-              <w:drawing>
-                <wp:inline xmlns:a="http://schemas.openxmlformats.org/drawingml/2006/main" xmlns:pic="http://schemas.openxmlformats.org/drawingml/2006/picture">
-                  <wp:extent cx="1097280" cy="617220"/>
-                  <wp:docPr id="74" name="Picture 74"/>
-                  <wp:cNvGraphicFramePr>
-                    <a:graphicFrameLocks noChangeAspect="1"/>
-                  </wp:cNvGraphicFramePr>
-                  <a:graphic>
-                    <a:graphicData uri="http://schemas.openxmlformats.org/drawingml/2006/picture">
-                      <pic:pic>
-                        <pic:nvPicPr>
-                          <pic:cNvPr id="0" name="frame_0068.jpg"/>
-                          <pic:cNvPicPr/>
-                        </pic:nvPicPr>
-                        <pic:blipFill>
-                          <a:blip r:embed="rId10"/>
-                          <a:stretch>
-                            <a:fillRect/>
-                          </a:stretch>
-                        </pic:blipFill>
-                        <pic:spPr>
-                          <a:xfrm>
-                            <a:off x="0" y="0"/>
-                            <a:ext cx="1097280" cy="617220"/>
-                          </a:xfrm>
-                          <a:prstGeom prst="rect"/>
-                        </pic:spPr>
-                      </pic:pic>
-                    </a:graphicData>
-                  </a:graphic>
-                </wp:inline>
-              </w:drawing>
-            </w:r>
-          </w:p>
-        </w:tc>
-        <w:tc>
-          <w:tcPr>
-            <w:tcW w:type="dxa" w:w="2880"/>
-          </w:tcPr>
-          <w:p>
-            <w:r>
-              <w:drawing>
-                <wp:inline xmlns:a="http://schemas.openxmlformats.org/drawingml/2006/main" xmlns:pic="http://schemas.openxmlformats.org/drawingml/2006/picture">
-                  <wp:extent cx="1097280" cy="617220"/>
-                  <wp:docPr id="75" name="Picture 75"/>
-                  <wp:cNvGraphicFramePr>
-                    <a:graphicFrameLocks noChangeAspect="1"/>
-                  </wp:cNvGraphicFramePr>
-                  <a:graphic>
-                    <a:graphicData uri="http://schemas.openxmlformats.org/drawingml/2006/picture">
-                      <pic:pic>
-                        <pic:nvPicPr>
-                          <pic:cNvPr id="0" name="frame_0137.jpg"/>
-                          <pic:cNvPicPr/>
-                        </pic:nvPicPr>
-                        <pic:blipFill>
-                          <a:blip r:embed="rId11"/>
-                          <a:stretch>
-                            <a:fillRect/>
-                          </a:stretch>
-                        </pic:blipFill>
-                        <pic:spPr>
-                          <a:xfrm>
-                            <a:off x="0" y="0"/>
-                            <a:ext cx="1097280" cy="617220"/>
-                          </a:xfrm>
-                          <a:prstGeom prst="rect"/>
-                        </pic:spPr>
-                      </pic:pic>
-                    </a:graphicData>
-                  </a:graphic>
-                </wp:inline>
-              </w:drawing>
-            </w:r>
-          </w:p>
-        </w:tc>
-      </w:tr>
-    </w:tbl>
-    <w:p>
-      <w:r>
-        <w:t>Topic T1: RLC Circuit with Op-Amp — score 10.0000</w:t>
-      </w:r>
-    </w:p>
-    <w:p>
-      <w:r>
-        <w:t xml:space="preserve">    Description: The speaker introduces a RLC circuit with an op-amp and discusses determining system voltage gain at a frequency of 1 MHz, disregarding phase change effects.</w:t>
-      </w:r>
-    </w:p>
-    <w:p>
-      <w:r>
-        <w:t xml:space="preserve">    Reason: The comment discusses a typo in the expression for impedance (ZF), which is not related to the topic's description of determining system voltage gain at 1 MHz.</w:t>
-      </w:r>
-    </w:p>
-    <w:p>
-      <w:r>
-        <w:t xml:space="preserve">  Least correlated topics:</w:t>
-      </w:r>
-    </w:p>
-    <w:tbl>
-      <w:tblPr>
-        <w:tblW w:type="auto" w:w="0"/>
-        <w:tblLayout w:type="autofit"/>
-        <w:tblLook w:firstColumn="1" w:firstRow="1" w:lastColumn="0" w:lastRow="0" w:noHBand="0" w:noVBand="1" w:val="04A0"/>
-      </w:tblPr>
-      <w:tblGrid>
-        <w:gridCol w:w="2880"/>
-        <w:gridCol w:w="2880"/>
-        <w:gridCol w:w="2880"/>
-      </w:tblGrid>
-      <w:tr>
-        <w:tc>
-          <w:tcPr>
-            <w:tcW w:type="dxa" w:w="2880"/>
-          </w:tcPr>
-          <w:p>
-            <w:r>
-              <w:drawing>
-                <wp:inline xmlns:a="http://schemas.openxmlformats.org/drawingml/2006/main" xmlns:pic="http://schemas.openxmlformats.org/drawingml/2006/picture">
-                  <wp:extent cx="1097280" cy="617220"/>
-                  <wp:docPr id="76" name="Picture 76"/>
-                  <wp:cNvGraphicFramePr>
-                    <a:graphicFrameLocks noChangeAspect="1"/>
-                  </wp:cNvGraphicFramePr>
-                  <a:graphic>
-                    <a:graphicData uri="http://schemas.openxmlformats.org/drawingml/2006/picture">
-                      <pic:pic>
-                        <pic:nvPicPr>
-                          <pic:cNvPr id="0" name="frame_0000.jpg"/>
-                          <pic:cNvPicPr/>
-                        </pic:nvPicPr>
-                        <pic:blipFill>
-                          <a:blip r:embed="rId9"/>
-                          <a:stretch>
-                            <a:fillRect/>
-                          </a:stretch>
-                        </pic:blipFill>
-                        <pic:spPr>
-                          <a:xfrm>
-                            <a:off x="0" y="0"/>
-                            <a:ext cx="1097280" cy="617220"/>
-                          </a:xfrm>
-                          <a:prstGeom prst="rect"/>
-                        </pic:spPr>
-                      </pic:pic>
-                    </a:graphicData>
-                  </a:graphic>
-                </wp:inline>
-              </w:drawing>
-            </w:r>
-          </w:p>
-        </w:tc>
-        <w:tc>
-          <w:tcPr>
-            <w:tcW w:type="dxa" w:w="2880"/>
-          </w:tcPr>
-          <w:p>
-            <w:r>
-              <w:drawing>
-                <wp:inline xmlns:a="http://schemas.openxmlformats.org/drawingml/2006/main" xmlns:pic="http://schemas.openxmlformats.org/drawingml/2006/picture">
-                  <wp:extent cx="1097280" cy="617220"/>
-                  <wp:docPr id="77" name="Picture 77"/>
-                  <wp:cNvGraphicFramePr>
-                    <a:graphicFrameLocks noChangeAspect="1"/>
-                  </wp:cNvGraphicFramePr>
-                  <a:graphic>
-                    <a:graphicData uri="http://schemas.openxmlformats.org/drawingml/2006/picture">
-                      <pic:pic>
-                        <pic:nvPicPr>
-                          <pic:cNvPr id="0" name="frame_0068.jpg"/>
-                          <pic:cNvPicPr/>
-                        </pic:nvPicPr>
-                        <pic:blipFill>
-                          <a:blip r:embed="rId10"/>
-                          <a:stretch>
-                            <a:fillRect/>
-                          </a:stretch>
-                        </pic:blipFill>
-                        <pic:spPr>
-                          <a:xfrm>
-                            <a:off x="0" y="0"/>
-                            <a:ext cx="1097280" cy="617220"/>
-                          </a:xfrm>
-                          <a:prstGeom prst="rect"/>
-                        </pic:spPr>
-                      </pic:pic>
-                    </a:graphicData>
-                  </a:graphic>
-                </wp:inline>
-              </w:drawing>
-            </w:r>
-          </w:p>
-        </w:tc>
-        <w:tc>
-          <w:tcPr>
-            <w:tcW w:type="dxa" w:w="2880"/>
-          </w:tcPr>
-          <w:p>
-            <w:r>
-              <w:drawing>
-                <wp:inline xmlns:a="http://schemas.openxmlformats.org/drawingml/2006/main" xmlns:pic="http://schemas.openxmlformats.org/drawingml/2006/picture">
-                  <wp:extent cx="1097280" cy="617220"/>
-                  <wp:docPr id="78" name="Picture 78"/>
-                  <wp:cNvGraphicFramePr>
-                    <a:graphicFrameLocks noChangeAspect="1"/>
-                  </wp:cNvGraphicFramePr>
-                  <a:graphic>
-                    <a:graphicData uri="http://schemas.openxmlformats.org/drawingml/2006/picture">
-                      <pic:pic>
-                        <pic:nvPicPr>
-                          <pic:cNvPr id="0" name="frame_0137.jpg"/>
-                          <pic:cNvPicPr/>
-                        </pic:nvPicPr>
-                        <pic:blipFill>
-                          <a:blip r:embed="rId11"/>
-                          <a:stretch>
-                            <a:fillRect/>
-                          </a:stretch>
-                        </pic:blipFill>
-                        <pic:spPr>
-                          <a:xfrm>
-                            <a:off x="0" y="0"/>
-                            <a:ext cx="1097280" cy="617220"/>
-                          </a:xfrm>
-                          <a:prstGeom prst="rect"/>
-                        </pic:spPr>
-                      </pic:pic>
-                    </a:graphicData>
-                  </a:graphic>
-                </wp:inline>
-              </w:drawing>
-            </w:r>
-          </w:p>
-        </w:tc>
-      </w:tr>
-    </w:tbl>
-    <w:p>
-      <w:r>
-        <w:t>Topic T1: RLC Circuit with Op-Amp — score 10.0000</w:t>
-      </w:r>
-    </w:p>
-    <w:p>
-      <w:r>
-        <w:t xml:space="preserve">    Description: The speaker introduces a RLC circuit with an op-amp and discusses determining system voltage gain at a frequency of 1 MHz, disregarding phase change effects.</w:t>
-      </w:r>
-    </w:p>
-    <w:p>
-      <w:r>
-        <w:t xml:space="preserve">    Reason: The comment discusses a typo in the expression for impedance (ZF), which is not related to the topic's description of determining system voltage gain at 1 MHz.</w:t>
-      </w:r>
-    </w:p>
-    <w:p>
-      <w:r>
-        <w:t>- matched 0 topic(s), max score 0.0000: In your calculation of Zf, you just found a minus sign from somewhere. Where did it come from?</w:t>
-      </w:r>
-    </w:p>
-    <w:p>
-      <w:r>
-        <w:t xml:space="preserve">  Source: https://www.youtube.com/watch?v=zUyj7Xn9-sk</w:t>
-      </w:r>
-    </w:p>
-    <w:p>
-      <w:r>
-        <w:t xml:space="preserve">  Top correlated topics:</w:t>
-      </w:r>
-    </w:p>
-    <w:tbl>
-      <w:tblPr>
-        <w:tblW w:type="auto" w:w="0"/>
-        <w:tblLayout w:type="autofit"/>
-        <w:tblLook w:firstColumn="1" w:firstRow="1" w:lastColumn="0" w:lastRow="0" w:noHBand="0" w:noVBand="1" w:val="04A0"/>
-      </w:tblPr>
-      <w:tblGrid>
-        <w:gridCol w:w="2880"/>
-        <w:gridCol w:w="2880"/>
-        <w:gridCol w:w="2880"/>
-      </w:tblGrid>
-      <w:tr>
-        <w:tc>
-          <w:tcPr>
-            <w:tcW w:type="dxa" w:w="2880"/>
-          </w:tcPr>
-          <w:p>
-            <w:r>
-              <w:drawing>
-                <wp:inline xmlns:a="http://schemas.openxmlformats.org/drawingml/2006/main" xmlns:pic="http://schemas.openxmlformats.org/drawingml/2006/picture">
-                  <wp:extent cx="1097280" cy="617220"/>
-                  <wp:docPr id="79" name="Picture 79"/>
-                  <wp:cNvGraphicFramePr>
-                    <a:graphicFrameLocks noChangeAspect="1"/>
-                  </wp:cNvGraphicFramePr>
-                  <a:graphic>
-                    <a:graphicData uri="http://schemas.openxmlformats.org/drawingml/2006/picture">
-                      <pic:pic>
-                        <pic:nvPicPr>
-                          <pic:cNvPr id="0" name="frame_0000.jpg"/>
-                          <pic:cNvPicPr/>
-                        </pic:nvPicPr>
-                        <pic:blipFill>
-                          <a:blip r:embed="rId9"/>
-                          <a:stretch>
-                            <a:fillRect/>
-                          </a:stretch>
-                        </pic:blipFill>
-                        <pic:spPr>
-                          <a:xfrm>
-                            <a:off x="0" y="0"/>
-                            <a:ext cx="1097280" cy="617220"/>
-                          </a:xfrm>
-                          <a:prstGeom prst="rect"/>
-                        </pic:spPr>
-                      </pic:pic>
-                    </a:graphicData>
-                  </a:graphic>
-                </wp:inline>
-              </w:drawing>
-            </w:r>
-          </w:p>
-        </w:tc>
-        <w:tc>
-          <w:tcPr>
-            <w:tcW w:type="dxa" w:w="2880"/>
-          </w:tcPr>
-          <w:p>
-            <w:r>
-              <w:drawing>
-                <wp:inline xmlns:a="http://schemas.openxmlformats.org/drawingml/2006/main" xmlns:pic="http://schemas.openxmlformats.org/drawingml/2006/picture">
-                  <wp:extent cx="1097280" cy="617220"/>
-                  <wp:docPr id="80" name="Picture 80"/>
-                  <wp:cNvGraphicFramePr>
-                    <a:graphicFrameLocks noChangeAspect="1"/>
-                  </wp:cNvGraphicFramePr>
-                  <a:graphic>
-                    <a:graphicData uri="http://schemas.openxmlformats.org/drawingml/2006/picture">
-                      <pic:pic>
-                        <pic:nvPicPr>
-                          <pic:cNvPr id="0" name="frame_0068.jpg"/>
-                          <pic:cNvPicPr/>
-                        </pic:nvPicPr>
-                        <pic:blipFill>
-                          <a:blip r:embed="rId10"/>
-                          <a:stretch>
-                            <a:fillRect/>
-                          </a:stretch>
-                        </pic:blipFill>
-                        <pic:spPr>
-                          <a:xfrm>
-                            <a:off x="0" y="0"/>
-                            <a:ext cx="1097280" cy="617220"/>
-                          </a:xfrm>
-                          <a:prstGeom prst="rect"/>
-                        </pic:spPr>
-                      </pic:pic>
-                    </a:graphicData>
-                  </a:graphic>
-                </wp:inline>
-              </w:drawing>
-            </w:r>
-          </w:p>
-        </w:tc>
-        <w:tc>
-          <w:tcPr>
-            <w:tcW w:type="dxa" w:w="2880"/>
-          </w:tcPr>
-          <w:p>
-            <w:r>
-              <w:drawing>
-                <wp:inline xmlns:a="http://schemas.openxmlformats.org/drawingml/2006/main" xmlns:pic="http://schemas.openxmlformats.org/drawingml/2006/picture">
-                  <wp:extent cx="1097280" cy="617220"/>
-                  <wp:docPr id="81" name="Picture 81"/>
-                  <wp:cNvGraphicFramePr>
-                    <a:graphicFrameLocks noChangeAspect="1"/>
-                  </wp:cNvGraphicFramePr>
-                  <a:graphic>
-                    <a:graphicData uri="http://schemas.openxmlformats.org/drawingml/2006/picture">
-                      <pic:pic>
-                        <pic:nvPicPr>
-                          <pic:cNvPr id="0" name="frame_0137.jpg"/>
-                          <pic:cNvPicPr/>
-                        </pic:nvPicPr>
-                        <pic:blipFill>
-                          <a:blip r:embed="rId11"/>
-                          <a:stretch>
-                            <a:fillRect/>
-                          </a:stretch>
-                        </pic:blipFill>
-                        <pic:spPr>
-                          <a:xfrm>
-                            <a:off x="0" y="0"/>
-                            <a:ext cx="1097280" cy="617220"/>
-                          </a:xfrm>
-                          <a:prstGeom prst="rect"/>
-                        </pic:spPr>
-                      </pic:pic>
-                    </a:graphicData>
-                  </a:graphic>
-                </wp:inline>
-              </w:drawing>
-            </w:r>
-          </w:p>
-        </w:tc>
-      </w:tr>
-    </w:tbl>
-    <w:p>
-      <w:r>
-        <w:t>Topic T1: RLC Circuit with Op-Amp — score 20.0000</w:t>
-      </w:r>
-    </w:p>
-    <w:p>
-      <w:r>
-        <w:t xml:space="preserve">    Description: The speaker introduces a RLC circuit with an op-amp and discusses determining system voltage gain at a frequency of 1 MHz, disregarding phase change effects.</w:t>
-      </w:r>
-    </w:p>
-    <w:p>
-      <w:r>
-        <w:t xml:space="preserve">    Reason: The comment asks about the origin of a minus sign in a calculation (Zf), which does not directly discuss the topic's description of determining system voltage gain at a frequency of 1 MHz or the RLC circuit with an op-amp. The topic and comment are only tangentially related.</w:t>
-      </w:r>
-    </w:p>
-    <w:p>
-      <w:r>
-        <w:t xml:space="preserve">  Least correlated topics:</w:t>
-      </w:r>
-    </w:p>
-    <w:tbl>
-      <w:tblPr>
-        <w:tblW w:type="auto" w:w="0"/>
-        <w:tblLayout w:type="autofit"/>
-        <w:tblLook w:firstColumn="1" w:firstRow="1" w:lastColumn="0" w:lastRow="0" w:noHBand="0" w:noVBand="1" w:val="04A0"/>
-      </w:tblPr>
-      <w:tblGrid>
-        <w:gridCol w:w="2880"/>
-        <w:gridCol w:w="2880"/>
-        <w:gridCol w:w="2880"/>
-      </w:tblGrid>
-      <w:tr>
-        <w:tc>
-          <w:tcPr>
-            <w:tcW w:type="dxa" w:w="2880"/>
-          </w:tcPr>
-          <w:p>
-            <w:r>
-              <w:drawing>
-                <wp:inline xmlns:a="http://schemas.openxmlformats.org/drawingml/2006/main" xmlns:pic="http://schemas.openxmlformats.org/drawingml/2006/picture">
-                  <wp:extent cx="1097280" cy="617220"/>
-                  <wp:docPr id="82" name="Picture 82"/>
-                  <wp:cNvGraphicFramePr>
-                    <a:graphicFrameLocks noChangeAspect="1"/>
-                  </wp:cNvGraphicFramePr>
-                  <a:graphic>
-                    <a:graphicData uri="http://schemas.openxmlformats.org/drawingml/2006/picture">
-                      <pic:pic>
-                        <pic:nvPicPr>
-                          <pic:cNvPr id="0" name="frame_0000.jpg"/>
-                          <pic:cNvPicPr/>
-                        </pic:nvPicPr>
-                        <pic:blipFill>
-                          <a:blip r:embed="rId9"/>
-                          <a:stretch>
-                            <a:fillRect/>
-                          </a:stretch>
-                        </pic:blipFill>
-                        <pic:spPr>
-                          <a:xfrm>
-                            <a:off x="0" y="0"/>
-                            <a:ext cx="1097280" cy="617220"/>
-                          </a:xfrm>
-                          <a:prstGeom prst="rect"/>
-                        </pic:spPr>
-                      </pic:pic>
-                    </a:graphicData>
-                  </a:graphic>
-                </wp:inline>
-              </w:drawing>
-            </w:r>
-          </w:p>
-        </w:tc>
-        <w:tc>
-          <w:tcPr>
-            <w:tcW w:type="dxa" w:w="2880"/>
-          </w:tcPr>
-          <w:p>
-            <w:r>
-              <w:drawing>
-                <wp:inline xmlns:a="http://schemas.openxmlformats.org/drawingml/2006/main" xmlns:pic="http://schemas.openxmlformats.org/drawingml/2006/picture">
-                  <wp:extent cx="1097280" cy="617220"/>
-                  <wp:docPr id="83" name="Picture 83"/>
-                  <wp:cNvGraphicFramePr>
-                    <a:graphicFrameLocks noChangeAspect="1"/>
-                  </wp:cNvGraphicFramePr>
-                  <a:graphic>
-                    <a:graphicData uri="http://schemas.openxmlformats.org/drawingml/2006/picture">
-                      <pic:pic>
-                        <pic:nvPicPr>
-                          <pic:cNvPr id="0" name="frame_0068.jpg"/>
-                          <pic:cNvPicPr/>
-                        </pic:nvPicPr>
-                        <pic:blipFill>
-                          <a:blip r:embed="rId10"/>
-                          <a:stretch>
-                            <a:fillRect/>
-                          </a:stretch>
-                        </pic:blipFill>
-                        <pic:spPr>
-                          <a:xfrm>
-                            <a:off x="0" y="0"/>
-                            <a:ext cx="1097280" cy="617220"/>
-                          </a:xfrm>
-                          <a:prstGeom prst="rect"/>
-                        </pic:spPr>
-                      </pic:pic>
-                    </a:graphicData>
-                  </a:graphic>
-                </wp:inline>
-              </w:drawing>
-            </w:r>
-          </w:p>
-        </w:tc>
-        <w:tc>
-          <w:tcPr>
-            <w:tcW w:type="dxa" w:w="2880"/>
-          </w:tcPr>
-          <w:p>
-            <w:r>
-              <w:drawing>
-                <wp:inline xmlns:a="http://schemas.openxmlformats.org/drawingml/2006/main" xmlns:pic="http://schemas.openxmlformats.org/drawingml/2006/picture">
-                  <wp:extent cx="1097280" cy="617220"/>
-                  <wp:docPr id="84" name="Picture 84"/>
-                  <wp:cNvGraphicFramePr>
-                    <a:graphicFrameLocks noChangeAspect="1"/>
-                  </wp:cNvGraphicFramePr>
-                  <a:graphic>
-                    <a:graphicData uri="http://schemas.openxmlformats.org/drawingml/2006/picture">
-                      <pic:pic>
-                        <pic:nvPicPr>
-                          <pic:cNvPr id="0" name="frame_0137.jpg"/>
-                          <pic:cNvPicPr/>
-                        </pic:nvPicPr>
-                        <pic:blipFill>
-                          <a:blip r:embed="rId11"/>
-                          <a:stretch>
-                            <a:fillRect/>
-                          </a:stretch>
-                        </pic:blipFill>
-                        <pic:spPr>
-                          <a:xfrm>
-                            <a:off x="0" y="0"/>
-                            <a:ext cx="1097280" cy="617220"/>
-                          </a:xfrm>
-                          <a:prstGeom prst="rect"/>
-                        </pic:spPr>
-                      </pic:pic>
-                    </a:graphicData>
-                  </a:graphic>
-                </wp:inline>
-              </w:drawing>
-            </w:r>
-          </w:p>
-        </w:tc>
-      </w:tr>
-    </w:tbl>
-    <w:p>
-      <w:r>
-        <w:t>Topic T1: RLC Circuit with Op-Amp — score 20.0000</w:t>
-      </w:r>
-    </w:p>
-    <w:p>
-      <w:r>
-        <w:t xml:space="preserve">    Description: The speaker introduces a RLC circuit with an op-amp and discusses determining system voltage gain at a frequency of 1 MHz, disregarding phase change effects.</w:t>
-      </w:r>
-    </w:p>
-    <w:p>
-      <w:r>
-        <w:t xml:space="preserve">    Reason: The comment asks about the origin of a minus sign in a calculation (Zf), which does not directly discuss the topic's description of determining system voltage gain at a frequency of 1 MHz or the RLC circuit with an op-amp. The topic and comment are only tangentially related.</w:t>
-      </w:r>
-    </w:p>
-    <w:p>
-      <w:r>
-        <w:t>- matched 0 topic(s), max score 0.0000: I do not see where you get the number 16 perhaps you could speak as you are writing the equations.</w:t>
-      </w:r>
-    </w:p>
-    <w:p>
-      <w:r>
-        <w:t xml:space="preserve">  Source: https://www.youtube.com/watch?v=zUyj7Xn9-sk</w:t>
-      </w:r>
-    </w:p>
-    <w:p>
-      <w:r>
-        <w:t xml:space="preserve">  Top correlated topics:</w:t>
-      </w:r>
-    </w:p>
-    <w:tbl>
-      <w:tblPr>
-        <w:tblW w:type="auto" w:w="0"/>
-        <w:tblLayout w:type="autofit"/>
-        <w:tblLook w:firstColumn="1" w:firstRow="1" w:lastColumn="0" w:lastRow="0" w:noHBand="0" w:noVBand="1" w:val="04A0"/>
-      </w:tblPr>
-      <w:tblGrid>
-        <w:gridCol w:w="2880"/>
-        <w:gridCol w:w="2880"/>
-        <w:gridCol w:w="2880"/>
-      </w:tblGrid>
-      <w:tr>
-        <w:tc>
-          <w:tcPr>
-            <w:tcW w:type="dxa" w:w="2880"/>
-          </w:tcPr>
-          <w:p>
-            <w:r>
-              <w:drawing>
-                <wp:inline xmlns:a="http://schemas.openxmlformats.org/drawingml/2006/main" xmlns:pic="http://schemas.openxmlformats.org/drawingml/2006/picture">
-                  <wp:extent cx="1097280" cy="617220"/>
-                  <wp:docPr id="85" name="Picture 85"/>
-                  <wp:cNvGraphicFramePr>
-                    <a:graphicFrameLocks noChangeAspect="1"/>
-                  </wp:cNvGraphicFramePr>
-                  <a:graphic>
-                    <a:graphicData uri="http://schemas.openxmlformats.org/drawingml/2006/picture">
-                      <pic:pic>
-                        <pic:nvPicPr>
-                          <pic:cNvPr id="0" name="frame_0000.jpg"/>
-                          <pic:cNvPicPr/>
-                        </pic:nvPicPr>
-                        <pic:blipFill>
-                          <a:blip r:embed="rId9"/>
-                          <a:stretch>
-                            <a:fillRect/>
-                          </a:stretch>
-                        </pic:blipFill>
-                        <pic:spPr>
-                          <a:xfrm>
-                            <a:off x="0" y="0"/>
-                            <a:ext cx="1097280" cy="617220"/>
-                          </a:xfrm>
-                          <a:prstGeom prst="rect"/>
-                        </pic:spPr>
-                      </pic:pic>
-                    </a:graphicData>
-                  </a:graphic>
-                </wp:inline>
-              </w:drawing>
-            </w:r>
-          </w:p>
-        </w:tc>
-        <w:tc>
-          <w:tcPr>
-            <w:tcW w:type="dxa" w:w="2880"/>
-          </w:tcPr>
-          <w:p>
-            <w:r>
-              <w:drawing>
-                <wp:inline xmlns:a="http://schemas.openxmlformats.org/drawingml/2006/main" xmlns:pic="http://schemas.openxmlformats.org/drawingml/2006/picture">
-                  <wp:extent cx="1097280" cy="617220"/>
-                  <wp:docPr id="86" name="Picture 86"/>
-                  <wp:cNvGraphicFramePr>
-                    <a:graphicFrameLocks noChangeAspect="1"/>
-                  </wp:cNvGraphicFramePr>
-                  <a:graphic>
-                    <a:graphicData uri="http://schemas.openxmlformats.org/drawingml/2006/picture">
-                      <pic:pic>
-                        <pic:nvPicPr>
-                          <pic:cNvPr id="0" name="frame_0068.jpg"/>
-                          <pic:cNvPicPr/>
-                        </pic:nvPicPr>
-                        <pic:blipFill>
-                          <a:blip r:embed="rId10"/>
-                          <a:stretch>
-                            <a:fillRect/>
-                          </a:stretch>
-                        </pic:blipFill>
-                        <pic:spPr>
-                          <a:xfrm>
-                            <a:off x="0" y="0"/>
-                            <a:ext cx="1097280" cy="617220"/>
-                          </a:xfrm>
-                          <a:prstGeom prst="rect"/>
-                        </pic:spPr>
-                      </pic:pic>
-                    </a:graphicData>
-                  </a:graphic>
-                </wp:inline>
-              </w:drawing>
-            </w:r>
-          </w:p>
-        </w:tc>
-        <w:tc>
-          <w:tcPr>
-            <w:tcW w:type="dxa" w:w="2880"/>
-          </w:tcPr>
-          <w:p>
-            <w:r>
-              <w:drawing>
-                <wp:inline xmlns:a="http://schemas.openxmlformats.org/drawingml/2006/main" xmlns:pic="http://schemas.openxmlformats.org/drawingml/2006/picture">
-                  <wp:extent cx="1097280" cy="617220"/>
-                  <wp:docPr id="87" name="Picture 87"/>
-                  <wp:cNvGraphicFramePr>
-                    <a:graphicFrameLocks noChangeAspect="1"/>
-                  </wp:cNvGraphicFramePr>
-                  <a:graphic>
-                    <a:graphicData uri="http://schemas.openxmlformats.org/drawingml/2006/picture">
-                      <pic:pic>
-                        <pic:nvPicPr>
-                          <pic:cNvPr id="0" name="frame_0137.jpg"/>
-                          <pic:cNvPicPr/>
-                        </pic:nvPicPr>
-                        <pic:blipFill>
-                          <a:blip r:embed="rId11"/>
-                          <a:stretch>
-                            <a:fillRect/>
-                          </a:stretch>
-                        </pic:blipFill>
-                        <pic:spPr>
-                          <a:xfrm>
-                            <a:off x="0" y="0"/>
-                            <a:ext cx="1097280" cy="617220"/>
-                          </a:xfrm>
-                          <a:prstGeom prst="rect"/>
-                        </pic:spPr>
-                      </pic:pic>
-                    </a:graphicData>
-                  </a:graphic>
-                </wp:inline>
-              </w:drawing>
-            </w:r>
-          </w:p>
-        </w:tc>
-      </w:tr>
-    </w:tbl>
-    <w:p>
-      <w:r>
-        <w:t>Topic T1: RLC Circuit with Op-Amp — score 20.0000</w:t>
-      </w:r>
-    </w:p>
-    <w:p>
-      <w:r>
-        <w:t xml:space="preserve">    Description: The speaker introduces a RLC circuit with an op-amp and discusses determining system voltage gain at a frequency of 1 MHz, disregarding phase change effects.</w:t>
-      </w:r>
-    </w:p>
-    <w:p>
-      <w:r>
-        <w:t xml:space="preserve">    Reason: The comment does not discuss the same steps, objects, settings, parameters, claims, or goals described by the topic. It only mentions a possible issue with the provided number 16 and requests clarification on how equations are being written, but does not relate to the RLC circuit with op-amp or determining system voltage gain.</w:t>
-      </w:r>
-    </w:p>
-    <w:p>
-      <w:r>
-        <w:t xml:space="preserve">  Least correlated topics:</w:t>
-      </w:r>
-    </w:p>
-    <w:tbl>
-      <w:tblPr>
-        <w:tblW w:type="auto" w:w="0"/>
-        <w:tblLayout w:type="autofit"/>
-        <w:tblLook w:firstColumn="1" w:firstRow="1" w:lastColumn="0" w:lastRow="0" w:noHBand="0" w:noVBand="1" w:val="04A0"/>
-      </w:tblPr>
-      <w:tblGrid>
-        <w:gridCol w:w="2880"/>
-        <w:gridCol w:w="2880"/>
-        <w:gridCol w:w="2880"/>
-      </w:tblGrid>
-      <w:tr>
-        <w:tc>
-          <w:tcPr>
-            <w:tcW w:type="dxa" w:w="2880"/>
-          </w:tcPr>
-          <w:p>
-            <w:r>
-              <w:drawing>
-                <wp:inline xmlns:a="http://schemas.openxmlformats.org/drawingml/2006/main" xmlns:pic="http://schemas.openxmlformats.org/drawingml/2006/picture">
-                  <wp:extent cx="1097280" cy="617220"/>
-                  <wp:docPr id="88" name="Picture 88"/>
-                  <wp:cNvGraphicFramePr>
-                    <a:graphicFrameLocks noChangeAspect="1"/>
-                  </wp:cNvGraphicFramePr>
-                  <a:graphic>
-                    <a:graphicData uri="http://schemas.openxmlformats.org/drawingml/2006/picture">
-                      <pic:pic>
-                        <pic:nvPicPr>
-                          <pic:cNvPr id="0" name="frame_0000.jpg"/>
-                          <pic:cNvPicPr/>
-                        </pic:nvPicPr>
-                        <pic:blipFill>
-                          <a:blip r:embed="rId9"/>
-                          <a:stretch>
-                            <a:fillRect/>
-                          </a:stretch>
-                        </pic:blipFill>
-                        <pic:spPr>
-                          <a:xfrm>
-                            <a:off x="0" y="0"/>
-                            <a:ext cx="1097280" cy="617220"/>
-                          </a:xfrm>
-                          <a:prstGeom prst="rect"/>
-                        </pic:spPr>
-                      </pic:pic>
-                    </a:graphicData>
-                  </a:graphic>
-                </wp:inline>
-              </w:drawing>
-            </w:r>
-          </w:p>
-        </w:tc>
-        <w:tc>
-          <w:tcPr>
-            <w:tcW w:type="dxa" w:w="2880"/>
-          </w:tcPr>
-          <w:p>
-            <w:r>
-              <w:drawing>
-                <wp:inline xmlns:a="http://schemas.openxmlformats.org/drawingml/2006/main" xmlns:pic="http://schemas.openxmlformats.org/drawingml/2006/picture">
-                  <wp:extent cx="1097280" cy="617220"/>
-                  <wp:docPr id="89" name="Picture 89"/>
-                  <wp:cNvGraphicFramePr>
-                    <a:graphicFrameLocks noChangeAspect="1"/>
-                  </wp:cNvGraphicFramePr>
-                  <a:graphic>
-                    <a:graphicData uri="http://schemas.openxmlformats.org/drawingml/2006/picture">
-                      <pic:pic>
-                        <pic:nvPicPr>
-                          <pic:cNvPr id="0" name="frame_0068.jpg"/>
-                          <pic:cNvPicPr/>
-                        </pic:nvPicPr>
-                        <pic:blipFill>
-                          <a:blip r:embed="rId10"/>
-                          <a:stretch>
-                            <a:fillRect/>
-                          </a:stretch>
-                        </pic:blipFill>
-                        <pic:spPr>
-                          <a:xfrm>
-                            <a:off x="0" y="0"/>
-                            <a:ext cx="1097280" cy="617220"/>
-                          </a:xfrm>
-                          <a:prstGeom prst="rect"/>
-                        </pic:spPr>
-                      </pic:pic>
-                    </a:graphicData>
-                  </a:graphic>
-                </wp:inline>
-              </w:drawing>
-            </w:r>
-          </w:p>
-        </w:tc>
-        <w:tc>
-          <w:tcPr>
-            <w:tcW w:type="dxa" w:w="2880"/>
-          </w:tcPr>
-          <w:p>
-            <w:r>
-              <w:drawing>
-                <wp:inline xmlns:a="http://schemas.openxmlformats.org/drawingml/2006/main" xmlns:pic="http://schemas.openxmlformats.org/drawingml/2006/picture">
-                  <wp:extent cx="1097280" cy="617220"/>
-                  <wp:docPr id="90" name="Picture 90"/>
-                  <wp:cNvGraphicFramePr>
-                    <a:graphicFrameLocks noChangeAspect="1"/>
-                  </wp:cNvGraphicFramePr>
-                  <a:graphic>
-                    <a:graphicData uri="http://schemas.openxmlformats.org/drawingml/2006/picture">
-                      <pic:pic>
-                        <pic:nvPicPr>
-                          <pic:cNvPr id="0" name="frame_0137.jpg"/>
-                          <pic:cNvPicPr/>
-                        </pic:nvPicPr>
-                        <pic:blipFill>
-                          <a:blip r:embed="rId11"/>
-                          <a:stretch>
-                            <a:fillRect/>
-                          </a:stretch>
-                        </pic:blipFill>
-                        <pic:spPr>
-                          <a:xfrm>
-                            <a:off x="0" y="0"/>
-                            <a:ext cx="1097280" cy="617220"/>
-                          </a:xfrm>
-                          <a:prstGeom prst="rect"/>
-                        </pic:spPr>
-                      </pic:pic>
-                    </a:graphicData>
-                  </a:graphic>
-                </wp:inline>
-              </w:drawing>
-            </w:r>
-          </w:p>
-        </w:tc>
-      </w:tr>
-    </w:tbl>
-    <w:p>
-      <w:r>
-        <w:t>Topic T1: RLC Circuit with Op-Amp — score 20.0000</w:t>
-      </w:r>
-    </w:p>
-    <w:p>
-      <w:r>
-        <w:t xml:space="preserve">    Description: The speaker introduces a RLC circuit with an op-amp and discusses determining system voltage gain at a frequency of 1 MHz, disregarding phase change effects.</w:t>
-      </w:r>
-    </w:p>
-    <w:p>
-      <w:r>
-        <w:t xml:space="preserve">    Reason: The comment does not discuss the same steps, objects, settings, parameters, claims, or goals described by the topic. It only mentions a possible issue with the provided number 16 and requests clarification on how equations are being written, but does not relate to the RLC circuit with op-amp or determining system voltage gain.</w:t>
-      </w:r>
-    </w:p>
-    <w:p>
-      <w:r>
-        <w:t>- matched 0 topic(s), max score 0.0000: A capacitor has [ 1/jCw ] impedance where w = 2πf and f is the operating frequency. When we bring the j from denominator to numerator, then it changes its sign from positive to negative. So, in a short, a capacitance always has a negative sign (-j). In other hand, an inductor always has a +j because its impedance is calculated by [ jLw ]. I hope it helps.</w:t>
-      </w:r>
-    </w:p>
-    <w:p>
-      <w:r>
-        <w:t xml:space="preserve">  Source: https://www.youtube.com/watch?v=zUyj7Xn9-sk</w:t>
-      </w:r>
-    </w:p>
-    <w:p>
-      <w:r>
-        <w:t xml:space="preserve">  Top correlated topics:</w:t>
-      </w:r>
-    </w:p>
-    <w:tbl>
-      <w:tblPr>
-        <w:tblW w:type="auto" w:w="0"/>
-        <w:tblLayout w:type="autofit"/>
-        <w:tblLook w:firstColumn="1" w:firstRow="1" w:lastColumn="0" w:lastRow="0" w:noHBand="0" w:noVBand="1" w:val="04A0"/>
-      </w:tblPr>
-      <w:tblGrid>
-        <w:gridCol w:w="2880"/>
-        <w:gridCol w:w="2880"/>
-        <w:gridCol w:w="2880"/>
-      </w:tblGrid>
-      <w:tr>
-        <w:tc>
-          <w:tcPr>
-            <w:tcW w:type="dxa" w:w="2880"/>
-          </w:tcPr>
-          <w:p>
-            <w:r>
-              <w:drawing>
-                <wp:inline xmlns:a="http://schemas.openxmlformats.org/drawingml/2006/main" xmlns:pic="http://schemas.openxmlformats.org/drawingml/2006/picture">
-                  <wp:extent cx="1097280" cy="617220"/>
-                  <wp:docPr id="91" name="Picture 91"/>
-                  <wp:cNvGraphicFramePr>
-                    <a:graphicFrameLocks noChangeAspect="1"/>
-                  </wp:cNvGraphicFramePr>
-                  <a:graphic>
-                    <a:graphicData uri="http://schemas.openxmlformats.org/drawingml/2006/picture">
-                      <pic:pic>
-                        <pic:nvPicPr>
-                          <pic:cNvPr id="0" name="frame_0000.jpg"/>
-                          <pic:cNvPicPr/>
-                        </pic:nvPicPr>
-                        <pic:blipFill>
-                          <a:blip r:embed="rId9"/>
-                          <a:stretch>
-                            <a:fillRect/>
-                          </a:stretch>
-                        </pic:blipFill>
-                        <pic:spPr>
-                          <a:xfrm>
-                            <a:off x="0" y="0"/>
-                            <a:ext cx="1097280" cy="617220"/>
-                          </a:xfrm>
-                          <a:prstGeom prst="rect"/>
-                        </pic:spPr>
-                      </pic:pic>
-                    </a:graphicData>
-                  </a:graphic>
-                </wp:inline>
-              </w:drawing>
-            </w:r>
-          </w:p>
-        </w:tc>
-        <w:tc>
-          <w:tcPr>
-            <w:tcW w:type="dxa" w:w="2880"/>
-          </w:tcPr>
-          <w:p>
-            <w:r>
-              <w:drawing>
-                <wp:inline xmlns:a="http://schemas.openxmlformats.org/drawingml/2006/main" xmlns:pic="http://schemas.openxmlformats.org/drawingml/2006/picture">
-                  <wp:extent cx="1097280" cy="617220"/>
-                  <wp:docPr id="92" name="Picture 92"/>
-                  <wp:cNvGraphicFramePr>
-                    <a:graphicFrameLocks noChangeAspect="1"/>
-                  </wp:cNvGraphicFramePr>
-                  <a:graphic>
-                    <a:graphicData uri="http://schemas.openxmlformats.org/drawingml/2006/picture">
-                      <pic:pic>
-                        <pic:nvPicPr>
-                          <pic:cNvPr id="0" name="frame_0068.jpg"/>
-                          <pic:cNvPicPr/>
-                        </pic:nvPicPr>
-                        <pic:blipFill>
-                          <a:blip r:embed="rId10"/>
-                          <a:stretch>
-                            <a:fillRect/>
-                          </a:stretch>
-                        </pic:blipFill>
-                        <pic:spPr>
-                          <a:xfrm>
-                            <a:off x="0" y="0"/>
-                            <a:ext cx="1097280" cy="617220"/>
-                          </a:xfrm>
-                          <a:prstGeom prst="rect"/>
-                        </pic:spPr>
-                      </pic:pic>
-                    </a:graphicData>
-                  </a:graphic>
-                </wp:inline>
-              </w:drawing>
-            </w:r>
-          </w:p>
-        </w:tc>
-        <w:tc>
-          <w:tcPr>
-            <w:tcW w:type="dxa" w:w="2880"/>
-          </w:tcPr>
-          <w:p>
-            <w:r>
-              <w:drawing>
-                <wp:inline xmlns:a="http://schemas.openxmlformats.org/drawingml/2006/main" xmlns:pic="http://schemas.openxmlformats.org/drawingml/2006/picture">
-                  <wp:extent cx="1097280" cy="617220"/>
-                  <wp:docPr id="93" name="Picture 93"/>
-                  <wp:cNvGraphicFramePr>
-                    <a:graphicFrameLocks noChangeAspect="1"/>
-                  </wp:cNvGraphicFramePr>
-                  <a:graphic>
-                    <a:graphicData uri="http://schemas.openxmlformats.org/drawingml/2006/picture">
-                      <pic:pic>
-                        <pic:nvPicPr>
-                          <pic:cNvPr id="0" name="frame_0137.jpg"/>
-                          <pic:cNvPicPr/>
-                        </pic:nvPicPr>
-                        <pic:blipFill>
-                          <a:blip r:embed="rId11"/>
-                          <a:stretch>
-                            <a:fillRect/>
-                          </a:stretch>
-                        </pic:blipFill>
-                        <pic:spPr>
-                          <a:xfrm>
-                            <a:off x="0" y="0"/>
-                            <a:ext cx="1097280" cy="617220"/>
-                          </a:xfrm>
-                          <a:prstGeom prst="rect"/>
-                        </pic:spPr>
-                      </pic:pic>
-                    </a:graphicData>
-                  </a:graphic>
-                </wp:inline>
-              </w:drawing>
-            </w:r>
-          </w:p>
-        </w:tc>
-      </w:tr>
-    </w:tbl>
-    <w:p>
-      <w:r>
-        <w:t>Topic T1: RLC Circuit with Op-Amp — score 80.0000</w:t>
-      </w:r>
-    </w:p>
-    <w:p>
-      <w:r>
-        <w:t xml:space="preserve">    Description: The speaker introduces a RLC circuit with an op-amp and discusses determining system voltage gain at a frequency of 1 MHz, disregarding phase change effects.</w:t>
-      </w:r>
-    </w:p>
-    <w:p>
-      <w:r>
-        <w:t xml:space="preserve">    Reason: {</w:t>
-        <w:br/>
-        <w:t>"correlated": true,</w:t>
-        <w:br/>
-        <w:t>"score": 80,</w:t>
-        <w:br/>
-        <w:t>"reason": "The comment discusses the impedance of a capacitor ([-j] in the frequency domain) and an inductor ([+j] in the frequency domain), which are relevant components used in the RLC circuit with an op-amp topic. The comment's focus on the j-operator and its effect on impedance is also related to the topic's description, as it disregards phase change effects.</w:t>
-      </w:r>
-    </w:p>
-    <w:p>
-      <w:r>
-        <w:t xml:space="preserve">  Least correlated topics:</w:t>
-      </w:r>
-    </w:p>
-    <w:tbl>
-      <w:tblPr>
-        <w:tblW w:type="auto" w:w="0"/>
-        <w:tblLayout w:type="autofit"/>
-        <w:tblLook w:firstColumn="1" w:firstRow="1" w:lastColumn="0" w:lastRow="0" w:noHBand="0" w:noVBand="1" w:val="04A0"/>
-      </w:tblPr>
-      <w:tblGrid>
-        <w:gridCol w:w="2880"/>
-        <w:gridCol w:w="2880"/>
-        <w:gridCol w:w="2880"/>
-      </w:tblGrid>
-      <w:tr>
-        <w:tc>
-          <w:tcPr>
-            <w:tcW w:type="dxa" w:w="2880"/>
-          </w:tcPr>
-          <w:p>
-            <w:r>
-              <w:drawing>
-                <wp:inline xmlns:a="http://schemas.openxmlformats.org/drawingml/2006/main" xmlns:pic="http://schemas.openxmlformats.org/drawingml/2006/picture">
-                  <wp:extent cx="1097280" cy="617220"/>
-                  <wp:docPr id="94" name="Picture 94"/>
-                  <wp:cNvGraphicFramePr>
-                    <a:graphicFrameLocks noChangeAspect="1"/>
-                  </wp:cNvGraphicFramePr>
-                  <a:graphic>
-                    <a:graphicData uri="http://schemas.openxmlformats.org/drawingml/2006/picture">
-                      <pic:pic>
-                        <pic:nvPicPr>
-                          <pic:cNvPr id="0" name="frame_0000.jpg"/>
-                          <pic:cNvPicPr/>
-                        </pic:nvPicPr>
-                        <pic:blipFill>
-                          <a:blip r:embed="rId9"/>
-                          <a:stretch>
-                            <a:fillRect/>
-                          </a:stretch>
-                        </pic:blipFill>
-                        <pic:spPr>
-                          <a:xfrm>
-                            <a:off x="0" y="0"/>
-                            <a:ext cx="1097280" cy="617220"/>
-                          </a:xfrm>
-                          <a:prstGeom prst="rect"/>
-                        </pic:spPr>
-                      </pic:pic>
-                    </a:graphicData>
-                  </a:graphic>
-                </wp:inline>
-              </w:drawing>
-            </w:r>
-          </w:p>
-        </w:tc>
-        <w:tc>
-          <w:tcPr>
-            <w:tcW w:type="dxa" w:w="2880"/>
-          </w:tcPr>
-          <w:p>
-            <w:r>
-              <w:drawing>
-                <wp:inline xmlns:a="http://schemas.openxmlformats.org/drawingml/2006/main" xmlns:pic="http://schemas.openxmlformats.org/drawingml/2006/picture">
-                  <wp:extent cx="1097280" cy="617220"/>
-                  <wp:docPr id="95" name="Picture 95"/>
-                  <wp:cNvGraphicFramePr>
-                    <a:graphicFrameLocks noChangeAspect="1"/>
-                  </wp:cNvGraphicFramePr>
-                  <a:graphic>
-                    <a:graphicData uri="http://schemas.openxmlformats.org/drawingml/2006/picture">
-                      <pic:pic>
-                        <pic:nvPicPr>
-                          <pic:cNvPr id="0" name="frame_0068.jpg"/>
-                          <pic:cNvPicPr/>
-                        </pic:nvPicPr>
-                        <pic:blipFill>
-                          <a:blip r:embed="rId10"/>
-                          <a:stretch>
-                            <a:fillRect/>
-                          </a:stretch>
-                        </pic:blipFill>
-                        <pic:spPr>
-                          <a:xfrm>
-                            <a:off x="0" y="0"/>
-                            <a:ext cx="1097280" cy="617220"/>
-                          </a:xfrm>
-                          <a:prstGeom prst="rect"/>
-                        </pic:spPr>
-                      </pic:pic>
-                    </a:graphicData>
-                  </a:graphic>
-                </wp:inline>
-              </w:drawing>
-            </w:r>
-          </w:p>
-        </w:tc>
-        <w:tc>
-          <w:tcPr>
-            <w:tcW w:type="dxa" w:w="2880"/>
-          </w:tcPr>
-          <w:p>
-            <w:r>
-              <w:drawing>
-                <wp:inline xmlns:a="http://schemas.openxmlformats.org/drawingml/2006/main" xmlns:pic="http://schemas.openxmlformats.org/drawingml/2006/picture">
-                  <wp:extent cx="1097280" cy="617220"/>
-                  <wp:docPr id="96" name="Picture 96"/>
-                  <wp:cNvGraphicFramePr>
-                    <a:graphicFrameLocks noChangeAspect="1"/>
-                  </wp:cNvGraphicFramePr>
-                  <a:graphic>
-                    <a:graphicData uri="http://schemas.openxmlformats.org/drawingml/2006/picture">
-                      <pic:pic>
-                        <pic:nvPicPr>
-                          <pic:cNvPr id="0" name="frame_0137.jpg"/>
-                          <pic:cNvPicPr/>
-                        </pic:nvPicPr>
-                        <pic:blipFill>
-                          <a:blip r:embed="rId11"/>
-                          <a:stretch>
-                            <a:fillRect/>
-                          </a:stretch>
-                        </pic:blipFill>
-                        <pic:spPr>
-                          <a:xfrm>
-                            <a:off x="0" y="0"/>
-                            <a:ext cx="1097280" cy="617220"/>
-                          </a:xfrm>
-                          <a:prstGeom prst="rect"/>
-                        </pic:spPr>
-                      </pic:pic>
-                    </a:graphicData>
-                  </a:graphic>
-                </wp:inline>
-              </w:drawing>
-            </w:r>
-          </w:p>
-        </w:tc>
-      </w:tr>
-    </w:tbl>
-    <w:p>
-      <w:r>
-        <w:t>Topic T1: RLC Circuit with Op-Amp — score 80.0000</w:t>
-      </w:r>
-    </w:p>
-    <w:p>
-      <w:r>
-        <w:t xml:space="preserve">    Description: The speaker introduces a RLC circuit with an op-amp and discusses determining system voltage gain at a frequency of 1 MHz, disregarding phase change effects.</w:t>
-      </w:r>
-    </w:p>
-    <w:p>
-      <w:r>
-        <w:t xml:space="preserve">    Reason: {</w:t>
-        <w:br/>
-        <w:t>"correlated": true,</w:t>
-        <w:br/>
-        <w:t>"score": 80,</w:t>
-        <w:br/>
-        <w:t>"reason": "The comment discusses the impedance of a capacitor ([-j] in the frequency domain) and an inductor ([+j] in the frequency domain), which are relevant components used in the RLC circuit with an op-amp topic. The comment's focus on the j-operator and its effect on impedance is also related to the topic's description, as it disregards phase change effects.</w:t>
+        <w:t>----------------------------------------</w:t>
       </w:r>
     </w:p>
     <w:p>
       <w:pPr>
-        <w:pStyle w:val="Heading1"/>
+        <w:pStyle w:val="Heading2"/>
       </w:pPr>
       <w:r>
         <w:t>Topic T1: RLC Circuit with Op-Amp</w:t>
@@ -5309,8 +81,8 @@
             <w:r>
               <w:drawing>
                 <wp:inline xmlns:a="http://schemas.openxmlformats.org/drawingml/2006/main" xmlns:pic="http://schemas.openxmlformats.org/drawingml/2006/picture">
-                  <wp:extent cx="1280160" cy="720090"/>
-                  <wp:docPr id="97" name="Picture 97"/>
+                  <wp:extent cx="1371600" cy="771525"/>
+                  <wp:docPr id="1" name="Picture 1"/>
                   <wp:cNvGraphicFramePr>
                     <a:graphicFrameLocks noChangeAspect="1"/>
                   </wp:cNvGraphicFramePr>
@@ -5330,7 +102,7 @@
                         <pic:spPr>
                           <a:xfrm>
                             <a:off x="0" y="0"/>
-                            <a:ext cx="1280160" cy="720090"/>
+                            <a:ext cx="1371600" cy="771525"/>
                           </a:xfrm>
                           <a:prstGeom prst="rect"/>
                         </pic:spPr>
@@ -5350,8 +122,8 @@
             <w:r>
               <w:drawing>
                 <wp:inline xmlns:a="http://schemas.openxmlformats.org/drawingml/2006/main" xmlns:pic="http://schemas.openxmlformats.org/drawingml/2006/picture">
-                  <wp:extent cx="1280160" cy="720090"/>
-                  <wp:docPr id="98" name="Picture 98"/>
+                  <wp:extent cx="1371600" cy="771525"/>
+                  <wp:docPr id="2" name="Picture 2"/>
                   <wp:cNvGraphicFramePr>
                     <a:graphicFrameLocks noChangeAspect="1"/>
                   </wp:cNvGraphicFramePr>
@@ -5371,7 +143,7 @@
                         <pic:spPr>
                           <a:xfrm>
                             <a:off x="0" y="0"/>
-                            <a:ext cx="1280160" cy="720090"/>
+                            <a:ext cx="1371600" cy="771525"/>
                           </a:xfrm>
                           <a:prstGeom prst="rect"/>
                         </pic:spPr>
@@ -5391,8 +163,8 @@
             <w:r>
               <w:drawing>
                 <wp:inline xmlns:a="http://schemas.openxmlformats.org/drawingml/2006/main" xmlns:pic="http://schemas.openxmlformats.org/drawingml/2006/picture">
-                  <wp:extent cx="1280160" cy="720090"/>
-                  <wp:docPr id="99" name="Picture 99"/>
+                  <wp:extent cx="1371600" cy="771525"/>
+                  <wp:docPr id="3" name="Picture 3"/>
                   <wp:cNvGraphicFramePr>
                     <a:graphicFrameLocks noChangeAspect="1"/>
                   </wp:cNvGraphicFramePr>
@@ -5412,7 +184,7 @@
                         <pic:spPr>
                           <a:xfrm>
                             <a:off x="0" y="0"/>
-                            <a:ext cx="1280160" cy="720090"/>
+                            <a:ext cx="1371600" cy="771525"/>
                           </a:xfrm>
                           <a:prstGeom prst="rect"/>
                         </pic:spPr>
@@ -5428,24 +200,101 @@
     </w:tbl>
     <w:p>
       <w:r>
+        <w:rPr>
+          <w:i/>
+        </w:rPr>
         <w:t>Description: The speaker introduces a RLC circuit with an op-amp and discusses determining system voltage gain at a frequency of 1 MHz, disregarding phase change effects.</w:t>
       </w:r>
     </w:p>
     <w:p>
+      <w:pPr>
+        <w:pStyle w:val="Heading3"/>
+      </w:pPr>
       <w:r>
-        <w:t>Comment (score 80): The 16 ohm is the Xc (capacitor impedance at 1 Mhz). Please review the video at 1:36</w:t>
+        <w:t>Top 1 Correlated Comments:</w:t>
       </w:r>
     </w:p>
-    <w:p>
-      <w:r>
-        <w:t>Reason: The comment specifically mentions the frequency of interest (1 MHz) and references a video timestamp where RLC circuit analysis is discussed, which aligns with the topic's description on determining system voltage gain at that frequency.</w:t>
-      </w:r>
-    </w:p>
-    <w:p>
-      <w:r>
-        <w:t>Source: https://www.youtube.com/watch?v=zUyj7Xn9-sk</w:t>
-      </w:r>
-    </w:p>
+    <w:tbl>
+      <w:tblPr>
+        <w:tblStyle w:val="TableGrid"/>
+        <w:tblW w:type="auto" w:w="0"/>
+        <w:tblLayout w:type="autofit"/>
+        <w:tblLook w:firstColumn="1" w:firstRow="1" w:lastColumn="0" w:lastRow="0" w:noHBand="0" w:noVBand="1" w:val="04A0"/>
+      </w:tblPr>
+      <w:tblGrid>
+        <w:gridCol w:w="2880"/>
+        <w:gridCol w:w="2880"/>
+        <w:gridCol w:w="2880"/>
+      </w:tblGrid>
+      <w:tr>
+        <w:tc>
+          <w:tcPr>
+            <w:tcW w:type="dxa" w:w="2880"/>
+          </w:tcPr>
+          <w:p>
+            <w:r>
+              <w:t>Score</w:t>
+            </w:r>
+          </w:p>
+        </w:tc>
+        <w:tc>
+          <w:tcPr>
+            <w:tcW w:type="dxa" w:w="2880"/>
+          </w:tcPr>
+          <w:p>
+            <w:r>
+              <w:t>Comment</w:t>
+            </w:r>
+          </w:p>
+        </w:tc>
+        <w:tc>
+          <w:tcPr>
+            <w:tcW w:type="dxa" w:w="2880"/>
+          </w:tcPr>
+          <w:p>
+            <w:r>
+              <w:t>Reason</w:t>
+            </w:r>
+          </w:p>
+        </w:tc>
+      </w:tr>
+      <w:tr>
+        <w:tc>
+          <w:tcPr>
+            <w:tcW w:type="dxa" w:w="2880"/>
+          </w:tcPr>
+          <w:p>
+            <w:r>
+              <w:t>80</w:t>
+            </w:r>
+          </w:p>
+        </w:tc>
+        <w:tc>
+          <w:tcPr>
+            <w:tcW w:type="dxa" w:w="2880"/>
+          </w:tcPr>
+          <w:p>
+            <w:r>
+              <w:t>The 16 ohm is the Xc (capacitor impedance at 1 Mhz). Please review the video at 1:36</w:t>
+              <w:br/>
+              <w:br/>
+              <w:t>[Source](https://www.youtube.com/watch?v=zUyj7Xn9-sk)</w:t>
+            </w:r>
+          </w:p>
+        </w:tc>
+        <w:tc>
+          <w:tcPr>
+            <w:tcW w:type="dxa" w:w="2880"/>
+          </w:tcPr>
+          <w:p>
+            <w:r>
+              <w:t>The comment specifically mentions the frequency of interest (1 MHz) and references a video timestamp where RLC circuit analysis is discussed, which aligns with the topic's description on determining system voltage gain at that frequency.</w:t>
+            </w:r>
+          </w:p>
+        </w:tc>
+      </w:tr>
+    </w:tbl>
+    <w:p/>
     <w:sectPr>
       <w:pgSz w:w="12240" w:h="15840"/>
       <w:pgMar w:top="1440" w:right="1800" w:bottom="1440" w:left="1800" w:header="720" w:footer="720" w:gutter="0"/>

--- a/TranscriptAnalysis/results_youtube/correlation_conventional/zUyj7Xn9-sk/zUyj7Xn9-sk_correlation_topics_n0_p15_m6.docx
+++ b/TranscriptAnalysis/results_youtube/correlation_conventional/zUyj7Xn9-sk/zUyj7Xn9-sk_correlation_topics_n0_p15_m6.docx
@@ -207,6 +207,23 @@
       </w:r>
     </w:p>
     <w:p>
+      <w:r>
+        <w:rPr>
+          <w:b/>
+        </w:rPr>
+        <w:t>Correlated (true): 1 (6.2%)</w:t>
+      </w:r>
+      <w:r>
+        <w:br/>
+      </w:r>
+      <w:r>
+        <w:rPr>
+          <w:b/>
+        </w:rPr>
+        <w:t>Score &gt;= 60: 1 (6.2%)</w:t>
+      </w:r>
+    </w:p>
+    <w:p>
       <w:pPr>
         <w:pStyle w:val="Heading3"/>
       </w:pPr>
@@ -214,86 +231,50 @@
         <w:t>Top 1 Correlated Comments:</w:t>
       </w:r>
     </w:p>
-    <w:tbl>
-      <w:tblPr>
-        <w:tblStyle w:val="TableGrid"/>
-        <w:tblW w:type="auto" w:w="0"/>
-        <w:tblLayout w:type="autofit"/>
-        <w:tblLook w:firstColumn="1" w:firstRow="1" w:lastColumn="0" w:lastRow="0" w:noHBand="0" w:noVBand="1" w:val="04A0"/>
-      </w:tblPr>
-      <w:tblGrid>
-        <w:gridCol w:w="2880"/>
-        <w:gridCol w:w="2880"/>
-        <w:gridCol w:w="2880"/>
-      </w:tblGrid>
-      <w:tr>
-        <w:tc>
-          <w:tcPr>
-            <w:tcW w:type="dxa" w:w="2880"/>
-          </w:tcPr>
-          <w:p>
-            <w:r>
-              <w:t>Score</w:t>
-            </w:r>
-          </w:p>
-        </w:tc>
-        <w:tc>
-          <w:tcPr>
-            <w:tcW w:type="dxa" w:w="2880"/>
-          </w:tcPr>
-          <w:p>
-            <w:r>
-              <w:t>Comment</w:t>
-            </w:r>
-          </w:p>
-        </w:tc>
-        <w:tc>
-          <w:tcPr>
-            <w:tcW w:type="dxa" w:w="2880"/>
-          </w:tcPr>
-          <w:p>
-            <w:r>
-              <w:t>Reason</w:t>
-            </w:r>
-          </w:p>
-        </w:tc>
-      </w:tr>
-      <w:tr>
-        <w:tc>
-          <w:tcPr>
-            <w:tcW w:type="dxa" w:w="2880"/>
-          </w:tcPr>
-          <w:p>
-            <w:r>
-              <w:t>80</w:t>
-            </w:r>
-          </w:p>
-        </w:tc>
-        <w:tc>
-          <w:tcPr>
-            <w:tcW w:type="dxa" w:w="2880"/>
-          </w:tcPr>
-          <w:p>
-            <w:r>
-              <w:t>The 16 ohm is the Xc (capacitor impedance at 1 Mhz). Please review the video at 1:36</w:t>
-              <w:br/>
-              <w:br/>
-              <w:t>[Source](https://www.youtube.com/watch?v=zUyj7Xn9-sk)</w:t>
-            </w:r>
-          </w:p>
-        </w:tc>
-        <w:tc>
-          <w:tcPr>
-            <w:tcW w:type="dxa" w:w="2880"/>
-          </w:tcPr>
-          <w:p>
-            <w:r>
-              <w:t>The comment specifically mentions the frequency of interest (1 MHz) and references a video timestamp where RLC circuit analysis is discussed, which aligns with the topic's description on determining system voltage gain at that frequency.</w:t>
-            </w:r>
-          </w:p>
-        </w:tc>
-      </w:tr>
-    </w:tbl>
+    <w:p>
+      <w:r>
+        <w:rPr>
+          <w:b/>
+        </w:rPr>
+        <w:t xml:space="preserve">Score: </w:t>
+      </w:r>
+      <w:r>
+        <w:t>80</w:t>
+      </w:r>
+    </w:p>
+    <w:p>
+      <w:r>
+        <w:rPr>
+          <w:b/>
+        </w:rPr>
+        <w:t xml:space="preserve">Comment: </w:t>
+      </w:r>
+      <w:r>
+        <w:t>The 16 ohm is the Xc (capacitor impedance at 1 Mhz). Please review the video at 1:36</w:t>
+      </w:r>
+    </w:p>
+    <w:p>
+      <w:r>
+        <w:rPr>
+          <w:b/>
+        </w:rPr>
+        <w:t xml:space="preserve">Reason: </w:t>
+      </w:r>
+      <w:r>
+        <w:t>The comment specifically mentions the frequency of interest (1 MHz) and references a video timestamp where RLC circuit analysis is discussed, which aligns with the topic's description on determining system voltage gain at that frequency.</w:t>
+      </w:r>
+    </w:p>
+    <w:p>
+      <w:r>
+        <w:rPr>
+          <w:b/>
+        </w:rPr>
+        <w:t xml:space="preserve">Source: </w:t>
+      </w:r>
+      <w:r>
+        <w:t>https://www.youtube.com/watch?v=zUyj7Xn9-sk</w:t>
+      </w:r>
+    </w:p>
     <w:p/>
     <w:sectPr>
       <w:pgSz w:w="12240" w:h="15840"/>

--- a/TranscriptAnalysis/results_youtube/correlation_conventional/zUyj7Xn9-sk/zUyj7Xn9-sk_correlation_topics_n0_p15_m6.docx
+++ b/TranscriptAnalysis/results_youtube/correlation_conventional/zUyj7Xn9-sk/zUyj7Xn9-sk_correlation_topics_n0_p15_m6.docx
@@ -221,6 +221,15 @@
           <w:b/>
         </w:rPr>
         <w:t>Score &gt;= 60: 1 (6.2%)</w:t>
+      </w:r>
+      <w:r>
+        <w:br/>
+      </w:r>
+      <w:r>
+        <w:rPr>
+          <w:b/>
+        </w:rPr>
+        <w:t>Average Score (of valid matches): 80.00</w:t>
       </w:r>
     </w:p>
     <w:p>
